--- a/docs/developpement/phases/word/PHASE_03_VENTE_SANS_RESEAU_LA_TABLETTE_SCELLE_LE_SERVEUR_VERIFIE.docx
+++ b/docs/developpement/phases/word/PHASE_03_VENTE_SANS_RESEAU_LA_TABLETTE_SCELLE_LE_SERVEUR_VERIFIE.docx
@@ -20,7 +20,7 @@
       <w:r>
         <w:t xml:space="preserve">FlaiX Expert · dossier de développement · généré le 2026-10-04 depuis le dépôt </w:t>
       </w:r>
-      <w:hyperlink w:history="1" r:id="rIda7r_wovmhznxxhdvnvwfw">
+      <w:hyperlink w:history="1" r:id="rIdezpb9qjijnotvanhj5igv">
         <w:r>
           <w:rPr>
             <w:rStyle w:val="Hyperlink"/>
@@ -906,7 +906,7 @@
           <w:numId w:val="3"/>
         </w:numPr>
       </w:pPr>
-      <w:hyperlink w:history="1" r:id="rId9dhjqcmu0gkmbbandyyrl">
+      <w:hyperlink w:history="1" r:id="rIdwcuaiuv2bwa-2z930whj_">
         <w:r>
           <w:rPr>
             <w:rStyle w:val="Hyperlink"/>
@@ -954,7 +954,7 @@
       <w:r>
         <w:t xml:space="preserve"> — créé — </w:t>
       </w:r>
-      <w:hyperlink w:history="1" r:id="rIdo8bfddmu1efr6jarmxbec">
+      <w:hyperlink w:history="1" r:id="rId38f0_hhkuen0bdqvv9sl0">
         <w:r>
           <w:rPr>
             <w:rStyle w:val="Hyperlink"/>
@@ -991,7 +991,7 @@
       <w:r>
         <w:t xml:space="preserve"> — modifié — </w:t>
       </w:r>
-      <w:hyperlink w:history="1" r:id="rId6b-vbhuevvarqkjhsmjv2">
+      <w:hyperlink w:history="1" r:id="rIdnieoiimlfdetegf8xpjg_">
         <w:r>
           <w:rPr>
             <w:rStyle w:val="Hyperlink"/>
@@ -1020,7 +1020,7 @@
       <w:r>
         <w:t xml:space="preserve"> — créé — </w:t>
       </w:r>
-      <w:hyperlink w:history="1" r:id="rIdoeqarkyyoqcg5txesfqai">
+      <w:hyperlink w:history="1" r:id="rId0wzl3tonwi207patehg1y">
         <w:r>
           <w:rPr>
             <w:rStyle w:val="Hyperlink"/>
@@ -1057,7 +1057,7 @@
       <w:r>
         <w:t xml:space="preserve"> — créé — </w:t>
       </w:r>
-      <w:hyperlink w:history="1" r:id="rIdwoy9zwgdgqusup2_vdraj">
+      <w:hyperlink w:history="1" r:id="rIdhjdjiyxufhmrix0sgmtxo">
         <w:r>
           <w:rPr>
             <w:rStyle w:val="Hyperlink"/>
@@ -1086,7 +1086,7 @@
       <w:r>
         <w:t xml:space="preserve"> — modifié — </w:t>
       </w:r>
-      <w:hyperlink w:history="1" r:id="rIdboehf7npemcl_m-2ehxj0">
+      <w:hyperlink w:history="1" r:id="rIdquszzhsti9o0vwnailadf">
         <w:r>
           <w:rPr>
             <w:rStyle w:val="Hyperlink"/>
@@ -1115,7 +1115,7 @@
       <w:r>
         <w:t xml:space="preserve"> — modifié — </w:t>
       </w:r>
-      <w:hyperlink w:history="1" r:id="rId6laczse56heoofxuxx8cc">
+      <w:hyperlink w:history="1" r:id="rIdhew66w5f6ff_e57wy1p8w">
         <w:r>
           <w:rPr>
             <w:rStyle w:val="Hyperlink"/>
@@ -1144,7 +1144,7 @@
       <w:r>
         <w:t xml:space="preserve"> — modifié — </w:t>
       </w:r>
-      <w:hyperlink w:history="1" r:id="rIdqgqswwnnebppgbgfh6ffj">
+      <w:hyperlink w:history="1" r:id="rIdwfiikhtbk37zu7ca9xgdg">
         <w:r>
           <w:rPr>
             <w:rStyle w:val="Hyperlink"/>
@@ -1181,7 +1181,7 @@
       <w:r>
         <w:t xml:space="preserve"> — modifié — </w:t>
       </w:r>
-      <w:hyperlink w:history="1" r:id="rIdkq2jlhkji_thaozska9o3">
+      <w:hyperlink w:history="1" r:id="rIdvzea45rl-4lro8zboa9cx">
         <w:r>
           <w:rPr>
             <w:rStyle w:val="Hyperlink"/>
@@ -1210,7 +1210,7 @@
       <w:r>
         <w:t xml:space="preserve"> — modifié — </w:t>
       </w:r>
-      <w:hyperlink w:history="1" r:id="rIdh701ffaay0udcwi_bas3t">
+      <w:hyperlink w:history="1" r:id="rId7g58x2wwxneoy2_e4c1-j">
         <w:r>
           <w:rPr>
             <w:rStyle w:val="Hyperlink"/>
@@ -1239,7 +1239,7 @@
       <w:r>
         <w:t xml:space="preserve"> — créé — </w:t>
       </w:r>
-      <w:hyperlink w:history="1" r:id="rIdmuqpfzeusyfyl1eim3ret">
+      <w:hyperlink w:history="1" r:id="rIdcyljgplqix08nklvuancj">
         <w:r>
           <w:rPr>
             <w:rStyle w:val="Hyperlink"/>
@@ -1276,7 +1276,7 @@
       <w:r>
         <w:t xml:space="preserve"> — créé — </w:t>
       </w:r>
-      <w:hyperlink w:history="1" r:id="rIdiwpzz4kqibjxpao6lyusk">
+      <w:hyperlink w:history="1" r:id="rId8ryzgq4wyvhn1r2hiwb1y">
         <w:r>
           <w:rPr>
             <w:rStyle w:val="Hyperlink"/>
@@ -1305,7 +1305,7 @@
       <w:r>
         <w:t xml:space="preserve"> — modifié — </w:t>
       </w:r>
-      <w:hyperlink w:history="1" r:id="rIdjcpjoegmlszfqry01wn24">
+      <w:hyperlink w:history="1" r:id="rIdypezehzomdlrae11dsllx">
         <w:r>
           <w:rPr>
             <w:rStyle w:val="Hyperlink"/>
@@ -1334,7 +1334,7 @@
       <w:r>
         <w:t xml:space="preserve"> — modifié — </w:t>
       </w:r>
-      <w:hyperlink w:history="1" r:id="rIdobz-u0qb1gd2npiubc2z4">
+      <w:hyperlink w:history="1" r:id="rIdt4bmhewb5pye2tj7rk9b9">
         <w:r>
           <w:rPr>
             <w:rStyle w:val="Hyperlink"/>
@@ -1363,7 +1363,7 @@
       <w:r>
         <w:t xml:space="preserve"> — créé — </w:t>
       </w:r>
-      <w:hyperlink w:history="1" r:id="rIdlx579ib7vwcwq6t9lqduu">
+      <w:hyperlink w:history="1" r:id="rIdxuaoiuooeazjhted_6o5h">
         <w:r>
           <w:rPr>
             <w:rStyle w:val="Hyperlink"/>
@@ -1392,7 +1392,7 @@
       <w:r>
         <w:t xml:space="preserve"> — modifié — </w:t>
       </w:r>
-      <w:hyperlink w:history="1" r:id="rIdpxde5bgm4fgt_ucu3wf_a">
+      <w:hyperlink w:history="1" r:id="rIdqxhkub9uc_pg9pdtshim8">
         <w:r>
           <w:rPr>
             <w:rStyle w:val="Hyperlink"/>
@@ -1421,7 +1421,7 @@
       <w:r>
         <w:t xml:space="preserve"> — modifié — </w:t>
       </w:r>
-      <w:hyperlink w:history="1" r:id="rIduosa11l7otbuee92-u6np">
+      <w:hyperlink w:history="1" r:id="rIdd1zihcgjt1-ztmciisyqd">
         <w:r>
           <w:rPr>
             <w:rStyle w:val="Hyperlink"/>
@@ -1458,7 +1458,7 @@
       <w:r>
         <w:t xml:space="preserve"> — modifié — </w:t>
       </w:r>
-      <w:hyperlink w:history="1" r:id="rId4lwg1lkctswwldls3zmfz">
+      <w:hyperlink w:history="1" r:id="rIdb_nk44kkigqguwmx8pwfd">
         <w:r>
           <w:rPr>
             <w:rStyle w:val="Hyperlink"/>
@@ -1487,7 +1487,7 @@
       <w:r>
         <w:t xml:space="preserve"> — modifié — </w:t>
       </w:r>
-      <w:hyperlink w:history="1" r:id="rId9jerlv6ufogfucus4csuj">
+      <w:hyperlink w:history="1" r:id="rIdyeqs6yvbfei85tcr38dp0">
         <w:r>
           <w:rPr>
             <w:rStyle w:val="Hyperlink"/>
@@ -1516,7 +1516,7 @@
       <w:r>
         <w:t xml:space="preserve"> — créé — </w:t>
       </w:r>
-      <w:hyperlink w:history="1" r:id="rIdtilfiqjda1xcpu-hqx4rk">
+      <w:hyperlink w:history="1" r:id="rIdvgv3-_dwswi2aub3rxwoz">
         <w:r>
           <w:rPr>
             <w:rStyle w:val="Hyperlink"/>

--- a/docs/developpement/phases/word/PHASE_03_VENTE_SANS_RESEAU_LA_TABLETTE_SCELLE_LE_SERVEUR_VERIFIE.docx
+++ b/docs/developpement/phases/word/PHASE_03_VENTE_SANS_RESEAU_LA_TABLETTE_SCELLE_LE_SERVEUR_VERIFIE.docx
@@ -20,7 +20,7 @@
       <w:r>
         <w:t xml:space="preserve">FlaiX Expert · dossier de développement · généré le 2026-10-04 depuis le dépôt </w:t>
       </w:r>
-      <w:hyperlink w:history="1" r:id="rIdezpb9qjijnotvanhj5igv">
+      <w:hyperlink w:history="1" r:id="rId7jphpb4jnzlardiac2tx1">
         <w:r>
           <w:rPr>
             <w:rStyle w:val="Hyperlink"/>
@@ -906,7 +906,7 @@
           <w:numId w:val="3"/>
         </w:numPr>
       </w:pPr>
-      <w:hyperlink w:history="1" r:id="rIdwcuaiuv2bwa-2z930whj_">
+      <w:hyperlink w:history="1" r:id="rIdbsopvsrmkusdc2bd1kgsr">
         <w:r>
           <w:rPr>
             <w:rStyle w:val="Hyperlink"/>
@@ -954,7 +954,7 @@
       <w:r>
         <w:t xml:space="preserve"> — créé — </w:t>
       </w:r>
-      <w:hyperlink w:history="1" r:id="rId38f0_hhkuen0bdqvv9sl0">
+      <w:hyperlink w:history="1" r:id="rIdwycbmfdsxescvso4mitol">
         <w:r>
           <w:rPr>
             <w:rStyle w:val="Hyperlink"/>
@@ -991,7 +991,7 @@
       <w:r>
         <w:t xml:space="preserve"> — modifié — </w:t>
       </w:r>
-      <w:hyperlink w:history="1" r:id="rIdnieoiimlfdetegf8xpjg_">
+      <w:hyperlink w:history="1" r:id="rIdtg0xbm3c0g8kv55u63aej">
         <w:r>
           <w:rPr>
             <w:rStyle w:val="Hyperlink"/>
@@ -1020,7 +1020,7 @@
       <w:r>
         <w:t xml:space="preserve"> — créé — </w:t>
       </w:r>
-      <w:hyperlink w:history="1" r:id="rId0wzl3tonwi207patehg1y">
+      <w:hyperlink w:history="1" r:id="rIdhnloafgeoavyxpp3bza7l">
         <w:r>
           <w:rPr>
             <w:rStyle w:val="Hyperlink"/>
@@ -1057,7 +1057,7 @@
       <w:r>
         <w:t xml:space="preserve"> — créé — </w:t>
       </w:r>
-      <w:hyperlink w:history="1" r:id="rIdhjdjiyxufhmrix0sgmtxo">
+      <w:hyperlink w:history="1" r:id="rIdewgwwxp_xn33qyao3hnvq">
         <w:r>
           <w:rPr>
             <w:rStyle w:val="Hyperlink"/>
@@ -1086,7 +1086,7 @@
       <w:r>
         <w:t xml:space="preserve"> — modifié — </w:t>
       </w:r>
-      <w:hyperlink w:history="1" r:id="rIdquszzhsti9o0vwnailadf">
+      <w:hyperlink w:history="1" r:id="rIdu7lkmidekamwut5dipfvf">
         <w:r>
           <w:rPr>
             <w:rStyle w:val="Hyperlink"/>
@@ -1115,7 +1115,7 @@
       <w:r>
         <w:t xml:space="preserve"> — modifié — </w:t>
       </w:r>
-      <w:hyperlink w:history="1" r:id="rIdhew66w5f6ff_e57wy1p8w">
+      <w:hyperlink w:history="1" r:id="rId7fl2vm8fewk4vjqzenml0">
         <w:r>
           <w:rPr>
             <w:rStyle w:val="Hyperlink"/>
@@ -1144,7 +1144,7 @@
       <w:r>
         <w:t xml:space="preserve"> — modifié — </w:t>
       </w:r>
-      <w:hyperlink w:history="1" r:id="rIdwfiikhtbk37zu7ca9xgdg">
+      <w:hyperlink w:history="1" r:id="rIdrdogbs95_sh7fid8fmviu">
         <w:r>
           <w:rPr>
             <w:rStyle w:val="Hyperlink"/>
@@ -1181,7 +1181,7 @@
       <w:r>
         <w:t xml:space="preserve"> — modifié — </w:t>
       </w:r>
-      <w:hyperlink w:history="1" r:id="rIdvzea45rl-4lro8zboa9cx">
+      <w:hyperlink w:history="1" r:id="rIdhjgc_ho_m_rbdfccuq5sl">
         <w:r>
           <w:rPr>
             <w:rStyle w:val="Hyperlink"/>
@@ -1210,7 +1210,7 @@
       <w:r>
         <w:t xml:space="preserve"> — modifié — </w:t>
       </w:r>
-      <w:hyperlink w:history="1" r:id="rId7g58x2wwxneoy2_e4c1-j">
+      <w:hyperlink w:history="1" r:id="rId3l2k9xn1ppllqpfnlq9ps">
         <w:r>
           <w:rPr>
             <w:rStyle w:val="Hyperlink"/>
@@ -1239,7 +1239,7 @@
       <w:r>
         <w:t xml:space="preserve"> — créé — </w:t>
       </w:r>
-      <w:hyperlink w:history="1" r:id="rIdcyljgplqix08nklvuancj">
+      <w:hyperlink w:history="1" r:id="rId1galx-lvqasfg-ndclvok">
         <w:r>
           <w:rPr>
             <w:rStyle w:val="Hyperlink"/>
@@ -1276,7 +1276,7 @@
       <w:r>
         <w:t xml:space="preserve"> — créé — </w:t>
       </w:r>
-      <w:hyperlink w:history="1" r:id="rId8ryzgq4wyvhn1r2hiwb1y">
+      <w:hyperlink w:history="1" r:id="rIddeqrbqjvn3ns2rg2-hr1w">
         <w:r>
           <w:rPr>
             <w:rStyle w:val="Hyperlink"/>
@@ -1305,7 +1305,7 @@
       <w:r>
         <w:t xml:space="preserve"> — modifié — </w:t>
       </w:r>
-      <w:hyperlink w:history="1" r:id="rIdypezehzomdlrae11dsllx">
+      <w:hyperlink w:history="1" r:id="rIdpytd5okrlekx62b1sg0gw">
         <w:r>
           <w:rPr>
             <w:rStyle w:val="Hyperlink"/>
@@ -1334,7 +1334,7 @@
       <w:r>
         <w:t xml:space="preserve"> — modifié — </w:t>
       </w:r>
-      <w:hyperlink w:history="1" r:id="rIdt4bmhewb5pye2tj7rk9b9">
+      <w:hyperlink w:history="1" r:id="rIdrwu58-5it9ijar0lvamxx">
         <w:r>
           <w:rPr>
             <w:rStyle w:val="Hyperlink"/>
@@ -1363,7 +1363,7 @@
       <w:r>
         <w:t xml:space="preserve"> — créé — </w:t>
       </w:r>
-      <w:hyperlink w:history="1" r:id="rIdxuaoiuooeazjhted_6o5h">
+      <w:hyperlink w:history="1" r:id="rIdzrgl_rvd5iz_ff6k0g60q">
         <w:r>
           <w:rPr>
             <w:rStyle w:val="Hyperlink"/>
@@ -1392,7 +1392,7 @@
       <w:r>
         <w:t xml:space="preserve"> — modifié — </w:t>
       </w:r>
-      <w:hyperlink w:history="1" r:id="rIdqxhkub9uc_pg9pdtshim8">
+      <w:hyperlink w:history="1" r:id="rIdwin-nyalimxsr2oy3tpci">
         <w:r>
           <w:rPr>
             <w:rStyle w:val="Hyperlink"/>
@@ -1421,7 +1421,7 @@
       <w:r>
         <w:t xml:space="preserve"> — modifié — </w:t>
       </w:r>
-      <w:hyperlink w:history="1" r:id="rIdd1zihcgjt1-ztmciisyqd">
+      <w:hyperlink w:history="1" r:id="rIdhyzul9tg_1rxvxrlerl3p">
         <w:r>
           <w:rPr>
             <w:rStyle w:val="Hyperlink"/>
@@ -1458,7 +1458,7 @@
       <w:r>
         <w:t xml:space="preserve"> — modifié — </w:t>
       </w:r>
-      <w:hyperlink w:history="1" r:id="rIdb_nk44kkigqguwmx8pwfd">
+      <w:hyperlink w:history="1" r:id="rIdlr10ebqic34jt4j_18yk2">
         <w:r>
           <w:rPr>
             <w:rStyle w:val="Hyperlink"/>
@@ -1487,7 +1487,7 @@
       <w:r>
         <w:t xml:space="preserve"> — modifié — </w:t>
       </w:r>
-      <w:hyperlink w:history="1" r:id="rIdyeqs6yvbfei85tcr38dp0">
+      <w:hyperlink w:history="1" r:id="rId6j4qialzb5-ekoyskhot2">
         <w:r>
           <w:rPr>
             <w:rStyle w:val="Hyperlink"/>
@@ -1516,7 +1516,7 @@
       <w:r>
         <w:t xml:space="preserve"> — créé — </w:t>
       </w:r>
-      <w:hyperlink w:history="1" r:id="rIdvgv3-_dwswi2aub3rxwoz">
+      <w:hyperlink w:history="1" r:id="rIdwckcnd3ezkghatcax_4ei">
         <w:r>
           <w:rPr>
             <w:rStyle w:val="Hyperlink"/>

--- a/docs/developpement/phases/word/PHASE_03_VENTE_SANS_RESEAU_LA_TABLETTE_SCELLE_LE_SERVEUR_VERIFIE.docx
+++ b/docs/developpement/phases/word/PHASE_03_VENTE_SANS_RESEAU_LA_TABLETTE_SCELLE_LE_SERVEUR_VERIFIE.docx
@@ -20,7 +20,7 @@
       <w:r>
         <w:t xml:space="preserve">FlaiX Expert · dossier de développement · généré le 2026-10-04 depuis le dépôt </w:t>
       </w:r>
-      <w:hyperlink w:history="1" r:id="rId7jphpb4jnzlardiac2tx1">
+      <w:hyperlink w:history="1" r:id="rId-l-6uur05pkqu3jwip0jt">
         <w:r>
           <w:rPr>
             <w:rStyle w:val="Hyperlink"/>
@@ -906,7 +906,7 @@
           <w:numId w:val="3"/>
         </w:numPr>
       </w:pPr>
-      <w:hyperlink w:history="1" r:id="rIdbsopvsrmkusdc2bd1kgsr">
+      <w:hyperlink w:history="1" r:id="rIdqogxoqw36ex73jljetsmk">
         <w:r>
           <w:rPr>
             <w:rStyle w:val="Hyperlink"/>
@@ -954,7 +954,7 @@
       <w:r>
         <w:t xml:space="preserve"> — créé — </w:t>
       </w:r>
-      <w:hyperlink w:history="1" r:id="rIdwycbmfdsxescvso4mitol">
+      <w:hyperlink w:history="1" r:id="rIdb8lajde9thdizwt22ydut">
         <w:r>
           <w:rPr>
             <w:rStyle w:val="Hyperlink"/>
@@ -991,7 +991,7 @@
       <w:r>
         <w:t xml:space="preserve"> — modifié — </w:t>
       </w:r>
-      <w:hyperlink w:history="1" r:id="rIdtg0xbm3c0g8kv55u63aej">
+      <w:hyperlink w:history="1" r:id="rIdvdwz_e4ggaia27fwa_l7k">
         <w:r>
           <w:rPr>
             <w:rStyle w:val="Hyperlink"/>
@@ -1020,7 +1020,7 @@
       <w:r>
         <w:t xml:space="preserve"> — créé — </w:t>
       </w:r>
-      <w:hyperlink w:history="1" r:id="rIdhnloafgeoavyxpp3bza7l">
+      <w:hyperlink w:history="1" r:id="rId17zdqywgtpurpt9ggedj4">
         <w:r>
           <w:rPr>
             <w:rStyle w:val="Hyperlink"/>
@@ -1057,7 +1057,7 @@
       <w:r>
         <w:t xml:space="preserve"> — créé — </w:t>
       </w:r>
-      <w:hyperlink w:history="1" r:id="rIdewgwwxp_xn33qyao3hnvq">
+      <w:hyperlink w:history="1" r:id="rId04ymk-6lam9ulvxsyumm_">
         <w:r>
           <w:rPr>
             <w:rStyle w:val="Hyperlink"/>
@@ -1086,7 +1086,7 @@
       <w:r>
         <w:t xml:space="preserve"> — modifié — </w:t>
       </w:r>
-      <w:hyperlink w:history="1" r:id="rIdu7lkmidekamwut5dipfvf">
+      <w:hyperlink w:history="1" r:id="rIdtttxsxr4qvtdaavpg6nbl">
         <w:r>
           <w:rPr>
             <w:rStyle w:val="Hyperlink"/>
@@ -1115,7 +1115,7 @@
       <w:r>
         <w:t xml:space="preserve"> — modifié — </w:t>
       </w:r>
-      <w:hyperlink w:history="1" r:id="rId7fl2vm8fewk4vjqzenml0">
+      <w:hyperlink w:history="1" r:id="rIdeeic8yysx26fdlbfm_xrq">
         <w:r>
           <w:rPr>
             <w:rStyle w:val="Hyperlink"/>
@@ -1144,7 +1144,7 @@
       <w:r>
         <w:t xml:space="preserve"> — modifié — </w:t>
       </w:r>
-      <w:hyperlink w:history="1" r:id="rIdrdogbs95_sh7fid8fmviu">
+      <w:hyperlink w:history="1" r:id="rIdmnb6-vmqywtst-qpyyqzs">
         <w:r>
           <w:rPr>
             <w:rStyle w:val="Hyperlink"/>
@@ -1181,7 +1181,7 @@
       <w:r>
         <w:t xml:space="preserve"> — modifié — </w:t>
       </w:r>
-      <w:hyperlink w:history="1" r:id="rIdhjgc_ho_m_rbdfccuq5sl">
+      <w:hyperlink w:history="1" r:id="rIdpnqdmmeyfsqt91a6m7hde">
         <w:r>
           <w:rPr>
             <w:rStyle w:val="Hyperlink"/>
@@ -1210,7 +1210,7 @@
       <w:r>
         <w:t xml:space="preserve"> — modifié — </w:t>
       </w:r>
-      <w:hyperlink w:history="1" r:id="rId3l2k9xn1ppllqpfnlq9ps">
+      <w:hyperlink w:history="1" r:id="rId5kb5va9sdchqolym9bcyt">
         <w:r>
           <w:rPr>
             <w:rStyle w:val="Hyperlink"/>
@@ -1239,7 +1239,7 @@
       <w:r>
         <w:t xml:space="preserve"> — créé — </w:t>
       </w:r>
-      <w:hyperlink w:history="1" r:id="rId1galx-lvqasfg-ndclvok">
+      <w:hyperlink w:history="1" r:id="rId60v3ajnx8nvgnhxthh9lx">
         <w:r>
           <w:rPr>
             <w:rStyle w:val="Hyperlink"/>
@@ -1276,7 +1276,7 @@
       <w:r>
         <w:t xml:space="preserve"> — créé — </w:t>
       </w:r>
-      <w:hyperlink w:history="1" r:id="rIddeqrbqjvn3ns2rg2-hr1w">
+      <w:hyperlink w:history="1" r:id="rIdzztprco4lhmjgh1rmkc-p">
         <w:r>
           <w:rPr>
             <w:rStyle w:val="Hyperlink"/>
@@ -1305,7 +1305,7 @@
       <w:r>
         <w:t xml:space="preserve"> — modifié — </w:t>
       </w:r>
-      <w:hyperlink w:history="1" r:id="rIdpytd5okrlekx62b1sg0gw">
+      <w:hyperlink w:history="1" r:id="rIdtinttuojwt_2fgckiui6f">
         <w:r>
           <w:rPr>
             <w:rStyle w:val="Hyperlink"/>
@@ -1334,7 +1334,7 @@
       <w:r>
         <w:t xml:space="preserve"> — modifié — </w:t>
       </w:r>
-      <w:hyperlink w:history="1" r:id="rIdrwu58-5it9ijar0lvamxx">
+      <w:hyperlink w:history="1" r:id="rIdnnusmlsrnjt-gayuluevg">
         <w:r>
           <w:rPr>
             <w:rStyle w:val="Hyperlink"/>
@@ -1363,7 +1363,7 @@
       <w:r>
         <w:t xml:space="preserve"> — créé — </w:t>
       </w:r>
-      <w:hyperlink w:history="1" r:id="rIdzrgl_rvd5iz_ff6k0g60q">
+      <w:hyperlink w:history="1" r:id="rIdvf_cnv_6el_7yiv22h0ne">
         <w:r>
           <w:rPr>
             <w:rStyle w:val="Hyperlink"/>
@@ -1392,7 +1392,7 @@
       <w:r>
         <w:t xml:space="preserve"> — modifié — </w:t>
       </w:r>
-      <w:hyperlink w:history="1" r:id="rIdwin-nyalimxsr2oy3tpci">
+      <w:hyperlink w:history="1" r:id="rIdxxvjgqabn6iv4rrwgn1sj">
         <w:r>
           <w:rPr>
             <w:rStyle w:val="Hyperlink"/>
@@ -1421,7 +1421,7 @@
       <w:r>
         <w:t xml:space="preserve"> — modifié — </w:t>
       </w:r>
-      <w:hyperlink w:history="1" r:id="rIdhyzul9tg_1rxvxrlerl3p">
+      <w:hyperlink w:history="1" r:id="rIdlfbnldcsbsstqdepdyomq">
         <w:r>
           <w:rPr>
             <w:rStyle w:val="Hyperlink"/>
@@ -1458,7 +1458,7 @@
       <w:r>
         <w:t xml:space="preserve"> — modifié — </w:t>
       </w:r>
-      <w:hyperlink w:history="1" r:id="rIdlr10ebqic34jt4j_18yk2">
+      <w:hyperlink w:history="1" r:id="rIdpecp9vwl8u5wy94ifwoaz">
         <w:r>
           <w:rPr>
             <w:rStyle w:val="Hyperlink"/>
@@ -1487,7 +1487,7 @@
       <w:r>
         <w:t xml:space="preserve"> — modifié — </w:t>
       </w:r>
-      <w:hyperlink w:history="1" r:id="rId6j4qialzb5-ekoyskhot2">
+      <w:hyperlink w:history="1" r:id="rIdceuyp8tr58t_q5iqsdpqm">
         <w:r>
           <w:rPr>
             <w:rStyle w:val="Hyperlink"/>
@@ -1516,7 +1516,7 @@
       <w:r>
         <w:t xml:space="preserve"> — créé — </w:t>
       </w:r>
-      <w:hyperlink w:history="1" r:id="rIdwckcnd3ezkghatcax_4ei">
+      <w:hyperlink w:history="1" r:id="rIdz-tzkybsyhrgyrzkxjarw">
         <w:r>
           <w:rPr>
             <w:rStyle w:val="Hyperlink"/>

--- a/docs/developpement/phases/word/PHASE_03_VENTE_SANS_RESEAU_LA_TABLETTE_SCELLE_LE_SERVEUR_VERIFIE.docx
+++ b/docs/developpement/phases/word/PHASE_03_VENTE_SANS_RESEAU_LA_TABLETTE_SCELLE_LE_SERVEUR_VERIFIE.docx
@@ -20,7 +20,7 @@
       <w:r>
         <w:t xml:space="preserve">FlaiX Expert · dossier de développement · généré le 2026-10-04 depuis le dépôt </w:t>
       </w:r>
-      <w:hyperlink w:history="1" r:id="rId-l-6uur05pkqu3jwip0jt">
+      <w:hyperlink w:history="1" r:id="rId8aop9hdn5fin_nth6bfdr">
         <w:r>
           <w:rPr>
             <w:rStyle w:val="Hyperlink"/>
@@ -906,7 +906,7 @@
           <w:numId w:val="3"/>
         </w:numPr>
       </w:pPr>
-      <w:hyperlink w:history="1" r:id="rIdqogxoqw36ex73jljetsmk">
+      <w:hyperlink w:history="1" r:id="rId7-cybiivsrrmev80nde1x">
         <w:r>
           <w:rPr>
             <w:rStyle w:val="Hyperlink"/>
@@ -954,7 +954,7 @@
       <w:r>
         <w:t xml:space="preserve"> — créé — </w:t>
       </w:r>
-      <w:hyperlink w:history="1" r:id="rIdb8lajde9thdizwt22ydut">
+      <w:hyperlink w:history="1" r:id="rIdegcdf6dcfm7ov6hlvh8pw">
         <w:r>
           <w:rPr>
             <w:rStyle w:val="Hyperlink"/>
@@ -991,7 +991,7 @@
       <w:r>
         <w:t xml:space="preserve"> — modifié — </w:t>
       </w:r>
-      <w:hyperlink w:history="1" r:id="rIdvdwz_e4ggaia27fwa_l7k">
+      <w:hyperlink w:history="1" r:id="rIde0ru7gcu7rmjdcqfdfklw">
         <w:r>
           <w:rPr>
             <w:rStyle w:val="Hyperlink"/>
@@ -1020,7 +1020,7 @@
       <w:r>
         <w:t xml:space="preserve"> — créé — </w:t>
       </w:r>
-      <w:hyperlink w:history="1" r:id="rId17zdqywgtpurpt9ggedj4">
+      <w:hyperlink w:history="1" r:id="rId2smguwmqovwzu5ufp5y70">
         <w:r>
           <w:rPr>
             <w:rStyle w:val="Hyperlink"/>
@@ -1057,7 +1057,7 @@
       <w:r>
         <w:t xml:space="preserve"> — créé — </w:t>
       </w:r>
-      <w:hyperlink w:history="1" r:id="rId04ymk-6lam9ulvxsyumm_">
+      <w:hyperlink w:history="1" r:id="rIdbh6-iktjlwtgfzm8wnlvp">
         <w:r>
           <w:rPr>
             <w:rStyle w:val="Hyperlink"/>
@@ -1086,7 +1086,7 @@
       <w:r>
         <w:t xml:space="preserve"> — modifié — </w:t>
       </w:r>
-      <w:hyperlink w:history="1" r:id="rIdtttxsxr4qvtdaavpg6nbl">
+      <w:hyperlink w:history="1" r:id="rIdabhfrqgtzdysiue0dt2hc">
         <w:r>
           <w:rPr>
             <w:rStyle w:val="Hyperlink"/>
@@ -1115,7 +1115,7 @@
       <w:r>
         <w:t xml:space="preserve"> — modifié — </w:t>
       </w:r>
-      <w:hyperlink w:history="1" r:id="rIdeeic8yysx26fdlbfm_xrq">
+      <w:hyperlink w:history="1" r:id="rIdufzcd1-ykwhx8dy2bhguj">
         <w:r>
           <w:rPr>
             <w:rStyle w:val="Hyperlink"/>
@@ -1144,7 +1144,7 @@
       <w:r>
         <w:t xml:space="preserve"> — modifié — </w:t>
       </w:r>
-      <w:hyperlink w:history="1" r:id="rIdmnb6-vmqywtst-qpyyqzs">
+      <w:hyperlink w:history="1" r:id="rIdwdnjj8-_bnfwhpn5ibb-o">
         <w:r>
           <w:rPr>
             <w:rStyle w:val="Hyperlink"/>
@@ -1181,7 +1181,7 @@
       <w:r>
         <w:t xml:space="preserve"> — modifié — </w:t>
       </w:r>
-      <w:hyperlink w:history="1" r:id="rIdpnqdmmeyfsqt91a6m7hde">
+      <w:hyperlink w:history="1" r:id="rId4_cucihum7ojvishqivwz">
         <w:r>
           <w:rPr>
             <w:rStyle w:val="Hyperlink"/>
@@ -1210,7 +1210,7 @@
       <w:r>
         <w:t xml:space="preserve"> — modifié — </w:t>
       </w:r>
-      <w:hyperlink w:history="1" r:id="rId5kb5va9sdchqolym9bcyt">
+      <w:hyperlink w:history="1" r:id="rIdwx5cbg9zpm6ndyalypq-y">
         <w:r>
           <w:rPr>
             <w:rStyle w:val="Hyperlink"/>
@@ -1239,7 +1239,7 @@
       <w:r>
         <w:t xml:space="preserve"> — créé — </w:t>
       </w:r>
-      <w:hyperlink w:history="1" r:id="rId60v3ajnx8nvgnhxthh9lx">
+      <w:hyperlink w:history="1" r:id="rIdbjnxippwcuydiy81dk6kb">
         <w:r>
           <w:rPr>
             <w:rStyle w:val="Hyperlink"/>
@@ -1276,7 +1276,7 @@
       <w:r>
         <w:t xml:space="preserve"> — créé — </w:t>
       </w:r>
-      <w:hyperlink w:history="1" r:id="rIdzztprco4lhmjgh1rmkc-p">
+      <w:hyperlink w:history="1" r:id="rIdxtspt4qi-9knduszdybb-">
         <w:r>
           <w:rPr>
             <w:rStyle w:val="Hyperlink"/>
@@ -1305,7 +1305,7 @@
       <w:r>
         <w:t xml:space="preserve"> — modifié — </w:t>
       </w:r>
-      <w:hyperlink w:history="1" r:id="rIdtinttuojwt_2fgckiui6f">
+      <w:hyperlink w:history="1" r:id="rIdhcj5s27omhrbi9uonhdio">
         <w:r>
           <w:rPr>
             <w:rStyle w:val="Hyperlink"/>
@@ -1334,7 +1334,7 @@
       <w:r>
         <w:t xml:space="preserve"> — modifié — </w:t>
       </w:r>
-      <w:hyperlink w:history="1" r:id="rIdnnusmlsrnjt-gayuluevg">
+      <w:hyperlink w:history="1" r:id="rIdbbows1av-2kr5qmlphdo2">
         <w:r>
           <w:rPr>
             <w:rStyle w:val="Hyperlink"/>
@@ -1363,7 +1363,7 @@
       <w:r>
         <w:t xml:space="preserve"> — créé — </w:t>
       </w:r>
-      <w:hyperlink w:history="1" r:id="rIdvf_cnv_6el_7yiv22h0ne">
+      <w:hyperlink w:history="1" r:id="rIdwitf3umpyspvicqqekrwk">
         <w:r>
           <w:rPr>
             <w:rStyle w:val="Hyperlink"/>
@@ -1392,7 +1392,7 @@
       <w:r>
         <w:t xml:space="preserve"> — modifié — </w:t>
       </w:r>
-      <w:hyperlink w:history="1" r:id="rIdxxvjgqabn6iv4rrwgn1sj">
+      <w:hyperlink w:history="1" r:id="rIdhuswpqohefffrhmivfvkk">
         <w:r>
           <w:rPr>
             <w:rStyle w:val="Hyperlink"/>
@@ -1421,7 +1421,7 @@
       <w:r>
         <w:t xml:space="preserve"> — modifié — </w:t>
       </w:r>
-      <w:hyperlink w:history="1" r:id="rIdlfbnldcsbsstqdepdyomq">
+      <w:hyperlink w:history="1" r:id="rIdzmywddx0eduxoyz_d777b">
         <w:r>
           <w:rPr>
             <w:rStyle w:val="Hyperlink"/>
@@ -1458,7 +1458,7 @@
       <w:r>
         <w:t xml:space="preserve"> — modifié — </w:t>
       </w:r>
-      <w:hyperlink w:history="1" r:id="rIdpecp9vwl8u5wy94ifwoaz">
+      <w:hyperlink w:history="1" r:id="rIdvoywtyqsj_dck6s_wggmd">
         <w:r>
           <w:rPr>
             <w:rStyle w:val="Hyperlink"/>
@@ -1487,7 +1487,7 @@
       <w:r>
         <w:t xml:space="preserve"> — modifié — </w:t>
       </w:r>
-      <w:hyperlink w:history="1" r:id="rIdceuyp8tr58t_q5iqsdpqm">
+      <w:hyperlink w:history="1" r:id="rIdkfdd4vuqvyp15sawmwf9h">
         <w:r>
           <w:rPr>
             <w:rStyle w:val="Hyperlink"/>
@@ -1516,7 +1516,7 @@
       <w:r>
         <w:t xml:space="preserve"> — créé — </w:t>
       </w:r>
-      <w:hyperlink w:history="1" r:id="rIdz-tzkybsyhrgyrzkxjarw">
+      <w:hyperlink w:history="1" r:id="rIddkuxgfl1curqvwurpurnz">
         <w:r>
           <w:rPr>
             <w:rStyle w:val="Hyperlink"/>

--- a/docs/developpement/phases/word/PHASE_03_VENTE_SANS_RESEAU_LA_TABLETTE_SCELLE_LE_SERVEUR_VERIFIE.docx
+++ b/docs/developpement/phases/word/PHASE_03_VENTE_SANS_RESEAU_LA_TABLETTE_SCELLE_LE_SERVEUR_VERIFIE.docx
@@ -20,7 +20,7 @@
       <w:r>
         <w:t xml:space="preserve">FlaiX Expert · dossier de développement · généré le 2026-10-04 depuis le dépôt </w:t>
       </w:r>
-      <w:hyperlink w:history="1" r:id="rId8aop9hdn5fin_nth6bfdr">
+      <w:hyperlink w:history="1" r:id="rIdp5apbbxdzje_-odwpnk_x">
         <w:r>
           <w:rPr>
             <w:rStyle w:val="Hyperlink"/>
@@ -906,7 +906,7 @@
           <w:numId w:val="3"/>
         </w:numPr>
       </w:pPr>
-      <w:hyperlink w:history="1" r:id="rId7-cybiivsrrmev80nde1x">
+      <w:hyperlink w:history="1" r:id="rIdcjbxjmxm2adqeksw0thvb">
         <w:r>
           <w:rPr>
             <w:rStyle w:val="Hyperlink"/>
@@ -954,7 +954,7 @@
       <w:r>
         <w:t xml:space="preserve"> — créé — </w:t>
       </w:r>
-      <w:hyperlink w:history="1" r:id="rIdegcdf6dcfm7ov6hlvh8pw">
+      <w:hyperlink w:history="1" r:id="rIdddeaae--eyosx-fnq_rfh">
         <w:r>
           <w:rPr>
             <w:rStyle w:val="Hyperlink"/>
@@ -991,7 +991,7 @@
       <w:r>
         <w:t xml:space="preserve"> — modifié — </w:t>
       </w:r>
-      <w:hyperlink w:history="1" r:id="rIde0ru7gcu7rmjdcqfdfklw">
+      <w:hyperlink w:history="1" r:id="rIdpieas0zeoziejscsxkdoo">
         <w:r>
           <w:rPr>
             <w:rStyle w:val="Hyperlink"/>
@@ -1020,7 +1020,7 @@
       <w:r>
         <w:t xml:space="preserve"> — créé — </w:t>
       </w:r>
-      <w:hyperlink w:history="1" r:id="rId2smguwmqovwzu5ufp5y70">
+      <w:hyperlink w:history="1" r:id="rIdl2tpvkeefamnmeswc83m5">
         <w:r>
           <w:rPr>
             <w:rStyle w:val="Hyperlink"/>
@@ -1057,7 +1057,7 @@
       <w:r>
         <w:t xml:space="preserve"> — créé — </w:t>
       </w:r>
-      <w:hyperlink w:history="1" r:id="rIdbh6-iktjlwtgfzm8wnlvp">
+      <w:hyperlink w:history="1" r:id="rIdjb-h6slkksfgbkllib7k2">
         <w:r>
           <w:rPr>
             <w:rStyle w:val="Hyperlink"/>
@@ -1086,7 +1086,7 @@
       <w:r>
         <w:t xml:space="preserve"> — modifié — </w:t>
       </w:r>
-      <w:hyperlink w:history="1" r:id="rIdabhfrqgtzdysiue0dt2hc">
+      <w:hyperlink w:history="1" r:id="rIdq2dtjqgq7tfl8p5zpbwne">
         <w:r>
           <w:rPr>
             <w:rStyle w:val="Hyperlink"/>
@@ -1115,7 +1115,7 @@
       <w:r>
         <w:t xml:space="preserve"> — modifié — </w:t>
       </w:r>
-      <w:hyperlink w:history="1" r:id="rIdufzcd1-ykwhx8dy2bhguj">
+      <w:hyperlink w:history="1" r:id="rIdvifrlohm8z-opgroqaa4p">
         <w:r>
           <w:rPr>
             <w:rStyle w:val="Hyperlink"/>
@@ -1144,7 +1144,7 @@
       <w:r>
         <w:t xml:space="preserve"> — modifié — </w:t>
       </w:r>
-      <w:hyperlink w:history="1" r:id="rIdwdnjj8-_bnfwhpn5ibb-o">
+      <w:hyperlink w:history="1" r:id="rIdc2ghyvswm2rimq2iztpan">
         <w:r>
           <w:rPr>
             <w:rStyle w:val="Hyperlink"/>
@@ -1181,7 +1181,7 @@
       <w:r>
         <w:t xml:space="preserve"> — modifié — </w:t>
       </w:r>
-      <w:hyperlink w:history="1" r:id="rId4_cucihum7ojvishqivwz">
+      <w:hyperlink w:history="1" r:id="rIdlqs8zrdpujxgrqrdk63if">
         <w:r>
           <w:rPr>
             <w:rStyle w:val="Hyperlink"/>
@@ -1210,7 +1210,7 @@
       <w:r>
         <w:t xml:space="preserve"> — modifié — </w:t>
       </w:r>
-      <w:hyperlink w:history="1" r:id="rIdwx5cbg9zpm6ndyalypq-y">
+      <w:hyperlink w:history="1" r:id="rIdu4taqs3r7jhillzeutn6m">
         <w:r>
           <w:rPr>
             <w:rStyle w:val="Hyperlink"/>
@@ -1239,7 +1239,7 @@
       <w:r>
         <w:t xml:space="preserve"> — créé — </w:t>
       </w:r>
-      <w:hyperlink w:history="1" r:id="rIdbjnxippwcuydiy81dk6kb">
+      <w:hyperlink w:history="1" r:id="rIdwayxzl7xzjszbe64aatye">
         <w:r>
           <w:rPr>
             <w:rStyle w:val="Hyperlink"/>
@@ -1276,7 +1276,7 @@
       <w:r>
         <w:t xml:space="preserve"> — créé — </w:t>
       </w:r>
-      <w:hyperlink w:history="1" r:id="rIdxtspt4qi-9knduszdybb-">
+      <w:hyperlink w:history="1" r:id="rIdcu0pw1xtjindeleafdkxb">
         <w:r>
           <w:rPr>
             <w:rStyle w:val="Hyperlink"/>
@@ -1305,7 +1305,7 @@
       <w:r>
         <w:t xml:space="preserve"> — modifié — </w:t>
       </w:r>
-      <w:hyperlink w:history="1" r:id="rIdhcj5s27omhrbi9uonhdio">
+      <w:hyperlink w:history="1" r:id="rIdtiqr_jvq5gdktfmdw1hhz">
         <w:r>
           <w:rPr>
             <w:rStyle w:val="Hyperlink"/>
@@ -1334,7 +1334,7 @@
       <w:r>
         <w:t xml:space="preserve"> — modifié — </w:t>
       </w:r>
-      <w:hyperlink w:history="1" r:id="rIdbbows1av-2kr5qmlphdo2">
+      <w:hyperlink w:history="1" r:id="rIdoczyf9i6guw63m4qdnoop">
         <w:r>
           <w:rPr>
             <w:rStyle w:val="Hyperlink"/>
@@ -1363,7 +1363,7 @@
       <w:r>
         <w:t xml:space="preserve"> — créé — </w:t>
       </w:r>
-      <w:hyperlink w:history="1" r:id="rIdwitf3umpyspvicqqekrwk">
+      <w:hyperlink w:history="1" r:id="rIddwre9a984ks4sa-j8jkjk">
         <w:r>
           <w:rPr>
             <w:rStyle w:val="Hyperlink"/>
@@ -1392,7 +1392,7 @@
       <w:r>
         <w:t xml:space="preserve"> — modifié — </w:t>
       </w:r>
-      <w:hyperlink w:history="1" r:id="rIdhuswpqohefffrhmivfvkk">
+      <w:hyperlink w:history="1" r:id="rIdxuzsjmyax7ogk-i3uehcz">
         <w:r>
           <w:rPr>
             <w:rStyle w:val="Hyperlink"/>
@@ -1421,7 +1421,7 @@
       <w:r>
         <w:t xml:space="preserve"> — modifié — </w:t>
       </w:r>
-      <w:hyperlink w:history="1" r:id="rIdzmywddx0eduxoyz_d777b">
+      <w:hyperlink w:history="1" r:id="rIduf8kb-u2uxvwsd_hrnzo9">
         <w:r>
           <w:rPr>
             <w:rStyle w:val="Hyperlink"/>
@@ -1458,7 +1458,7 @@
       <w:r>
         <w:t xml:space="preserve"> — modifié — </w:t>
       </w:r>
-      <w:hyperlink w:history="1" r:id="rIdvoywtyqsj_dck6s_wggmd">
+      <w:hyperlink w:history="1" r:id="rIdfbaxlxxoymvcogpjq_yf2">
         <w:r>
           <w:rPr>
             <w:rStyle w:val="Hyperlink"/>
@@ -1487,7 +1487,7 @@
       <w:r>
         <w:t xml:space="preserve"> — modifié — </w:t>
       </w:r>
-      <w:hyperlink w:history="1" r:id="rIdkfdd4vuqvyp15sawmwf9h">
+      <w:hyperlink w:history="1" r:id="rIdcc6k0b4ezp6d0e2hqzghj">
         <w:r>
           <w:rPr>
             <w:rStyle w:val="Hyperlink"/>
@@ -1516,7 +1516,7 @@
       <w:r>
         <w:t xml:space="preserve"> — créé — </w:t>
       </w:r>
-      <w:hyperlink w:history="1" r:id="rIddkuxgfl1curqvwurpurnz">
+      <w:hyperlink w:history="1" r:id="rId3mn3sehgb2ljgcfp0rqev">
         <w:r>
           <w:rPr>
             <w:rStyle w:val="Hyperlink"/>

--- a/docs/developpement/phases/word/PHASE_03_VENTE_SANS_RESEAU_LA_TABLETTE_SCELLE_LE_SERVEUR_VERIFIE.docx
+++ b/docs/developpement/phases/word/PHASE_03_VENTE_SANS_RESEAU_LA_TABLETTE_SCELLE_LE_SERVEUR_VERIFIE.docx
@@ -20,7 +20,7 @@
       <w:r>
         <w:t xml:space="preserve">FlaiX Expert · dossier de développement · généré le 2026-10-04 depuis le dépôt </w:t>
       </w:r>
-      <w:hyperlink w:history="1" r:id="rIdp5apbbxdzje_-odwpnk_x">
+      <w:hyperlink w:history="1" r:id="rIdohza8qvsyhfiltvpg8z-m">
         <w:r>
           <w:rPr>
             <w:rStyle w:val="Hyperlink"/>
@@ -906,7 +906,7 @@
           <w:numId w:val="3"/>
         </w:numPr>
       </w:pPr>
-      <w:hyperlink w:history="1" r:id="rIdcjbxjmxm2adqeksw0thvb">
+      <w:hyperlink w:history="1" r:id="rIdfibcpssgjznkarz6tlyut">
         <w:r>
           <w:rPr>
             <w:rStyle w:val="Hyperlink"/>
@@ -954,7 +954,7 @@
       <w:r>
         <w:t xml:space="preserve"> — créé — </w:t>
       </w:r>
-      <w:hyperlink w:history="1" r:id="rIdddeaae--eyosx-fnq_rfh">
+      <w:hyperlink w:history="1" r:id="rId5yzdms_6dtkklopuo9mih">
         <w:r>
           <w:rPr>
             <w:rStyle w:val="Hyperlink"/>
@@ -991,7 +991,7 @@
       <w:r>
         <w:t xml:space="preserve"> — modifié — </w:t>
       </w:r>
-      <w:hyperlink w:history="1" r:id="rIdpieas0zeoziejscsxkdoo">
+      <w:hyperlink w:history="1" r:id="rIdvuaftiuly9mnrroqy1d8o">
         <w:r>
           <w:rPr>
             <w:rStyle w:val="Hyperlink"/>
@@ -1020,7 +1020,7 @@
       <w:r>
         <w:t xml:space="preserve"> — créé — </w:t>
       </w:r>
-      <w:hyperlink w:history="1" r:id="rIdl2tpvkeefamnmeswc83m5">
+      <w:hyperlink w:history="1" r:id="rId1mskcgsvhkg-aihvwn7uk">
         <w:r>
           <w:rPr>
             <w:rStyle w:val="Hyperlink"/>
@@ -1057,7 +1057,7 @@
       <w:r>
         <w:t xml:space="preserve"> — créé — </w:t>
       </w:r>
-      <w:hyperlink w:history="1" r:id="rIdjb-h6slkksfgbkllib7k2">
+      <w:hyperlink w:history="1" r:id="rIdm-wu4uqmcl-k8zzxcf2vz">
         <w:r>
           <w:rPr>
             <w:rStyle w:val="Hyperlink"/>
@@ -1086,7 +1086,7 @@
       <w:r>
         <w:t xml:space="preserve"> — modifié — </w:t>
       </w:r>
-      <w:hyperlink w:history="1" r:id="rIdq2dtjqgq7tfl8p5zpbwne">
+      <w:hyperlink w:history="1" r:id="rIdjjgxsb2smyksmypimjsgm">
         <w:r>
           <w:rPr>
             <w:rStyle w:val="Hyperlink"/>
@@ -1115,7 +1115,7 @@
       <w:r>
         <w:t xml:space="preserve"> — modifié — </w:t>
       </w:r>
-      <w:hyperlink w:history="1" r:id="rIdvifrlohm8z-opgroqaa4p">
+      <w:hyperlink w:history="1" r:id="rIdjepipsbvrnxtsgp1wvmby">
         <w:r>
           <w:rPr>
             <w:rStyle w:val="Hyperlink"/>
@@ -1144,7 +1144,7 @@
       <w:r>
         <w:t xml:space="preserve"> — modifié — </w:t>
       </w:r>
-      <w:hyperlink w:history="1" r:id="rIdc2ghyvswm2rimq2iztpan">
+      <w:hyperlink w:history="1" r:id="rId7u3-xrttt-fk27xf_9aev">
         <w:r>
           <w:rPr>
             <w:rStyle w:val="Hyperlink"/>
@@ -1181,7 +1181,7 @@
       <w:r>
         <w:t xml:space="preserve"> — modifié — </w:t>
       </w:r>
-      <w:hyperlink w:history="1" r:id="rIdlqs8zrdpujxgrqrdk63if">
+      <w:hyperlink w:history="1" r:id="rIdgo7v1yq1espoiuvjntlcr">
         <w:r>
           <w:rPr>
             <w:rStyle w:val="Hyperlink"/>
@@ -1210,7 +1210,7 @@
       <w:r>
         <w:t xml:space="preserve"> — modifié — </w:t>
       </w:r>
-      <w:hyperlink w:history="1" r:id="rIdu4taqs3r7jhillzeutn6m">
+      <w:hyperlink w:history="1" r:id="rIdozwhwrvkdy9kx1hhh2iwb">
         <w:r>
           <w:rPr>
             <w:rStyle w:val="Hyperlink"/>
@@ -1239,7 +1239,7 @@
       <w:r>
         <w:t xml:space="preserve"> — créé — </w:t>
       </w:r>
-      <w:hyperlink w:history="1" r:id="rIdwayxzl7xzjszbe64aatye">
+      <w:hyperlink w:history="1" r:id="rIdhs-i2rsnenqlrrlppkn9e">
         <w:r>
           <w:rPr>
             <w:rStyle w:val="Hyperlink"/>
@@ -1276,7 +1276,7 @@
       <w:r>
         <w:t xml:space="preserve"> — créé — </w:t>
       </w:r>
-      <w:hyperlink w:history="1" r:id="rIdcu0pw1xtjindeleafdkxb">
+      <w:hyperlink w:history="1" r:id="rIdpx6zhsryepg9oqim60hfs">
         <w:r>
           <w:rPr>
             <w:rStyle w:val="Hyperlink"/>
@@ -1305,7 +1305,7 @@
       <w:r>
         <w:t xml:space="preserve"> — modifié — </w:t>
       </w:r>
-      <w:hyperlink w:history="1" r:id="rIdtiqr_jvq5gdktfmdw1hhz">
+      <w:hyperlink w:history="1" r:id="rIdlu1ljqamugbr955l6a2d3">
         <w:r>
           <w:rPr>
             <w:rStyle w:val="Hyperlink"/>
@@ -1334,7 +1334,7 @@
       <w:r>
         <w:t xml:space="preserve"> — modifié — </w:t>
       </w:r>
-      <w:hyperlink w:history="1" r:id="rIdoczyf9i6guw63m4qdnoop">
+      <w:hyperlink w:history="1" r:id="rIdrs01vm0dxsh8rwa6wftcy">
         <w:r>
           <w:rPr>
             <w:rStyle w:val="Hyperlink"/>
@@ -1363,7 +1363,7 @@
       <w:r>
         <w:t xml:space="preserve"> — créé — </w:t>
       </w:r>
-      <w:hyperlink w:history="1" r:id="rIddwre9a984ks4sa-j8jkjk">
+      <w:hyperlink w:history="1" r:id="rIdxp4aorimm2upnecqq0kl8">
         <w:r>
           <w:rPr>
             <w:rStyle w:val="Hyperlink"/>
@@ -1392,7 +1392,7 @@
       <w:r>
         <w:t xml:space="preserve"> — modifié — </w:t>
       </w:r>
-      <w:hyperlink w:history="1" r:id="rIdxuzsjmyax7ogk-i3uehcz">
+      <w:hyperlink w:history="1" r:id="rIdzbdc95qek4s-hnsmsiwbh">
         <w:r>
           <w:rPr>
             <w:rStyle w:val="Hyperlink"/>
@@ -1421,7 +1421,7 @@
       <w:r>
         <w:t xml:space="preserve"> — modifié — </w:t>
       </w:r>
-      <w:hyperlink w:history="1" r:id="rIduf8kb-u2uxvwsd_hrnzo9">
+      <w:hyperlink w:history="1" r:id="rIdgwpvf46gh_j-h_7gy7n13">
         <w:r>
           <w:rPr>
             <w:rStyle w:val="Hyperlink"/>
@@ -1458,7 +1458,7 @@
       <w:r>
         <w:t xml:space="preserve"> — modifié — </w:t>
       </w:r>
-      <w:hyperlink w:history="1" r:id="rIdfbaxlxxoymvcogpjq_yf2">
+      <w:hyperlink w:history="1" r:id="rIdah-clh3g1zxavw0nc1n8g">
         <w:r>
           <w:rPr>
             <w:rStyle w:val="Hyperlink"/>
@@ -1487,7 +1487,7 @@
       <w:r>
         <w:t xml:space="preserve"> — modifié — </w:t>
       </w:r>
-      <w:hyperlink w:history="1" r:id="rIdcc6k0b4ezp6d0e2hqzghj">
+      <w:hyperlink w:history="1" r:id="rIdj89lqamjy49mpshslqhky">
         <w:r>
           <w:rPr>
             <w:rStyle w:val="Hyperlink"/>
@@ -1516,7 +1516,7 @@
       <w:r>
         <w:t xml:space="preserve"> — créé — </w:t>
       </w:r>
-      <w:hyperlink w:history="1" r:id="rId3mn3sehgb2ljgcfp0rqev">
+      <w:hyperlink w:history="1" r:id="rId4-90pmtopxu9tm36l6a8c">
         <w:r>
           <w:rPr>
             <w:rStyle w:val="Hyperlink"/>

--- a/docs/developpement/phases/word/PHASE_03_VENTE_SANS_RESEAU_LA_TABLETTE_SCELLE_LE_SERVEUR_VERIFIE.docx
+++ b/docs/developpement/phases/word/PHASE_03_VENTE_SANS_RESEAU_LA_TABLETTE_SCELLE_LE_SERVEUR_VERIFIE.docx
@@ -20,7 +20,7 @@
       <w:r>
         <w:t xml:space="preserve">FlaiX Expert · dossier de développement · généré le 2026-10-04 depuis le dépôt </w:t>
       </w:r>
-      <w:hyperlink w:history="1" r:id="rIdohza8qvsyhfiltvpg8z-m">
+      <w:hyperlink w:history="1" r:id="rIdev8xmfmfcbrihul4z2tg7">
         <w:r>
           <w:rPr>
             <w:rStyle w:val="Hyperlink"/>
@@ -906,7 +906,7 @@
           <w:numId w:val="3"/>
         </w:numPr>
       </w:pPr>
-      <w:hyperlink w:history="1" r:id="rIdfibcpssgjznkarz6tlyut">
+      <w:hyperlink w:history="1" r:id="rIdxnmsewlikihds67xj4i17">
         <w:r>
           <w:rPr>
             <w:rStyle w:val="Hyperlink"/>
@@ -954,7 +954,7 @@
       <w:r>
         <w:t xml:space="preserve"> — créé — </w:t>
       </w:r>
-      <w:hyperlink w:history="1" r:id="rId5yzdms_6dtkklopuo9mih">
+      <w:hyperlink w:history="1" r:id="rIdzefif1dxbljjx3zthfhre">
         <w:r>
           <w:rPr>
             <w:rStyle w:val="Hyperlink"/>
@@ -991,7 +991,7 @@
       <w:r>
         <w:t xml:space="preserve"> — modifié — </w:t>
       </w:r>
-      <w:hyperlink w:history="1" r:id="rIdvuaftiuly9mnrroqy1d8o">
+      <w:hyperlink w:history="1" r:id="rIdwk8ufi5dm7_i9h0kjuzh5">
         <w:r>
           <w:rPr>
             <w:rStyle w:val="Hyperlink"/>
@@ -1020,7 +1020,7 @@
       <w:r>
         <w:t xml:space="preserve"> — créé — </w:t>
       </w:r>
-      <w:hyperlink w:history="1" r:id="rId1mskcgsvhkg-aihvwn7uk">
+      <w:hyperlink w:history="1" r:id="rIdys9lsusbesa4krm9s5eyx">
         <w:r>
           <w:rPr>
             <w:rStyle w:val="Hyperlink"/>
@@ -1057,7 +1057,7 @@
       <w:r>
         <w:t xml:space="preserve"> — créé — </w:t>
       </w:r>
-      <w:hyperlink w:history="1" r:id="rIdm-wu4uqmcl-k8zzxcf2vz">
+      <w:hyperlink w:history="1" r:id="rId2valxhkuzti3fha22adkr">
         <w:r>
           <w:rPr>
             <w:rStyle w:val="Hyperlink"/>
@@ -1086,7 +1086,7 @@
       <w:r>
         <w:t xml:space="preserve"> — modifié — </w:t>
       </w:r>
-      <w:hyperlink w:history="1" r:id="rIdjjgxsb2smyksmypimjsgm">
+      <w:hyperlink w:history="1" r:id="rIdi7igsjncffzbqfipqxumz">
         <w:r>
           <w:rPr>
             <w:rStyle w:val="Hyperlink"/>
@@ -1115,7 +1115,7 @@
       <w:r>
         <w:t xml:space="preserve"> — modifié — </w:t>
       </w:r>
-      <w:hyperlink w:history="1" r:id="rIdjepipsbvrnxtsgp1wvmby">
+      <w:hyperlink w:history="1" r:id="rId8__ur1q-_drb4khzrkvvo">
         <w:r>
           <w:rPr>
             <w:rStyle w:val="Hyperlink"/>
@@ -1144,7 +1144,7 @@
       <w:r>
         <w:t xml:space="preserve"> — modifié — </w:t>
       </w:r>
-      <w:hyperlink w:history="1" r:id="rId7u3-xrttt-fk27xf_9aev">
+      <w:hyperlink w:history="1" r:id="rId9nu0otwdbntx2xwhprqgh">
         <w:r>
           <w:rPr>
             <w:rStyle w:val="Hyperlink"/>
@@ -1181,7 +1181,7 @@
       <w:r>
         <w:t xml:space="preserve"> — modifié — </w:t>
       </w:r>
-      <w:hyperlink w:history="1" r:id="rIdgo7v1yq1espoiuvjntlcr">
+      <w:hyperlink w:history="1" r:id="rId5vyk9qiznh4yrzcnyr6hd">
         <w:r>
           <w:rPr>
             <w:rStyle w:val="Hyperlink"/>
@@ -1210,7 +1210,7 @@
       <w:r>
         <w:t xml:space="preserve"> — modifié — </w:t>
       </w:r>
-      <w:hyperlink w:history="1" r:id="rIdozwhwrvkdy9kx1hhh2iwb">
+      <w:hyperlink w:history="1" r:id="rIdhro-bhir94afekm4qccxk">
         <w:r>
           <w:rPr>
             <w:rStyle w:val="Hyperlink"/>
@@ -1239,7 +1239,7 @@
       <w:r>
         <w:t xml:space="preserve"> — créé — </w:t>
       </w:r>
-      <w:hyperlink w:history="1" r:id="rIdhs-i2rsnenqlrrlppkn9e">
+      <w:hyperlink w:history="1" r:id="rIdxllw33lk98lx9bjza_-z-">
         <w:r>
           <w:rPr>
             <w:rStyle w:val="Hyperlink"/>
@@ -1276,7 +1276,7 @@
       <w:r>
         <w:t xml:space="preserve"> — créé — </w:t>
       </w:r>
-      <w:hyperlink w:history="1" r:id="rIdpx6zhsryepg9oqim60hfs">
+      <w:hyperlink w:history="1" r:id="rId26sflcqzbxzi8_uoipy88">
         <w:r>
           <w:rPr>
             <w:rStyle w:val="Hyperlink"/>
@@ -1305,7 +1305,7 @@
       <w:r>
         <w:t xml:space="preserve"> — modifié — </w:t>
       </w:r>
-      <w:hyperlink w:history="1" r:id="rIdlu1ljqamugbr955l6a2d3">
+      <w:hyperlink w:history="1" r:id="rIdqq0kucnwvegm125-cprvn">
         <w:r>
           <w:rPr>
             <w:rStyle w:val="Hyperlink"/>
@@ -1334,7 +1334,7 @@
       <w:r>
         <w:t xml:space="preserve"> — modifié — </w:t>
       </w:r>
-      <w:hyperlink w:history="1" r:id="rIdrs01vm0dxsh8rwa6wftcy">
+      <w:hyperlink w:history="1" r:id="rIdbexc-nuh8eodwwf3gf_gy">
         <w:r>
           <w:rPr>
             <w:rStyle w:val="Hyperlink"/>
@@ -1363,7 +1363,7 @@
       <w:r>
         <w:t xml:space="preserve"> — créé — </w:t>
       </w:r>
-      <w:hyperlink w:history="1" r:id="rIdxp4aorimm2upnecqq0kl8">
+      <w:hyperlink w:history="1" r:id="rIdkmhmfvv2swpqfyknojwbf">
         <w:r>
           <w:rPr>
             <w:rStyle w:val="Hyperlink"/>
@@ -1392,7 +1392,7 @@
       <w:r>
         <w:t xml:space="preserve"> — modifié — </w:t>
       </w:r>
-      <w:hyperlink w:history="1" r:id="rIdzbdc95qek4s-hnsmsiwbh">
+      <w:hyperlink w:history="1" r:id="rIdfwb5y0wlszkaqmkpt2jzj">
         <w:r>
           <w:rPr>
             <w:rStyle w:val="Hyperlink"/>
@@ -1421,7 +1421,7 @@
       <w:r>
         <w:t xml:space="preserve"> — modifié — </w:t>
       </w:r>
-      <w:hyperlink w:history="1" r:id="rIdgwpvf46gh_j-h_7gy7n13">
+      <w:hyperlink w:history="1" r:id="rIdyhqodsdyywtp-puip_1-p">
         <w:r>
           <w:rPr>
             <w:rStyle w:val="Hyperlink"/>
@@ -1458,7 +1458,7 @@
       <w:r>
         <w:t xml:space="preserve"> — modifié — </w:t>
       </w:r>
-      <w:hyperlink w:history="1" r:id="rIdah-clh3g1zxavw0nc1n8g">
+      <w:hyperlink w:history="1" r:id="rId5gi3wpatnqnqly2klkzlj">
         <w:r>
           <w:rPr>
             <w:rStyle w:val="Hyperlink"/>
@@ -1487,7 +1487,7 @@
       <w:r>
         <w:t xml:space="preserve"> — modifié — </w:t>
       </w:r>
-      <w:hyperlink w:history="1" r:id="rIdj89lqamjy49mpshslqhky">
+      <w:hyperlink w:history="1" r:id="rIduoitl9oskz-i-_4q80obm">
         <w:r>
           <w:rPr>
             <w:rStyle w:val="Hyperlink"/>
@@ -1516,7 +1516,7 @@
       <w:r>
         <w:t xml:space="preserve"> — créé — </w:t>
       </w:r>
-      <w:hyperlink w:history="1" r:id="rId4-90pmtopxu9tm36l6a8c">
+      <w:hyperlink w:history="1" r:id="rIdy52b50sdx9vit9xl1wxdt">
         <w:r>
           <w:rPr>
             <w:rStyle w:val="Hyperlink"/>

--- a/docs/developpement/phases/word/PHASE_03_VENTE_SANS_RESEAU_LA_TABLETTE_SCELLE_LE_SERVEUR_VERIFIE.docx
+++ b/docs/developpement/phases/word/PHASE_03_VENTE_SANS_RESEAU_LA_TABLETTE_SCELLE_LE_SERVEUR_VERIFIE.docx
@@ -20,7 +20,7 @@
       <w:r>
         <w:t xml:space="preserve">FlaiX Expert · dossier de développement · généré le 2026-10-04 depuis le dépôt </w:t>
       </w:r>
-      <w:hyperlink w:history="1" r:id="rIdev8xmfmfcbrihul4z2tg7">
+      <w:hyperlink w:history="1" r:id="rIdvjj-8jmyyzmik6xhtf2a3">
         <w:r>
           <w:rPr>
             <w:rStyle w:val="Hyperlink"/>
@@ -906,7 +906,7 @@
           <w:numId w:val="3"/>
         </w:numPr>
       </w:pPr>
-      <w:hyperlink w:history="1" r:id="rIdxnmsewlikihds67xj4i17">
+      <w:hyperlink w:history="1" r:id="rIdeqhlf7qvacli8dxsui3vh">
         <w:r>
           <w:rPr>
             <w:rStyle w:val="Hyperlink"/>
@@ -954,7 +954,7 @@
       <w:r>
         <w:t xml:space="preserve"> — créé — </w:t>
       </w:r>
-      <w:hyperlink w:history="1" r:id="rIdzefif1dxbljjx3zthfhre">
+      <w:hyperlink w:history="1" r:id="rIduk45ofgoq44rfzhwiesea">
         <w:r>
           <w:rPr>
             <w:rStyle w:val="Hyperlink"/>
@@ -991,7 +991,7 @@
       <w:r>
         <w:t xml:space="preserve"> — modifié — </w:t>
       </w:r>
-      <w:hyperlink w:history="1" r:id="rIdwk8ufi5dm7_i9h0kjuzh5">
+      <w:hyperlink w:history="1" r:id="rIdkbm5v31_qbfoppevqmimr">
         <w:r>
           <w:rPr>
             <w:rStyle w:val="Hyperlink"/>
@@ -1020,7 +1020,7 @@
       <w:r>
         <w:t xml:space="preserve"> — créé — </w:t>
       </w:r>
-      <w:hyperlink w:history="1" r:id="rIdys9lsusbesa4krm9s5eyx">
+      <w:hyperlink w:history="1" r:id="rIdk9lhjjhbloonjukfjybqc">
         <w:r>
           <w:rPr>
             <w:rStyle w:val="Hyperlink"/>
@@ -1057,7 +1057,7 @@
       <w:r>
         <w:t xml:space="preserve"> — créé — </w:t>
       </w:r>
-      <w:hyperlink w:history="1" r:id="rId2valxhkuzti3fha22adkr">
+      <w:hyperlink w:history="1" r:id="rIdoyjonjxsb-8ry-d_dvtux">
         <w:r>
           <w:rPr>
             <w:rStyle w:val="Hyperlink"/>
@@ -1086,7 +1086,7 @@
       <w:r>
         <w:t xml:space="preserve"> — modifié — </w:t>
       </w:r>
-      <w:hyperlink w:history="1" r:id="rIdi7igsjncffzbqfipqxumz">
+      <w:hyperlink w:history="1" r:id="rId-u1kkf3sxbsljuxqz81xs">
         <w:r>
           <w:rPr>
             <w:rStyle w:val="Hyperlink"/>
@@ -1115,7 +1115,7 @@
       <w:r>
         <w:t xml:space="preserve"> — modifié — </w:t>
       </w:r>
-      <w:hyperlink w:history="1" r:id="rId8__ur1q-_drb4khzrkvvo">
+      <w:hyperlink w:history="1" r:id="rIdthmegspqcll6gskx2joa5">
         <w:r>
           <w:rPr>
             <w:rStyle w:val="Hyperlink"/>
@@ -1144,7 +1144,7 @@
       <w:r>
         <w:t xml:space="preserve"> — modifié — </w:t>
       </w:r>
-      <w:hyperlink w:history="1" r:id="rId9nu0otwdbntx2xwhprqgh">
+      <w:hyperlink w:history="1" r:id="rIdhkmnvclqqaujzcgk71ae-">
         <w:r>
           <w:rPr>
             <w:rStyle w:val="Hyperlink"/>
@@ -1181,7 +1181,7 @@
       <w:r>
         <w:t xml:space="preserve"> — modifié — </w:t>
       </w:r>
-      <w:hyperlink w:history="1" r:id="rId5vyk9qiznh4yrzcnyr6hd">
+      <w:hyperlink w:history="1" r:id="rIdruzavypupshhtivvp92bj">
         <w:r>
           <w:rPr>
             <w:rStyle w:val="Hyperlink"/>
@@ -1210,7 +1210,7 @@
       <w:r>
         <w:t xml:space="preserve"> — modifié — </w:t>
       </w:r>
-      <w:hyperlink w:history="1" r:id="rIdhro-bhir94afekm4qccxk">
+      <w:hyperlink w:history="1" r:id="rId_yniet8uevbodznkfy5bd">
         <w:r>
           <w:rPr>
             <w:rStyle w:val="Hyperlink"/>
@@ -1239,7 +1239,7 @@
       <w:r>
         <w:t xml:space="preserve"> — créé — </w:t>
       </w:r>
-      <w:hyperlink w:history="1" r:id="rIdxllw33lk98lx9bjza_-z-">
+      <w:hyperlink w:history="1" r:id="rIdi_bjvw5-fwoglpynyjznr">
         <w:r>
           <w:rPr>
             <w:rStyle w:val="Hyperlink"/>
@@ -1276,7 +1276,7 @@
       <w:r>
         <w:t xml:space="preserve"> — créé — </w:t>
       </w:r>
-      <w:hyperlink w:history="1" r:id="rId26sflcqzbxzi8_uoipy88">
+      <w:hyperlink w:history="1" r:id="rIdjhdtm6reeixkvvigjasm0">
         <w:r>
           <w:rPr>
             <w:rStyle w:val="Hyperlink"/>
@@ -1305,7 +1305,7 @@
       <w:r>
         <w:t xml:space="preserve"> — modifié — </w:t>
       </w:r>
-      <w:hyperlink w:history="1" r:id="rIdqq0kucnwvegm125-cprvn">
+      <w:hyperlink w:history="1" r:id="rIdzs5hpqux5ikv3w7rq-9ly">
         <w:r>
           <w:rPr>
             <w:rStyle w:val="Hyperlink"/>
@@ -1334,7 +1334,7 @@
       <w:r>
         <w:t xml:space="preserve"> — modifié — </w:t>
       </w:r>
-      <w:hyperlink w:history="1" r:id="rIdbexc-nuh8eodwwf3gf_gy">
+      <w:hyperlink w:history="1" r:id="rIdiulmdwkmebxqdmtlk6nnr">
         <w:r>
           <w:rPr>
             <w:rStyle w:val="Hyperlink"/>
@@ -1363,7 +1363,7 @@
       <w:r>
         <w:t xml:space="preserve"> — créé — </w:t>
       </w:r>
-      <w:hyperlink w:history="1" r:id="rIdkmhmfvv2swpqfyknojwbf">
+      <w:hyperlink w:history="1" r:id="rIdhsdpgf3ielixtf8p9nmn2">
         <w:r>
           <w:rPr>
             <w:rStyle w:val="Hyperlink"/>
@@ -1392,7 +1392,7 @@
       <w:r>
         <w:t xml:space="preserve"> — modifié — </w:t>
       </w:r>
-      <w:hyperlink w:history="1" r:id="rIdfwb5y0wlszkaqmkpt2jzj">
+      <w:hyperlink w:history="1" r:id="rIdonf8usjgupftbcxhvbfyl">
         <w:r>
           <w:rPr>
             <w:rStyle w:val="Hyperlink"/>
@@ -1421,7 +1421,7 @@
       <w:r>
         <w:t xml:space="preserve"> — modifié — </w:t>
       </w:r>
-      <w:hyperlink w:history="1" r:id="rIdyhqodsdyywtp-puip_1-p">
+      <w:hyperlink w:history="1" r:id="rIdlhnbamqkw1unvtrchwens">
         <w:r>
           <w:rPr>
             <w:rStyle w:val="Hyperlink"/>
@@ -1458,7 +1458,7 @@
       <w:r>
         <w:t xml:space="preserve"> — modifié — </w:t>
       </w:r>
-      <w:hyperlink w:history="1" r:id="rId5gi3wpatnqnqly2klkzlj">
+      <w:hyperlink w:history="1" r:id="rIdgodniomuijf9fpvgs1alq">
         <w:r>
           <w:rPr>
             <w:rStyle w:val="Hyperlink"/>
@@ -1487,7 +1487,7 @@
       <w:r>
         <w:t xml:space="preserve"> — modifié — </w:t>
       </w:r>
-      <w:hyperlink w:history="1" r:id="rIduoitl9oskz-i-_4q80obm">
+      <w:hyperlink w:history="1" r:id="rIdtcczczmpd9ilxqjdrzlle">
         <w:r>
           <w:rPr>
             <w:rStyle w:val="Hyperlink"/>
@@ -1516,7 +1516,7 @@
       <w:r>
         <w:t xml:space="preserve"> — créé — </w:t>
       </w:r>
-      <w:hyperlink w:history="1" r:id="rIdy52b50sdx9vit9xl1wxdt">
+      <w:hyperlink w:history="1" r:id="rIdoxqi18kdma3ep_nymdpeu">
         <w:r>
           <w:rPr>
             <w:rStyle w:val="Hyperlink"/>

--- a/docs/developpement/phases/word/PHASE_03_VENTE_SANS_RESEAU_LA_TABLETTE_SCELLE_LE_SERVEUR_VERIFIE.docx
+++ b/docs/developpement/phases/word/PHASE_03_VENTE_SANS_RESEAU_LA_TABLETTE_SCELLE_LE_SERVEUR_VERIFIE.docx
@@ -20,7 +20,7 @@
       <w:r>
         <w:t xml:space="preserve">FlaiX Expert · dossier de développement · généré le 2026-10-04 depuis le dépôt </w:t>
       </w:r>
-      <w:hyperlink w:history="1" r:id="rIdvjj-8jmyyzmik6xhtf2a3">
+      <w:hyperlink w:history="1" r:id="rIdjymgzhtzftko-ibspox7k">
         <w:r>
           <w:rPr>
             <w:rStyle w:val="Hyperlink"/>
@@ -906,7 +906,7 @@
           <w:numId w:val="3"/>
         </w:numPr>
       </w:pPr>
-      <w:hyperlink w:history="1" r:id="rIdeqhlf7qvacli8dxsui3vh">
+      <w:hyperlink w:history="1" r:id="rIdoq2tc9nmcphoidyetosxw">
         <w:r>
           <w:rPr>
             <w:rStyle w:val="Hyperlink"/>
@@ -954,7 +954,7 @@
       <w:r>
         <w:t xml:space="preserve"> — créé — </w:t>
       </w:r>
-      <w:hyperlink w:history="1" r:id="rIduk45ofgoq44rfzhwiesea">
+      <w:hyperlink w:history="1" r:id="rId0fden8pgzj4xiws7irzbv">
         <w:r>
           <w:rPr>
             <w:rStyle w:val="Hyperlink"/>
@@ -991,7 +991,7 @@
       <w:r>
         <w:t xml:space="preserve"> — modifié — </w:t>
       </w:r>
-      <w:hyperlink w:history="1" r:id="rIdkbm5v31_qbfoppevqmimr">
+      <w:hyperlink w:history="1" r:id="rIdast0m7pbwbvrr-lo8jlvi">
         <w:r>
           <w:rPr>
             <w:rStyle w:val="Hyperlink"/>
@@ -1020,7 +1020,7 @@
       <w:r>
         <w:t xml:space="preserve"> — créé — </w:t>
       </w:r>
-      <w:hyperlink w:history="1" r:id="rIdk9lhjjhbloonjukfjybqc">
+      <w:hyperlink w:history="1" r:id="rIdgpbtue4d-zumf94eptzyy">
         <w:r>
           <w:rPr>
             <w:rStyle w:val="Hyperlink"/>
@@ -1057,7 +1057,7 @@
       <w:r>
         <w:t xml:space="preserve"> — créé — </w:t>
       </w:r>
-      <w:hyperlink w:history="1" r:id="rIdoyjonjxsb-8ry-d_dvtux">
+      <w:hyperlink w:history="1" r:id="rIdvk45hl_if9mpx1wgz71e6">
         <w:r>
           <w:rPr>
             <w:rStyle w:val="Hyperlink"/>
@@ -1086,7 +1086,7 @@
       <w:r>
         <w:t xml:space="preserve"> — modifié — </w:t>
       </w:r>
-      <w:hyperlink w:history="1" r:id="rId-u1kkf3sxbsljuxqz81xs">
+      <w:hyperlink w:history="1" r:id="rId3ml3hvs5hzr9hfih7z0vi">
         <w:r>
           <w:rPr>
             <w:rStyle w:val="Hyperlink"/>
@@ -1115,7 +1115,7 @@
       <w:r>
         <w:t xml:space="preserve"> — modifié — </w:t>
       </w:r>
-      <w:hyperlink w:history="1" r:id="rIdthmegspqcll6gskx2joa5">
+      <w:hyperlink w:history="1" r:id="rIdh2mvd6zoowl97qzinumzl">
         <w:r>
           <w:rPr>
             <w:rStyle w:val="Hyperlink"/>
@@ -1144,7 +1144,7 @@
       <w:r>
         <w:t xml:space="preserve"> — modifié — </w:t>
       </w:r>
-      <w:hyperlink w:history="1" r:id="rIdhkmnvclqqaujzcgk71ae-">
+      <w:hyperlink w:history="1" r:id="rIdfdt2-gxyumqetpx_tw0gw">
         <w:r>
           <w:rPr>
             <w:rStyle w:val="Hyperlink"/>
@@ -1181,7 +1181,7 @@
       <w:r>
         <w:t xml:space="preserve"> — modifié — </w:t>
       </w:r>
-      <w:hyperlink w:history="1" r:id="rIdruzavypupshhtivvp92bj">
+      <w:hyperlink w:history="1" r:id="rIdkem1n_qsq_ohpumw5sqt9">
         <w:r>
           <w:rPr>
             <w:rStyle w:val="Hyperlink"/>
@@ -1210,7 +1210,7 @@
       <w:r>
         <w:t xml:space="preserve"> — modifié — </w:t>
       </w:r>
-      <w:hyperlink w:history="1" r:id="rId_yniet8uevbodznkfy5bd">
+      <w:hyperlink w:history="1" r:id="rIdhirurxsouw24uij-pkrnh">
         <w:r>
           <w:rPr>
             <w:rStyle w:val="Hyperlink"/>
@@ -1239,7 +1239,7 @@
       <w:r>
         <w:t xml:space="preserve"> — créé — </w:t>
       </w:r>
-      <w:hyperlink w:history="1" r:id="rIdi_bjvw5-fwoglpynyjznr">
+      <w:hyperlink w:history="1" r:id="rIdrlglwq4zdorqi_m9csbpu">
         <w:r>
           <w:rPr>
             <w:rStyle w:val="Hyperlink"/>
@@ -1276,7 +1276,7 @@
       <w:r>
         <w:t xml:space="preserve"> — créé — </w:t>
       </w:r>
-      <w:hyperlink w:history="1" r:id="rIdjhdtm6reeixkvvigjasm0">
+      <w:hyperlink w:history="1" r:id="rId23sjoyv1xhfza21jkalsv">
         <w:r>
           <w:rPr>
             <w:rStyle w:val="Hyperlink"/>
@@ -1305,7 +1305,7 @@
       <w:r>
         <w:t xml:space="preserve"> — modifié — </w:t>
       </w:r>
-      <w:hyperlink w:history="1" r:id="rIdzs5hpqux5ikv3w7rq-9ly">
+      <w:hyperlink w:history="1" r:id="rIdp0xfgombmg4dl0yglh7dn">
         <w:r>
           <w:rPr>
             <w:rStyle w:val="Hyperlink"/>
@@ -1334,7 +1334,7 @@
       <w:r>
         <w:t xml:space="preserve"> — modifié — </w:t>
       </w:r>
-      <w:hyperlink w:history="1" r:id="rIdiulmdwkmebxqdmtlk6nnr">
+      <w:hyperlink w:history="1" r:id="rIdkslmibqmk6l3y4pop-ecx">
         <w:r>
           <w:rPr>
             <w:rStyle w:val="Hyperlink"/>
@@ -1363,7 +1363,7 @@
       <w:r>
         <w:t xml:space="preserve"> — créé — </w:t>
       </w:r>
-      <w:hyperlink w:history="1" r:id="rIdhsdpgf3ielixtf8p9nmn2">
+      <w:hyperlink w:history="1" r:id="rIdcth0px0r4g_btzermwahn">
         <w:r>
           <w:rPr>
             <w:rStyle w:val="Hyperlink"/>
@@ -1392,7 +1392,7 @@
       <w:r>
         <w:t xml:space="preserve"> — modifié — </w:t>
       </w:r>
-      <w:hyperlink w:history="1" r:id="rIdonf8usjgupftbcxhvbfyl">
+      <w:hyperlink w:history="1" r:id="rIdogxbbwiohblwgumw1zyk5">
         <w:r>
           <w:rPr>
             <w:rStyle w:val="Hyperlink"/>
@@ -1421,7 +1421,7 @@
       <w:r>
         <w:t xml:space="preserve"> — modifié — </w:t>
       </w:r>
-      <w:hyperlink w:history="1" r:id="rIdlhnbamqkw1unvtrchwens">
+      <w:hyperlink w:history="1" r:id="rIdhnfnfead5gfcrcgprij0h">
         <w:r>
           <w:rPr>
             <w:rStyle w:val="Hyperlink"/>
@@ -1458,7 +1458,7 @@
       <w:r>
         <w:t xml:space="preserve"> — modifié — </w:t>
       </w:r>
-      <w:hyperlink w:history="1" r:id="rIdgodniomuijf9fpvgs1alq">
+      <w:hyperlink w:history="1" r:id="rIdahnrkvn_tawp_zno_a0he">
         <w:r>
           <w:rPr>
             <w:rStyle w:val="Hyperlink"/>
@@ -1487,7 +1487,7 @@
       <w:r>
         <w:t xml:space="preserve"> — modifié — </w:t>
       </w:r>
-      <w:hyperlink w:history="1" r:id="rIdtcczczmpd9ilxqjdrzlle">
+      <w:hyperlink w:history="1" r:id="rIdf-hsagh5jfwpfsjr4bktd">
         <w:r>
           <w:rPr>
             <w:rStyle w:val="Hyperlink"/>
@@ -1516,7 +1516,7 @@
       <w:r>
         <w:t xml:space="preserve"> — créé — </w:t>
       </w:r>
-      <w:hyperlink w:history="1" r:id="rIdoxqi18kdma3ep_nymdpeu">
+      <w:hyperlink w:history="1" r:id="rId7zqg7t4im59kttmrlbhou">
         <w:r>
           <w:rPr>
             <w:rStyle w:val="Hyperlink"/>

--- a/docs/developpement/phases/word/PHASE_03_VENTE_SANS_RESEAU_LA_TABLETTE_SCELLE_LE_SERVEUR_VERIFIE.docx
+++ b/docs/developpement/phases/word/PHASE_03_VENTE_SANS_RESEAU_LA_TABLETTE_SCELLE_LE_SERVEUR_VERIFIE.docx
@@ -20,7 +20,7 @@
       <w:r>
         <w:t xml:space="preserve">FlaiX Expert · dossier de développement · généré le 2026-10-04 depuis le dépôt </w:t>
       </w:r>
-      <w:hyperlink w:history="1" r:id="rIdjymgzhtzftko-ibspox7k">
+      <w:hyperlink w:history="1" r:id="rIdqf735kfoyxxbtf2fpugkg">
         <w:r>
           <w:rPr>
             <w:rStyle w:val="Hyperlink"/>
@@ -906,7 +906,7 @@
           <w:numId w:val="3"/>
         </w:numPr>
       </w:pPr>
-      <w:hyperlink w:history="1" r:id="rIdoq2tc9nmcphoidyetosxw">
+      <w:hyperlink w:history="1" r:id="rIddhw4w4kc0pjaywi2jx75y">
         <w:r>
           <w:rPr>
             <w:rStyle w:val="Hyperlink"/>
@@ -954,7 +954,7 @@
       <w:r>
         <w:t xml:space="preserve"> — créé — </w:t>
       </w:r>
-      <w:hyperlink w:history="1" r:id="rId0fden8pgzj4xiws7irzbv">
+      <w:hyperlink w:history="1" r:id="rIdgf0urwcg3bkjvnz5q7qdi">
         <w:r>
           <w:rPr>
             <w:rStyle w:val="Hyperlink"/>
@@ -991,7 +991,7 @@
       <w:r>
         <w:t xml:space="preserve"> — modifié — </w:t>
       </w:r>
-      <w:hyperlink w:history="1" r:id="rIdast0m7pbwbvrr-lo8jlvi">
+      <w:hyperlink w:history="1" r:id="rIda41muegitetodtsqlklni">
         <w:r>
           <w:rPr>
             <w:rStyle w:val="Hyperlink"/>
@@ -1020,7 +1020,7 @@
       <w:r>
         <w:t xml:space="preserve"> — créé — </w:t>
       </w:r>
-      <w:hyperlink w:history="1" r:id="rIdgpbtue4d-zumf94eptzyy">
+      <w:hyperlink w:history="1" r:id="rIduhcqqoasmugslfwh9zcxp">
         <w:r>
           <w:rPr>
             <w:rStyle w:val="Hyperlink"/>
@@ -1057,7 +1057,7 @@
       <w:r>
         <w:t xml:space="preserve"> — créé — </w:t>
       </w:r>
-      <w:hyperlink w:history="1" r:id="rIdvk45hl_if9mpx1wgz71e6">
+      <w:hyperlink w:history="1" r:id="rIdhyn_4garf7ikfpgqheckh">
         <w:r>
           <w:rPr>
             <w:rStyle w:val="Hyperlink"/>
@@ -1086,7 +1086,7 @@
       <w:r>
         <w:t xml:space="preserve"> — modifié — </w:t>
       </w:r>
-      <w:hyperlink w:history="1" r:id="rId3ml3hvs5hzr9hfih7z0vi">
+      <w:hyperlink w:history="1" r:id="rIdvirdgzpd3aunmyrtuyjsp">
         <w:r>
           <w:rPr>
             <w:rStyle w:val="Hyperlink"/>
@@ -1115,7 +1115,7 @@
       <w:r>
         <w:t xml:space="preserve"> — modifié — </w:t>
       </w:r>
-      <w:hyperlink w:history="1" r:id="rIdh2mvd6zoowl97qzinumzl">
+      <w:hyperlink w:history="1" r:id="rId7jifq13rlbgfpizisdf6g">
         <w:r>
           <w:rPr>
             <w:rStyle w:val="Hyperlink"/>
@@ -1144,7 +1144,7 @@
       <w:r>
         <w:t xml:space="preserve"> — modifié — </w:t>
       </w:r>
-      <w:hyperlink w:history="1" r:id="rIdfdt2-gxyumqetpx_tw0gw">
+      <w:hyperlink w:history="1" r:id="rIdnlhwqjba5zgksud5kbhx6">
         <w:r>
           <w:rPr>
             <w:rStyle w:val="Hyperlink"/>
@@ -1181,7 +1181,7 @@
       <w:r>
         <w:t xml:space="preserve"> — modifié — </w:t>
       </w:r>
-      <w:hyperlink w:history="1" r:id="rIdkem1n_qsq_ohpumw5sqt9">
+      <w:hyperlink w:history="1" r:id="rIdi7iad2wmcr170gefac39z">
         <w:r>
           <w:rPr>
             <w:rStyle w:val="Hyperlink"/>
@@ -1210,7 +1210,7 @@
       <w:r>
         <w:t xml:space="preserve"> — modifié — </w:t>
       </w:r>
-      <w:hyperlink w:history="1" r:id="rIdhirurxsouw24uij-pkrnh">
+      <w:hyperlink w:history="1" r:id="rIdeosmqfwu78y9aprpyme5g">
         <w:r>
           <w:rPr>
             <w:rStyle w:val="Hyperlink"/>
@@ -1239,7 +1239,7 @@
       <w:r>
         <w:t xml:space="preserve"> — créé — </w:t>
       </w:r>
-      <w:hyperlink w:history="1" r:id="rIdrlglwq4zdorqi_m9csbpu">
+      <w:hyperlink w:history="1" r:id="rIdiseel1yzxtasezoaehjwx">
         <w:r>
           <w:rPr>
             <w:rStyle w:val="Hyperlink"/>
@@ -1276,7 +1276,7 @@
       <w:r>
         <w:t xml:space="preserve"> — créé — </w:t>
       </w:r>
-      <w:hyperlink w:history="1" r:id="rId23sjoyv1xhfza21jkalsv">
+      <w:hyperlink w:history="1" r:id="rIdx8ew-srrhz0vqamjvbye7">
         <w:r>
           <w:rPr>
             <w:rStyle w:val="Hyperlink"/>
@@ -1305,7 +1305,7 @@
       <w:r>
         <w:t xml:space="preserve"> — modifié — </w:t>
       </w:r>
-      <w:hyperlink w:history="1" r:id="rIdp0xfgombmg4dl0yglh7dn">
+      <w:hyperlink w:history="1" r:id="rIdv19hx5fht5ibkf_nzvlds">
         <w:r>
           <w:rPr>
             <w:rStyle w:val="Hyperlink"/>
@@ -1334,7 +1334,7 @@
       <w:r>
         <w:t xml:space="preserve"> — modifié — </w:t>
       </w:r>
-      <w:hyperlink w:history="1" r:id="rIdkslmibqmk6l3y4pop-ecx">
+      <w:hyperlink w:history="1" r:id="rIdjbigc3vrw66ch9teehq6p">
         <w:r>
           <w:rPr>
             <w:rStyle w:val="Hyperlink"/>
@@ -1363,7 +1363,7 @@
       <w:r>
         <w:t xml:space="preserve"> — créé — </w:t>
       </w:r>
-      <w:hyperlink w:history="1" r:id="rIdcth0px0r4g_btzermwahn">
+      <w:hyperlink w:history="1" r:id="rIdaw0f8dmucz_ztideoqihe">
         <w:r>
           <w:rPr>
             <w:rStyle w:val="Hyperlink"/>
@@ -1392,7 +1392,7 @@
       <w:r>
         <w:t xml:space="preserve"> — modifié — </w:t>
       </w:r>
-      <w:hyperlink w:history="1" r:id="rIdogxbbwiohblwgumw1zyk5">
+      <w:hyperlink w:history="1" r:id="rId_f2kqrvmu7tqtde9eq08t">
         <w:r>
           <w:rPr>
             <w:rStyle w:val="Hyperlink"/>
@@ -1421,7 +1421,7 @@
       <w:r>
         <w:t xml:space="preserve"> — modifié — </w:t>
       </w:r>
-      <w:hyperlink w:history="1" r:id="rIdhnfnfead5gfcrcgprij0h">
+      <w:hyperlink w:history="1" r:id="rId4v-pqvbi1p9vamyyaw97j">
         <w:r>
           <w:rPr>
             <w:rStyle w:val="Hyperlink"/>
@@ -1458,7 +1458,7 @@
       <w:r>
         <w:t xml:space="preserve"> — modifié — </w:t>
       </w:r>
-      <w:hyperlink w:history="1" r:id="rIdahnrkvn_tawp_zno_a0he">
+      <w:hyperlink w:history="1" r:id="rIdt0woy2kjvkr-olpz3qsxe">
         <w:r>
           <w:rPr>
             <w:rStyle w:val="Hyperlink"/>
@@ -1487,7 +1487,7 @@
       <w:r>
         <w:t xml:space="preserve"> — modifié — </w:t>
       </w:r>
-      <w:hyperlink w:history="1" r:id="rIdf-hsagh5jfwpfsjr4bktd">
+      <w:hyperlink w:history="1" r:id="rIdar-j76qenir7mg8y21smr">
         <w:r>
           <w:rPr>
             <w:rStyle w:val="Hyperlink"/>
@@ -1516,7 +1516,7 @@
       <w:r>
         <w:t xml:space="preserve"> — créé — </w:t>
       </w:r>
-      <w:hyperlink w:history="1" r:id="rId7zqg7t4im59kttmrlbhou">
+      <w:hyperlink w:history="1" r:id="rIdfc_hn1a2ax05csa194gyf">
         <w:r>
           <w:rPr>
             <w:rStyle w:val="Hyperlink"/>

--- a/docs/developpement/phases/word/PHASE_03_VENTE_SANS_RESEAU_LA_TABLETTE_SCELLE_LE_SERVEUR_VERIFIE.docx
+++ b/docs/developpement/phases/word/PHASE_03_VENTE_SANS_RESEAU_LA_TABLETTE_SCELLE_LE_SERVEUR_VERIFIE.docx
@@ -18,9 +18,9 @@
         <w:shd w:fill="F6F3FF" w:color="auto" w:val="clear"/>
       </w:pPr>
       <w:r>
-        <w:t xml:space="preserve">FlaiX Expert · dossier de développement · généré le 2026-10-04 depuis le dépôt </w:t>
-      </w:r>
-      <w:hyperlink w:history="1" r:id="rIdqf735kfoyxxbtf2fpugkg">
+        <w:t xml:space="preserve">FlaiX Expert · dossier de développement · généré le 2026-10-19 depuis le dépôt </w:t>
+      </w:r>
+      <w:hyperlink w:history="1" r:id="rIdhyu7kaljfcag1itur5iri">
         <w:r>
           <w:rPr>
             <w:rStyle w:val="Hyperlink"/>
@@ -906,7 +906,7 @@
           <w:numId w:val="3"/>
         </w:numPr>
       </w:pPr>
-      <w:hyperlink w:history="1" r:id="rIddhw4w4kc0pjaywi2jx75y">
+      <w:hyperlink w:history="1" r:id="rIdpivdugjpym9loqnx5qvgj">
         <w:r>
           <w:rPr>
             <w:rStyle w:val="Hyperlink"/>
@@ -954,7 +954,7 @@
       <w:r>
         <w:t xml:space="preserve"> — créé — </w:t>
       </w:r>
-      <w:hyperlink w:history="1" r:id="rIdgf0urwcg3bkjvnz5q7qdi">
+      <w:hyperlink w:history="1" r:id="rId5bocscibpoqq27irfs4uh">
         <w:r>
           <w:rPr>
             <w:rStyle w:val="Hyperlink"/>
@@ -991,7 +991,7 @@
       <w:r>
         <w:t xml:space="preserve"> — modifié — </w:t>
       </w:r>
-      <w:hyperlink w:history="1" r:id="rIda41muegitetodtsqlklni">
+      <w:hyperlink w:history="1" r:id="rIdqsvv6kcipwwyekvdfkoo0">
         <w:r>
           <w:rPr>
             <w:rStyle w:val="Hyperlink"/>
@@ -1020,7 +1020,7 @@
       <w:r>
         <w:t xml:space="preserve"> — créé — </w:t>
       </w:r>
-      <w:hyperlink w:history="1" r:id="rIduhcqqoasmugslfwh9zcxp">
+      <w:hyperlink w:history="1" r:id="rIdebiyys3lhdz4irjg-3xgw">
         <w:r>
           <w:rPr>
             <w:rStyle w:val="Hyperlink"/>
@@ -1057,7 +1057,7 @@
       <w:r>
         <w:t xml:space="preserve"> — créé — </w:t>
       </w:r>
-      <w:hyperlink w:history="1" r:id="rIdhyn_4garf7ikfpgqheckh">
+      <w:hyperlink w:history="1" r:id="rIdbyn1b8q5xfvztuxcb3v-l">
         <w:r>
           <w:rPr>
             <w:rStyle w:val="Hyperlink"/>
@@ -1086,7 +1086,7 @@
       <w:r>
         <w:t xml:space="preserve"> — modifié — </w:t>
       </w:r>
-      <w:hyperlink w:history="1" r:id="rIdvirdgzpd3aunmyrtuyjsp">
+      <w:hyperlink w:history="1" r:id="rIdb7mdmse5bpug9yaq-q5jh">
         <w:r>
           <w:rPr>
             <w:rStyle w:val="Hyperlink"/>
@@ -1115,7 +1115,7 @@
       <w:r>
         <w:t xml:space="preserve"> — modifié — </w:t>
       </w:r>
-      <w:hyperlink w:history="1" r:id="rId7jifq13rlbgfpizisdf6g">
+      <w:hyperlink w:history="1" r:id="rIdtvs6zg5enaicuthikpxno">
         <w:r>
           <w:rPr>
             <w:rStyle w:val="Hyperlink"/>
@@ -1144,7 +1144,7 @@
       <w:r>
         <w:t xml:space="preserve"> — modifié — </w:t>
       </w:r>
-      <w:hyperlink w:history="1" r:id="rIdnlhwqjba5zgksud5kbhx6">
+      <w:hyperlink w:history="1" r:id="rIdc6emktxbtgxl-xbgr3o-z">
         <w:r>
           <w:rPr>
             <w:rStyle w:val="Hyperlink"/>
@@ -1181,7 +1181,7 @@
       <w:r>
         <w:t xml:space="preserve"> — modifié — </w:t>
       </w:r>
-      <w:hyperlink w:history="1" r:id="rIdi7iad2wmcr170gefac39z">
+      <w:hyperlink w:history="1" r:id="rId36gv4pio2u__-ids5_rpu">
         <w:r>
           <w:rPr>
             <w:rStyle w:val="Hyperlink"/>
@@ -1210,7 +1210,7 @@
       <w:r>
         <w:t xml:space="preserve"> — modifié — </w:t>
       </w:r>
-      <w:hyperlink w:history="1" r:id="rIdeosmqfwu78y9aprpyme5g">
+      <w:hyperlink w:history="1" r:id="rIdzdopdpz8fa7nrqpg0oyl0">
         <w:r>
           <w:rPr>
             <w:rStyle w:val="Hyperlink"/>
@@ -1239,7 +1239,7 @@
       <w:r>
         <w:t xml:space="preserve"> — créé — </w:t>
       </w:r>
-      <w:hyperlink w:history="1" r:id="rIdiseel1yzxtasezoaehjwx">
+      <w:hyperlink w:history="1" r:id="rIdeppfduunzxubqj42repf2">
         <w:r>
           <w:rPr>
             <w:rStyle w:val="Hyperlink"/>
@@ -1276,7 +1276,7 @@
       <w:r>
         <w:t xml:space="preserve"> — créé — </w:t>
       </w:r>
-      <w:hyperlink w:history="1" r:id="rIdx8ew-srrhz0vqamjvbye7">
+      <w:hyperlink w:history="1" r:id="rId_dre6duhypnzxxicqwrly">
         <w:r>
           <w:rPr>
             <w:rStyle w:val="Hyperlink"/>
@@ -1305,7 +1305,7 @@
       <w:r>
         <w:t xml:space="preserve"> — modifié — </w:t>
       </w:r>
-      <w:hyperlink w:history="1" r:id="rIdv19hx5fht5ibkf_nzvlds">
+      <w:hyperlink w:history="1" r:id="rId-6iv7fv9izlyzbsdtegef">
         <w:r>
           <w:rPr>
             <w:rStyle w:val="Hyperlink"/>
@@ -1334,7 +1334,7 @@
       <w:r>
         <w:t xml:space="preserve"> — modifié — </w:t>
       </w:r>
-      <w:hyperlink w:history="1" r:id="rIdjbigc3vrw66ch9teehq6p">
+      <w:hyperlink w:history="1" r:id="rIdjmsdlfqs95lwnzmhq74od">
         <w:r>
           <w:rPr>
             <w:rStyle w:val="Hyperlink"/>
@@ -1363,7 +1363,7 @@
       <w:r>
         <w:t xml:space="preserve"> — créé — </w:t>
       </w:r>
-      <w:hyperlink w:history="1" r:id="rIdaw0f8dmucz_ztideoqihe">
+      <w:hyperlink w:history="1" r:id="rIdbee5qj2myznlbn8xaatqx">
         <w:r>
           <w:rPr>
             <w:rStyle w:val="Hyperlink"/>
@@ -1392,7 +1392,7 @@
       <w:r>
         <w:t xml:space="preserve"> — modifié — </w:t>
       </w:r>
-      <w:hyperlink w:history="1" r:id="rId_f2kqrvmu7tqtde9eq08t">
+      <w:hyperlink w:history="1" r:id="rIdtfitrxkd0rozyidxyzf2k">
         <w:r>
           <w:rPr>
             <w:rStyle w:val="Hyperlink"/>
@@ -1421,7 +1421,7 @@
       <w:r>
         <w:t xml:space="preserve"> — modifié — </w:t>
       </w:r>
-      <w:hyperlink w:history="1" r:id="rId4v-pqvbi1p9vamyyaw97j">
+      <w:hyperlink w:history="1" r:id="rIdtbtmuusk4euebzhv5muqz">
         <w:r>
           <w:rPr>
             <w:rStyle w:val="Hyperlink"/>
@@ -1458,7 +1458,7 @@
       <w:r>
         <w:t xml:space="preserve"> — modifié — </w:t>
       </w:r>
-      <w:hyperlink w:history="1" r:id="rIdt0woy2kjvkr-olpz3qsxe">
+      <w:hyperlink w:history="1" r:id="rId8zxbhh4bggsx25haa8ubj">
         <w:r>
           <w:rPr>
             <w:rStyle w:val="Hyperlink"/>
@@ -1487,7 +1487,7 @@
       <w:r>
         <w:t xml:space="preserve"> — modifié — </w:t>
       </w:r>
-      <w:hyperlink w:history="1" r:id="rIdar-j76qenir7mg8y21smr">
+      <w:hyperlink w:history="1" r:id="rId9hvws8n-r5bkouvky4cxp">
         <w:r>
           <w:rPr>
             <w:rStyle w:val="Hyperlink"/>
@@ -1516,7 +1516,7 @@
       <w:r>
         <w:t xml:space="preserve"> — créé — </w:t>
       </w:r>
-      <w:hyperlink w:history="1" r:id="rIdfc_hn1a2ax05csa194gyf">
+      <w:hyperlink w:history="1" r:id="rIdbrfh22lu2hcyz6-dtptff">
         <w:r>
           <w:rPr>
             <w:rStyle w:val="Hyperlink"/>

--- a/docs/developpement/phases/word/PHASE_03_VENTE_SANS_RESEAU_LA_TABLETTE_SCELLE_LE_SERVEUR_VERIFIE.docx
+++ b/docs/developpement/phases/word/PHASE_03_VENTE_SANS_RESEAU_LA_TABLETTE_SCELLE_LE_SERVEUR_VERIFIE.docx
@@ -20,7 +20,7 @@
       <w:r>
         <w:t xml:space="preserve">FlaiX Expert · dossier de développement · généré le 2026-10-19 depuis le dépôt </w:t>
       </w:r>
-      <w:hyperlink w:history="1" r:id="rIdhyu7kaljfcag1itur5iri">
+      <w:hyperlink w:history="1" r:id="rIde4z32x88xybdf1pz7suzx">
         <w:r>
           <w:rPr>
             <w:rStyle w:val="Hyperlink"/>
@@ -906,7 +906,7 @@
           <w:numId w:val="3"/>
         </w:numPr>
       </w:pPr>
-      <w:hyperlink w:history="1" r:id="rIdpivdugjpym9loqnx5qvgj">
+      <w:hyperlink w:history="1" r:id="rId29gqe01dvtyz67ffmklsb">
         <w:r>
           <w:rPr>
             <w:rStyle w:val="Hyperlink"/>
@@ -954,7 +954,7 @@
       <w:r>
         <w:t xml:space="preserve"> — créé — </w:t>
       </w:r>
-      <w:hyperlink w:history="1" r:id="rId5bocscibpoqq27irfs4uh">
+      <w:hyperlink w:history="1" r:id="rIdvllbfdauimja0gslka-ng">
         <w:r>
           <w:rPr>
             <w:rStyle w:val="Hyperlink"/>
@@ -991,7 +991,7 @@
       <w:r>
         <w:t xml:space="preserve"> — modifié — </w:t>
       </w:r>
-      <w:hyperlink w:history="1" r:id="rIdqsvv6kcipwwyekvdfkoo0">
+      <w:hyperlink w:history="1" r:id="rIdhjhchgtlgsug_jnmjkptl">
         <w:r>
           <w:rPr>
             <w:rStyle w:val="Hyperlink"/>
@@ -1020,7 +1020,7 @@
       <w:r>
         <w:t xml:space="preserve"> — créé — </w:t>
       </w:r>
-      <w:hyperlink w:history="1" r:id="rIdebiyys3lhdz4irjg-3xgw">
+      <w:hyperlink w:history="1" r:id="rIdvu_cthkrabcbtseapu50g">
         <w:r>
           <w:rPr>
             <w:rStyle w:val="Hyperlink"/>
@@ -1057,7 +1057,7 @@
       <w:r>
         <w:t xml:space="preserve"> — créé — </w:t>
       </w:r>
-      <w:hyperlink w:history="1" r:id="rIdbyn1b8q5xfvztuxcb3v-l">
+      <w:hyperlink w:history="1" r:id="rIdsun10jgotbte_ntn-zly6">
         <w:r>
           <w:rPr>
             <w:rStyle w:val="Hyperlink"/>
@@ -1086,7 +1086,7 @@
       <w:r>
         <w:t xml:space="preserve"> — modifié — </w:t>
       </w:r>
-      <w:hyperlink w:history="1" r:id="rIdb7mdmse5bpug9yaq-q5jh">
+      <w:hyperlink w:history="1" r:id="rIdzyb_cn05spxfv7p33gn4w">
         <w:r>
           <w:rPr>
             <w:rStyle w:val="Hyperlink"/>
@@ -1115,7 +1115,7 @@
       <w:r>
         <w:t xml:space="preserve"> — modifié — </w:t>
       </w:r>
-      <w:hyperlink w:history="1" r:id="rIdtvs6zg5enaicuthikpxno">
+      <w:hyperlink w:history="1" r:id="rIdnfj5slw5qwri4wtmazw19">
         <w:r>
           <w:rPr>
             <w:rStyle w:val="Hyperlink"/>
@@ -1144,7 +1144,7 @@
       <w:r>
         <w:t xml:space="preserve"> — modifié — </w:t>
       </w:r>
-      <w:hyperlink w:history="1" r:id="rIdc6emktxbtgxl-xbgr3o-z">
+      <w:hyperlink w:history="1" r:id="rIdqq5tptftu6bnilh3g52aa">
         <w:r>
           <w:rPr>
             <w:rStyle w:val="Hyperlink"/>
@@ -1181,7 +1181,7 @@
       <w:r>
         <w:t xml:space="preserve"> — modifié — </w:t>
       </w:r>
-      <w:hyperlink w:history="1" r:id="rId36gv4pio2u__-ids5_rpu">
+      <w:hyperlink w:history="1" r:id="rIdsrs_axhfe6hlnmf774yms">
         <w:r>
           <w:rPr>
             <w:rStyle w:val="Hyperlink"/>
@@ -1210,7 +1210,7 @@
       <w:r>
         <w:t xml:space="preserve"> — modifié — </w:t>
       </w:r>
-      <w:hyperlink w:history="1" r:id="rIdzdopdpz8fa7nrqpg0oyl0">
+      <w:hyperlink w:history="1" r:id="rIdebilozfoe9wcqovel5qq1">
         <w:r>
           <w:rPr>
             <w:rStyle w:val="Hyperlink"/>
@@ -1239,7 +1239,7 @@
       <w:r>
         <w:t xml:space="preserve"> — créé — </w:t>
       </w:r>
-      <w:hyperlink w:history="1" r:id="rIdeppfduunzxubqj42repf2">
+      <w:hyperlink w:history="1" r:id="rId0worlmyskdfaryoa258uy">
         <w:r>
           <w:rPr>
             <w:rStyle w:val="Hyperlink"/>
@@ -1276,7 +1276,7 @@
       <w:r>
         <w:t xml:space="preserve"> — créé — </w:t>
       </w:r>
-      <w:hyperlink w:history="1" r:id="rId_dre6duhypnzxxicqwrly">
+      <w:hyperlink w:history="1" r:id="rIdzqw0yvqxgzye4myvrpqkz">
         <w:r>
           <w:rPr>
             <w:rStyle w:val="Hyperlink"/>
@@ -1305,7 +1305,7 @@
       <w:r>
         <w:t xml:space="preserve"> — modifié — </w:t>
       </w:r>
-      <w:hyperlink w:history="1" r:id="rId-6iv7fv9izlyzbsdtegef">
+      <w:hyperlink w:history="1" r:id="rId0phmuxbd219b8zifirlp8">
         <w:r>
           <w:rPr>
             <w:rStyle w:val="Hyperlink"/>
@@ -1334,7 +1334,7 @@
       <w:r>
         <w:t xml:space="preserve"> — modifié — </w:t>
       </w:r>
-      <w:hyperlink w:history="1" r:id="rIdjmsdlfqs95lwnzmhq74od">
+      <w:hyperlink w:history="1" r:id="rIddqhk7c1awsbokrxxqh0nb">
         <w:r>
           <w:rPr>
             <w:rStyle w:val="Hyperlink"/>
@@ -1363,7 +1363,7 @@
       <w:r>
         <w:t xml:space="preserve"> — créé — </w:t>
       </w:r>
-      <w:hyperlink w:history="1" r:id="rIdbee5qj2myznlbn8xaatqx">
+      <w:hyperlink w:history="1" r:id="rIdw7lpoao5bypcdpsfd3zqp">
         <w:r>
           <w:rPr>
             <w:rStyle w:val="Hyperlink"/>
@@ -1392,7 +1392,7 @@
       <w:r>
         <w:t xml:space="preserve"> — modifié — </w:t>
       </w:r>
-      <w:hyperlink w:history="1" r:id="rIdtfitrxkd0rozyidxyzf2k">
+      <w:hyperlink w:history="1" r:id="rIdgscdhxvtgc1gg3nn7eoq8">
         <w:r>
           <w:rPr>
             <w:rStyle w:val="Hyperlink"/>
@@ -1421,7 +1421,7 @@
       <w:r>
         <w:t xml:space="preserve"> — modifié — </w:t>
       </w:r>
-      <w:hyperlink w:history="1" r:id="rIdtbtmuusk4euebzhv5muqz">
+      <w:hyperlink w:history="1" r:id="rIdnnjpclxvw3vqqxojpau5j">
         <w:r>
           <w:rPr>
             <w:rStyle w:val="Hyperlink"/>
@@ -1458,7 +1458,7 @@
       <w:r>
         <w:t xml:space="preserve"> — modifié — </w:t>
       </w:r>
-      <w:hyperlink w:history="1" r:id="rId8zxbhh4bggsx25haa8ubj">
+      <w:hyperlink w:history="1" r:id="rIdiqqtjft4bzojh0g54yocv">
         <w:r>
           <w:rPr>
             <w:rStyle w:val="Hyperlink"/>
@@ -1487,7 +1487,7 @@
       <w:r>
         <w:t xml:space="preserve"> — modifié — </w:t>
       </w:r>
-      <w:hyperlink w:history="1" r:id="rId9hvws8n-r5bkouvky4cxp">
+      <w:hyperlink w:history="1" r:id="rIdes4-7nnszcawz5xiqbvmn">
         <w:r>
           <w:rPr>
             <w:rStyle w:val="Hyperlink"/>
@@ -1516,7 +1516,7 @@
       <w:r>
         <w:t xml:space="preserve"> — créé — </w:t>
       </w:r>
-      <w:hyperlink w:history="1" r:id="rIdbrfh22lu2hcyz6-dtptff">
+      <w:hyperlink w:history="1" r:id="rIdjkhwhs3vimy2c_lefnmkf">
         <w:r>
           <w:rPr>
             <w:rStyle w:val="Hyperlink"/>

--- a/docs/developpement/phases/word/PHASE_03_VENTE_SANS_RESEAU_LA_TABLETTE_SCELLE_LE_SERVEUR_VERIFIE.docx
+++ b/docs/developpement/phases/word/PHASE_03_VENTE_SANS_RESEAU_LA_TABLETTE_SCELLE_LE_SERVEUR_VERIFIE.docx
@@ -20,7 +20,7 @@
       <w:r>
         <w:t xml:space="preserve">FlaiX Expert · dossier de développement · généré le 2026-10-19 depuis le dépôt </w:t>
       </w:r>
-      <w:hyperlink w:history="1" r:id="rIde4z32x88xybdf1pz7suzx">
+      <w:hyperlink w:history="1" r:id="rIdrbifvm_ydnccxashvkz71">
         <w:r>
           <w:rPr>
             <w:rStyle w:val="Hyperlink"/>
@@ -906,7 +906,7 @@
           <w:numId w:val="3"/>
         </w:numPr>
       </w:pPr>
-      <w:hyperlink w:history="1" r:id="rId29gqe01dvtyz67ffmklsb">
+      <w:hyperlink w:history="1" r:id="rIdrifoza1pafdxfpayo2naj">
         <w:r>
           <w:rPr>
             <w:rStyle w:val="Hyperlink"/>
@@ -954,7 +954,7 @@
       <w:r>
         <w:t xml:space="preserve"> — créé — </w:t>
       </w:r>
-      <w:hyperlink w:history="1" r:id="rIdvllbfdauimja0gslka-ng">
+      <w:hyperlink w:history="1" r:id="rIdmzfnrfi1tqyllnn7o2dzm">
         <w:r>
           <w:rPr>
             <w:rStyle w:val="Hyperlink"/>
@@ -991,7 +991,7 @@
       <w:r>
         <w:t xml:space="preserve"> — modifié — </w:t>
       </w:r>
-      <w:hyperlink w:history="1" r:id="rIdhjhchgtlgsug_jnmjkptl">
+      <w:hyperlink w:history="1" r:id="rIdgqktzrni-lqgmyoy0sv3v">
         <w:r>
           <w:rPr>
             <w:rStyle w:val="Hyperlink"/>
@@ -1020,7 +1020,7 @@
       <w:r>
         <w:t xml:space="preserve"> — créé — </w:t>
       </w:r>
-      <w:hyperlink w:history="1" r:id="rIdvu_cthkrabcbtseapu50g">
+      <w:hyperlink w:history="1" r:id="rIdvid90myidviae0uxhlc-c">
         <w:r>
           <w:rPr>
             <w:rStyle w:val="Hyperlink"/>
@@ -1057,7 +1057,7 @@
       <w:r>
         <w:t xml:space="preserve"> — créé — </w:t>
       </w:r>
-      <w:hyperlink w:history="1" r:id="rIdsun10jgotbte_ntn-zly6">
+      <w:hyperlink w:history="1" r:id="rIdpwd5sa7oabujk7lcxuynd">
         <w:r>
           <w:rPr>
             <w:rStyle w:val="Hyperlink"/>
@@ -1086,7 +1086,7 @@
       <w:r>
         <w:t xml:space="preserve"> — modifié — </w:t>
       </w:r>
-      <w:hyperlink w:history="1" r:id="rIdzyb_cn05spxfv7p33gn4w">
+      <w:hyperlink w:history="1" r:id="rIdcyxj9jrrc2rsmjxy5lmcy">
         <w:r>
           <w:rPr>
             <w:rStyle w:val="Hyperlink"/>
@@ -1115,7 +1115,7 @@
       <w:r>
         <w:t xml:space="preserve"> — modifié — </w:t>
       </w:r>
-      <w:hyperlink w:history="1" r:id="rIdnfj5slw5qwri4wtmazw19">
+      <w:hyperlink w:history="1" r:id="rIdhnnpjejc3ar72cuzxxcaj">
         <w:r>
           <w:rPr>
             <w:rStyle w:val="Hyperlink"/>
@@ -1144,7 +1144,7 @@
       <w:r>
         <w:t xml:space="preserve"> — modifié — </w:t>
       </w:r>
-      <w:hyperlink w:history="1" r:id="rIdqq5tptftu6bnilh3g52aa">
+      <w:hyperlink w:history="1" r:id="rIddnrm8wezohbfyrhuxf6jh">
         <w:r>
           <w:rPr>
             <w:rStyle w:val="Hyperlink"/>
@@ -1181,7 +1181,7 @@
       <w:r>
         <w:t xml:space="preserve"> — modifié — </w:t>
       </w:r>
-      <w:hyperlink w:history="1" r:id="rIdsrs_axhfe6hlnmf774yms">
+      <w:hyperlink w:history="1" r:id="rIdf07slj3kt_gguuhmju7ys">
         <w:r>
           <w:rPr>
             <w:rStyle w:val="Hyperlink"/>
@@ -1210,7 +1210,7 @@
       <w:r>
         <w:t xml:space="preserve"> — modifié — </w:t>
       </w:r>
-      <w:hyperlink w:history="1" r:id="rIdebilozfoe9wcqovel5qq1">
+      <w:hyperlink w:history="1" r:id="rId_ipgx50tgapdjmzbd44dj">
         <w:r>
           <w:rPr>
             <w:rStyle w:val="Hyperlink"/>
@@ -1239,7 +1239,7 @@
       <w:r>
         <w:t xml:space="preserve"> — créé — </w:t>
       </w:r>
-      <w:hyperlink w:history="1" r:id="rId0worlmyskdfaryoa258uy">
+      <w:hyperlink w:history="1" r:id="rIdal9qnfr68ki-jjyqnqkv0">
         <w:r>
           <w:rPr>
             <w:rStyle w:val="Hyperlink"/>
@@ -1276,7 +1276,7 @@
       <w:r>
         <w:t xml:space="preserve"> — créé — </w:t>
       </w:r>
-      <w:hyperlink w:history="1" r:id="rIdzqw0yvqxgzye4myvrpqkz">
+      <w:hyperlink w:history="1" r:id="rIdotztgyd-tezriachbkrjj">
         <w:r>
           <w:rPr>
             <w:rStyle w:val="Hyperlink"/>
@@ -1305,7 +1305,7 @@
       <w:r>
         <w:t xml:space="preserve"> — modifié — </w:t>
       </w:r>
-      <w:hyperlink w:history="1" r:id="rId0phmuxbd219b8zifirlp8">
+      <w:hyperlink w:history="1" r:id="rIdspba8hmqbyn9dodelghde">
         <w:r>
           <w:rPr>
             <w:rStyle w:val="Hyperlink"/>
@@ -1334,7 +1334,7 @@
       <w:r>
         <w:t xml:space="preserve"> — modifié — </w:t>
       </w:r>
-      <w:hyperlink w:history="1" r:id="rIddqhk7c1awsbokrxxqh0nb">
+      <w:hyperlink w:history="1" r:id="rId8aeqfvw-jj9dx1isummzx">
         <w:r>
           <w:rPr>
             <w:rStyle w:val="Hyperlink"/>
@@ -1363,7 +1363,7 @@
       <w:r>
         <w:t xml:space="preserve"> — créé — </w:t>
       </w:r>
-      <w:hyperlink w:history="1" r:id="rIdw7lpoao5bypcdpsfd3zqp">
+      <w:hyperlink w:history="1" r:id="rId4xd-rikdtygnytfhtw82i">
         <w:r>
           <w:rPr>
             <w:rStyle w:val="Hyperlink"/>
@@ -1392,7 +1392,7 @@
       <w:r>
         <w:t xml:space="preserve"> — modifié — </w:t>
       </w:r>
-      <w:hyperlink w:history="1" r:id="rIdgscdhxvtgc1gg3nn7eoq8">
+      <w:hyperlink w:history="1" r:id="rIddxj9yrbotc_2my65jxwdq">
         <w:r>
           <w:rPr>
             <w:rStyle w:val="Hyperlink"/>
@@ -1421,7 +1421,7 @@
       <w:r>
         <w:t xml:space="preserve"> — modifié — </w:t>
       </w:r>
-      <w:hyperlink w:history="1" r:id="rIdnnjpclxvw3vqqxojpau5j">
+      <w:hyperlink w:history="1" r:id="rIdpqefpl7a077n0nn8ys5zz">
         <w:r>
           <w:rPr>
             <w:rStyle w:val="Hyperlink"/>
@@ -1458,7 +1458,7 @@
       <w:r>
         <w:t xml:space="preserve"> — modifié — </w:t>
       </w:r>
-      <w:hyperlink w:history="1" r:id="rIdiqqtjft4bzojh0g54yocv">
+      <w:hyperlink w:history="1" r:id="rIdrra1vj2fssyr11mkzc1to">
         <w:r>
           <w:rPr>
             <w:rStyle w:val="Hyperlink"/>
@@ -1487,7 +1487,7 @@
       <w:r>
         <w:t xml:space="preserve"> — modifié — </w:t>
       </w:r>
-      <w:hyperlink w:history="1" r:id="rIdes4-7nnszcawz5xiqbvmn">
+      <w:hyperlink w:history="1" r:id="rIduxdnmjv5ucysu-ic6dq10">
         <w:r>
           <w:rPr>
             <w:rStyle w:val="Hyperlink"/>
@@ -1516,7 +1516,7 @@
       <w:r>
         <w:t xml:space="preserve"> — créé — </w:t>
       </w:r>
-      <w:hyperlink w:history="1" r:id="rIdjkhwhs3vimy2c_lefnmkf">
+      <w:hyperlink w:history="1" r:id="rIdx1tgiznn6ui0qons1ftpu">
         <w:r>
           <w:rPr>
             <w:rStyle w:val="Hyperlink"/>

--- a/docs/developpement/phases/word/PHASE_03_VENTE_SANS_RESEAU_LA_TABLETTE_SCELLE_LE_SERVEUR_VERIFIE.docx
+++ b/docs/developpement/phases/word/PHASE_03_VENTE_SANS_RESEAU_LA_TABLETTE_SCELLE_LE_SERVEUR_VERIFIE.docx
@@ -20,7 +20,7 @@
       <w:r>
         <w:t xml:space="preserve">FlaiX Expert · dossier de développement · généré le 2026-10-19 depuis le dépôt </w:t>
       </w:r>
-      <w:hyperlink w:history="1" r:id="rIdrbifvm_ydnccxashvkz71">
+      <w:hyperlink w:history="1" r:id="rIdgpuszem37-w1ncdrj8wsq">
         <w:r>
           <w:rPr>
             <w:rStyle w:val="Hyperlink"/>
@@ -906,7 +906,7 @@
           <w:numId w:val="3"/>
         </w:numPr>
       </w:pPr>
-      <w:hyperlink w:history="1" r:id="rIdrifoza1pafdxfpayo2naj">
+      <w:hyperlink w:history="1" r:id="rId727xegnzr_r7y1h1zeyhd">
         <w:r>
           <w:rPr>
             <w:rStyle w:val="Hyperlink"/>
@@ -954,7 +954,7 @@
       <w:r>
         <w:t xml:space="preserve"> — créé — </w:t>
       </w:r>
-      <w:hyperlink w:history="1" r:id="rIdmzfnrfi1tqyllnn7o2dzm">
+      <w:hyperlink w:history="1" r:id="rIdg975fulkuo4udtuyhnbwm">
         <w:r>
           <w:rPr>
             <w:rStyle w:val="Hyperlink"/>
@@ -991,7 +991,7 @@
       <w:r>
         <w:t xml:space="preserve"> — modifié — </w:t>
       </w:r>
-      <w:hyperlink w:history="1" r:id="rIdgqktzrni-lqgmyoy0sv3v">
+      <w:hyperlink w:history="1" r:id="rIdbav0efmexrjs_tjsnpec0">
         <w:r>
           <w:rPr>
             <w:rStyle w:val="Hyperlink"/>
@@ -1020,7 +1020,7 @@
       <w:r>
         <w:t xml:space="preserve"> — créé — </w:t>
       </w:r>
-      <w:hyperlink w:history="1" r:id="rIdvid90myidviae0uxhlc-c">
+      <w:hyperlink w:history="1" r:id="rIdlkifimxbfueclh1d_2l7q">
         <w:r>
           <w:rPr>
             <w:rStyle w:val="Hyperlink"/>
@@ -1057,7 +1057,7 @@
       <w:r>
         <w:t xml:space="preserve"> — créé — </w:t>
       </w:r>
-      <w:hyperlink w:history="1" r:id="rIdpwd5sa7oabujk7lcxuynd">
+      <w:hyperlink w:history="1" r:id="rIdhvq5y5qf76etpebqxqmpb">
         <w:r>
           <w:rPr>
             <w:rStyle w:val="Hyperlink"/>
@@ -1086,7 +1086,7 @@
       <w:r>
         <w:t xml:space="preserve"> — modifié — </w:t>
       </w:r>
-      <w:hyperlink w:history="1" r:id="rIdcyxj9jrrc2rsmjxy5lmcy">
+      <w:hyperlink w:history="1" r:id="rIdplprsfalubixcdsvr0jtk">
         <w:r>
           <w:rPr>
             <w:rStyle w:val="Hyperlink"/>
@@ -1115,7 +1115,7 @@
       <w:r>
         <w:t xml:space="preserve"> — modifié — </w:t>
       </w:r>
-      <w:hyperlink w:history="1" r:id="rIdhnnpjejc3ar72cuzxxcaj">
+      <w:hyperlink w:history="1" r:id="rIdt9j07emmjxn8eguuofhba">
         <w:r>
           <w:rPr>
             <w:rStyle w:val="Hyperlink"/>
@@ -1144,7 +1144,7 @@
       <w:r>
         <w:t xml:space="preserve"> — modifié — </w:t>
       </w:r>
-      <w:hyperlink w:history="1" r:id="rIddnrm8wezohbfyrhuxf6jh">
+      <w:hyperlink w:history="1" r:id="rIdviyemuse4lcmrxcozea3w">
         <w:r>
           <w:rPr>
             <w:rStyle w:val="Hyperlink"/>
@@ -1181,7 +1181,7 @@
       <w:r>
         <w:t xml:space="preserve"> — modifié — </w:t>
       </w:r>
-      <w:hyperlink w:history="1" r:id="rIdf07slj3kt_gguuhmju7ys">
+      <w:hyperlink w:history="1" r:id="rId6iewkmnprt7k5fauquaop">
         <w:r>
           <w:rPr>
             <w:rStyle w:val="Hyperlink"/>
@@ -1210,7 +1210,7 @@
       <w:r>
         <w:t xml:space="preserve"> — modifié — </w:t>
       </w:r>
-      <w:hyperlink w:history="1" r:id="rId_ipgx50tgapdjmzbd44dj">
+      <w:hyperlink w:history="1" r:id="rIdqtzxkic_lwyykp1kmcgsj">
         <w:r>
           <w:rPr>
             <w:rStyle w:val="Hyperlink"/>
@@ -1239,7 +1239,7 @@
       <w:r>
         <w:t xml:space="preserve"> — créé — </w:t>
       </w:r>
-      <w:hyperlink w:history="1" r:id="rIdal9qnfr68ki-jjyqnqkv0">
+      <w:hyperlink w:history="1" r:id="rIdrr8nnwiscfvs8tqjsdjyk">
         <w:r>
           <w:rPr>
             <w:rStyle w:val="Hyperlink"/>
@@ -1276,7 +1276,7 @@
       <w:r>
         <w:t xml:space="preserve"> — créé — </w:t>
       </w:r>
-      <w:hyperlink w:history="1" r:id="rIdotztgyd-tezriachbkrjj">
+      <w:hyperlink w:history="1" r:id="rIdnzbnf5_8o919fnrhq3qpf">
         <w:r>
           <w:rPr>
             <w:rStyle w:val="Hyperlink"/>
@@ -1305,7 +1305,7 @@
       <w:r>
         <w:t xml:space="preserve"> — modifié — </w:t>
       </w:r>
-      <w:hyperlink w:history="1" r:id="rIdspba8hmqbyn9dodelghde">
+      <w:hyperlink w:history="1" r:id="rIdrsptxxpssv-uuupjozmpi">
         <w:r>
           <w:rPr>
             <w:rStyle w:val="Hyperlink"/>
@@ -1334,7 +1334,7 @@
       <w:r>
         <w:t xml:space="preserve"> — modifié — </w:t>
       </w:r>
-      <w:hyperlink w:history="1" r:id="rId8aeqfvw-jj9dx1isummzx">
+      <w:hyperlink w:history="1" r:id="rIdqh8iyw86xunqsdvgnztbb">
         <w:r>
           <w:rPr>
             <w:rStyle w:val="Hyperlink"/>
@@ -1363,7 +1363,7 @@
       <w:r>
         <w:t xml:space="preserve"> — créé — </w:t>
       </w:r>
-      <w:hyperlink w:history="1" r:id="rId4xd-rikdtygnytfhtw82i">
+      <w:hyperlink w:history="1" r:id="rIdjo_min-wuv0sh5sq4frse">
         <w:r>
           <w:rPr>
             <w:rStyle w:val="Hyperlink"/>
@@ -1392,7 +1392,7 @@
       <w:r>
         <w:t xml:space="preserve"> — modifié — </w:t>
       </w:r>
-      <w:hyperlink w:history="1" r:id="rIddxj9yrbotc_2my65jxwdq">
+      <w:hyperlink w:history="1" r:id="rIdgmktm-aj5v9xp4xv6ynl3">
         <w:r>
           <w:rPr>
             <w:rStyle w:val="Hyperlink"/>
@@ -1421,7 +1421,7 @@
       <w:r>
         <w:t xml:space="preserve"> — modifié — </w:t>
       </w:r>
-      <w:hyperlink w:history="1" r:id="rIdpqefpl7a077n0nn8ys5zz">
+      <w:hyperlink w:history="1" r:id="rIdtltyauc_jbjavjqq8sfoc">
         <w:r>
           <w:rPr>
             <w:rStyle w:val="Hyperlink"/>
@@ -1458,7 +1458,7 @@
       <w:r>
         <w:t xml:space="preserve"> — modifié — </w:t>
       </w:r>
-      <w:hyperlink w:history="1" r:id="rIdrra1vj2fssyr11mkzc1to">
+      <w:hyperlink w:history="1" r:id="rIdw7sb1kyfjhcnkcjiacjpv">
         <w:r>
           <w:rPr>
             <w:rStyle w:val="Hyperlink"/>
@@ -1487,7 +1487,7 @@
       <w:r>
         <w:t xml:space="preserve"> — modifié — </w:t>
       </w:r>
-      <w:hyperlink w:history="1" r:id="rIduxdnmjv5ucysu-ic6dq10">
+      <w:hyperlink w:history="1" r:id="rIds8t9bjknfokxylat_8zrl">
         <w:r>
           <w:rPr>
             <w:rStyle w:val="Hyperlink"/>
@@ -1516,7 +1516,7 @@
       <w:r>
         <w:t xml:space="preserve"> — créé — </w:t>
       </w:r>
-      <w:hyperlink w:history="1" r:id="rIdx1tgiznn6ui0qons1ftpu">
+      <w:hyperlink w:history="1" r:id="rIdh2auaoxzzev4_gdmo5yvg">
         <w:r>
           <w:rPr>
             <w:rStyle w:val="Hyperlink"/>

--- a/docs/developpement/phases/word/PHASE_03_VENTE_SANS_RESEAU_LA_TABLETTE_SCELLE_LE_SERVEUR_VERIFIE.docx
+++ b/docs/developpement/phases/word/PHASE_03_VENTE_SANS_RESEAU_LA_TABLETTE_SCELLE_LE_SERVEUR_VERIFIE.docx
@@ -20,7 +20,7 @@
       <w:r>
         <w:t xml:space="preserve">FlaiX Expert · dossier de développement · généré le 2026-10-19 depuis le dépôt </w:t>
       </w:r>
-      <w:hyperlink w:history="1" r:id="rIdgpuszem37-w1ncdrj8wsq">
+      <w:hyperlink w:history="1" r:id="rIdn367plzo7tmixdwkhzve5">
         <w:r>
           <w:rPr>
             <w:rStyle w:val="Hyperlink"/>
@@ -906,7 +906,7 @@
           <w:numId w:val="3"/>
         </w:numPr>
       </w:pPr>
-      <w:hyperlink w:history="1" r:id="rId727xegnzr_r7y1h1zeyhd">
+      <w:hyperlink w:history="1" r:id="rIdrtktwamzkspmaff5vsssk">
         <w:r>
           <w:rPr>
             <w:rStyle w:val="Hyperlink"/>
@@ -954,7 +954,7 @@
       <w:r>
         <w:t xml:space="preserve"> — créé — </w:t>
       </w:r>
-      <w:hyperlink w:history="1" r:id="rIdg975fulkuo4udtuyhnbwm">
+      <w:hyperlink w:history="1" r:id="rId3lmhr1byzpcugueyyzttm">
         <w:r>
           <w:rPr>
             <w:rStyle w:val="Hyperlink"/>
@@ -991,7 +991,7 @@
       <w:r>
         <w:t xml:space="preserve"> — modifié — </w:t>
       </w:r>
-      <w:hyperlink w:history="1" r:id="rIdbav0efmexrjs_tjsnpec0">
+      <w:hyperlink w:history="1" r:id="rIdnnytbutmwd2wnov_kqcxq">
         <w:r>
           <w:rPr>
             <w:rStyle w:val="Hyperlink"/>
@@ -1020,7 +1020,7 @@
       <w:r>
         <w:t xml:space="preserve"> — créé — </w:t>
       </w:r>
-      <w:hyperlink w:history="1" r:id="rIdlkifimxbfueclh1d_2l7q">
+      <w:hyperlink w:history="1" r:id="rIdbur-yevjmeihwmwhnwcm5">
         <w:r>
           <w:rPr>
             <w:rStyle w:val="Hyperlink"/>
@@ -1057,7 +1057,7 @@
       <w:r>
         <w:t xml:space="preserve"> — créé — </w:t>
       </w:r>
-      <w:hyperlink w:history="1" r:id="rIdhvq5y5qf76etpebqxqmpb">
+      <w:hyperlink w:history="1" r:id="rIdixvxnie5-1nri5mw_ntuk">
         <w:r>
           <w:rPr>
             <w:rStyle w:val="Hyperlink"/>
@@ -1086,7 +1086,7 @@
       <w:r>
         <w:t xml:space="preserve"> — modifié — </w:t>
       </w:r>
-      <w:hyperlink w:history="1" r:id="rIdplprsfalubixcdsvr0jtk">
+      <w:hyperlink w:history="1" r:id="rIdalzpxn4yahpprsucfq3qw">
         <w:r>
           <w:rPr>
             <w:rStyle w:val="Hyperlink"/>
@@ -1115,7 +1115,7 @@
       <w:r>
         <w:t xml:space="preserve"> — modifié — </w:t>
       </w:r>
-      <w:hyperlink w:history="1" r:id="rIdt9j07emmjxn8eguuofhba">
+      <w:hyperlink w:history="1" r:id="rId9izp-rzcnycmysfppyymk">
         <w:r>
           <w:rPr>
             <w:rStyle w:val="Hyperlink"/>
@@ -1144,7 +1144,7 @@
       <w:r>
         <w:t xml:space="preserve"> — modifié — </w:t>
       </w:r>
-      <w:hyperlink w:history="1" r:id="rIdviyemuse4lcmrxcozea3w">
+      <w:hyperlink w:history="1" r:id="rIdr3zjjha5q6hliuovpk-p7">
         <w:r>
           <w:rPr>
             <w:rStyle w:val="Hyperlink"/>
@@ -1181,7 +1181,7 @@
       <w:r>
         <w:t xml:space="preserve"> — modifié — </w:t>
       </w:r>
-      <w:hyperlink w:history="1" r:id="rId6iewkmnprt7k5fauquaop">
+      <w:hyperlink w:history="1" r:id="rIdc5pnveqbmh_u64ihit-84">
         <w:r>
           <w:rPr>
             <w:rStyle w:val="Hyperlink"/>
@@ -1210,7 +1210,7 @@
       <w:r>
         <w:t xml:space="preserve"> — modifié — </w:t>
       </w:r>
-      <w:hyperlink w:history="1" r:id="rIdqtzxkic_lwyykp1kmcgsj">
+      <w:hyperlink w:history="1" r:id="rId9zqfrxpr36byxtfhiurtt">
         <w:r>
           <w:rPr>
             <w:rStyle w:val="Hyperlink"/>
@@ -1239,7 +1239,7 @@
       <w:r>
         <w:t xml:space="preserve"> — créé — </w:t>
       </w:r>
-      <w:hyperlink w:history="1" r:id="rIdrr8nnwiscfvs8tqjsdjyk">
+      <w:hyperlink w:history="1" r:id="rId_yml8cmj9z1998ht_oc24">
         <w:r>
           <w:rPr>
             <w:rStyle w:val="Hyperlink"/>
@@ -1276,7 +1276,7 @@
       <w:r>
         <w:t xml:space="preserve"> — créé — </w:t>
       </w:r>
-      <w:hyperlink w:history="1" r:id="rIdnzbnf5_8o919fnrhq3qpf">
+      <w:hyperlink w:history="1" r:id="rId1rlaekckddjvqnu5q7zfh">
         <w:r>
           <w:rPr>
             <w:rStyle w:val="Hyperlink"/>
@@ -1305,7 +1305,7 @@
       <w:r>
         <w:t xml:space="preserve"> — modifié — </w:t>
       </w:r>
-      <w:hyperlink w:history="1" r:id="rIdrsptxxpssv-uuupjozmpi">
+      <w:hyperlink w:history="1" r:id="rIdynmte6dhiqexxxtrg9ovg">
         <w:r>
           <w:rPr>
             <w:rStyle w:val="Hyperlink"/>
@@ -1334,7 +1334,7 @@
       <w:r>
         <w:t xml:space="preserve"> — modifié — </w:t>
       </w:r>
-      <w:hyperlink w:history="1" r:id="rIdqh8iyw86xunqsdvgnztbb">
+      <w:hyperlink w:history="1" r:id="rIddj5-nzn31yj9ramcdhqfx">
         <w:r>
           <w:rPr>
             <w:rStyle w:val="Hyperlink"/>
@@ -1363,7 +1363,7 @@
       <w:r>
         <w:t xml:space="preserve"> — créé — </w:t>
       </w:r>
-      <w:hyperlink w:history="1" r:id="rIdjo_min-wuv0sh5sq4frse">
+      <w:hyperlink w:history="1" r:id="rIddqveubzuorai3f-jnyche">
         <w:r>
           <w:rPr>
             <w:rStyle w:val="Hyperlink"/>
@@ -1392,7 +1392,7 @@
       <w:r>
         <w:t xml:space="preserve"> — modifié — </w:t>
       </w:r>
-      <w:hyperlink w:history="1" r:id="rIdgmktm-aj5v9xp4xv6ynl3">
+      <w:hyperlink w:history="1" r:id="rIdhgjzkudm3hphwjc41svzx">
         <w:r>
           <w:rPr>
             <w:rStyle w:val="Hyperlink"/>
@@ -1421,7 +1421,7 @@
       <w:r>
         <w:t xml:space="preserve"> — modifié — </w:t>
       </w:r>
-      <w:hyperlink w:history="1" r:id="rIdtltyauc_jbjavjqq8sfoc">
+      <w:hyperlink w:history="1" r:id="rIdskqn8pmfggihmf5hlfuyh">
         <w:r>
           <w:rPr>
             <w:rStyle w:val="Hyperlink"/>
@@ -1458,7 +1458,7 @@
       <w:r>
         <w:t xml:space="preserve"> — modifié — </w:t>
       </w:r>
-      <w:hyperlink w:history="1" r:id="rIdw7sb1kyfjhcnkcjiacjpv">
+      <w:hyperlink w:history="1" r:id="rIdefhzg4bhk02kkgd_fvwq9">
         <w:r>
           <w:rPr>
             <w:rStyle w:val="Hyperlink"/>
@@ -1487,7 +1487,7 @@
       <w:r>
         <w:t xml:space="preserve"> — modifié — </w:t>
       </w:r>
-      <w:hyperlink w:history="1" r:id="rIds8t9bjknfokxylat_8zrl">
+      <w:hyperlink w:history="1" r:id="rIduz31lpchxdwwakslwkjgy">
         <w:r>
           <w:rPr>
             <w:rStyle w:val="Hyperlink"/>
@@ -1516,7 +1516,7 @@
       <w:r>
         <w:t xml:space="preserve"> — créé — </w:t>
       </w:r>
-      <w:hyperlink w:history="1" r:id="rIdh2auaoxzzev4_gdmo5yvg">
+      <w:hyperlink w:history="1" r:id="rIdufxtaxrxemhpvtwuzvxfx">
         <w:r>
           <w:rPr>
             <w:rStyle w:val="Hyperlink"/>

--- a/docs/developpement/phases/word/PHASE_03_VENTE_SANS_RESEAU_LA_TABLETTE_SCELLE_LE_SERVEUR_VERIFIE.docx
+++ b/docs/developpement/phases/word/PHASE_03_VENTE_SANS_RESEAU_LA_TABLETTE_SCELLE_LE_SERVEUR_VERIFIE.docx
@@ -18,9 +18,9 @@
         <w:shd w:fill="F6F3FF" w:color="auto" w:val="clear"/>
       </w:pPr>
       <w:r>
-        <w:t xml:space="preserve">FlaiX Expert · dossier de développement · généré le 2026-10-19 depuis le dépôt </w:t>
-      </w:r>
-      <w:hyperlink w:history="1" r:id="rIdn367plzo7tmixdwkhzve5">
+        <w:t xml:space="preserve">FlaiX Expert · dossier de développement · généré le 2026-10-21 depuis le dépôt </w:t>
+      </w:r>
+      <w:hyperlink w:history="1" r:id="rIddj_aet-uqxvcd5hfsuh3s">
         <w:r>
           <w:rPr>
             <w:rStyle w:val="Hyperlink"/>
@@ -906,7 +906,7 @@
           <w:numId w:val="3"/>
         </w:numPr>
       </w:pPr>
-      <w:hyperlink w:history="1" r:id="rIdrtktwamzkspmaff5vsssk">
+      <w:hyperlink w:history="1" r:id="rIdncg5rgojodsavsu-cdbh9">
         <w:r>
           <w:rPr>
             <w:rStyle w:val="Hyperlink"/>
@@ -954,7 +954,7 @@
       <w:r>
         <w:t xml:space="preserve"> — créé — </w:t>
       </w:r>
-      <w:hyperlink w:history="1" r:id="rId3lmhr1byzpcugueyyzttm">
+      <w:hyperlink w:history="1" r:id="rIdldlsjazvoqedi1ryrplrb">
         <w:r>
           <w:rPr>
             <w:rStyle w:val="Hyperlink"/>
@@ -991,7 +991,7 @@
       <w:r>
         <w:t xml:space="preserve"> — modifié — </w:t>
       </w:r>
-      <w:hyperlink w:history="1" r:id="rIdnnytbutmwd2wnov_kqcxq">
+      <w:hyperlink w:history="1" r:id="rIdmafsukdgh1cjt31s7knz0">
         <w:r>
           <w:rPr>
             <w:rStyle w:val="Hyperlink"/>
@@ -1020,7 +1020,7 @@
       <w:r>
         <w:t xml:space="preserve"> — créé — </w:t>
       </w:r>
-      <w:hyperlink w:history="1" r:id="rIdbur-yevjmeihwmwhnwcm5">
+      <w:hyperlink w:history="1" r:id="rIdielttmsny3txzwool_cfr">
         <w:r>
           <w:rPr>
             <w:rStyle w:val="Hyperlink"/>
@@ -1057,7 +1057,7 @@
       <w:r>
         <w:t xml:space="preserve"> — créé — </w:t>
       </w:r>
-      <w:hyperlink w:history="1" r:id="rIdixvxnie5-1nri5mw_ntuk">
+      <w:hyperlink w:history="1" r:id="rId1ee2njrtn8-5rvzcg7fcf">
         <w:r>
           <w:rPr>
             <w:rStyle w:val="Hyperlink"/>
@@ -1086,7 +1086,7 @@
       <w:r>
         <w:t xml:space="preserve"> — modifié — </w:t>
       </w:r>
-      <w:hyperlink w:history="1" r:id="rIdalzpxn4yahpprsucfq3qw">
+      <w:hyperlink w:history="1" r:id="rIdw8cbcsuxmbcdyjckbmhlm">
         <w:r>
           <w:rPr>
             <w:rStyle w:val="Hyperlink"/>
@@ -1115,7 +1115,7 @@
       <w:r>
         <w:t xml:space="preserve"> — modifié — </w:t>
       </w:r>
-      <w:hyperlink w:history="1" r:id="rId9izp-rzcnycmysfppyymk">
+      <w:hyperlink w:history="1" r:id="rIdvnuf_sj6rj-pxxchifm19">
         <w:r>
           <w:rPr>
             <w:rStyle w:val="Hyperlink"/>
@@ -1144,7 +1144,7 @@
       <w:r>
         <w:t xml:space="preserve"> — modifié — </w:t>
       </w:r>
-      <w:hyperlink w:history="1" r:id="rIdr3zjjha5q6hliuovpk-p7">
+      <w:hyperlink w:history="1" r:id="rIdhzf_vvypw80v2jgsq89as">
         <w:r>
           <w:rPr>
             <w:rStyle w:val="Hyperlink"/>
@@ -1181,7 +1181,7 @@
       <w:r>
         <w:t xml:space="preserve"> — modifié — </w:t>
       </w:r>
-      <w:hyperlink w:history="1" r:id="rIdc5pnveqbmh_u64ihit-84">
+      <w:hyperlink w:history="1" r:id="rIdp97ld1guka549co5pbj_e">
         <w:r>
           <w:rPr>
             <w:rStyle w:val="Hyperlink"/>
@@ -1210,7 +1210,7 @@
       <w:r>
         <w:t xml:space="preserve"> — modifié — </w:t>
       </w:r>
-      <w:hyperlink w:history="1" r:id="rId9zqfrxpr36byxtfhiurtt">
+      <w:hyperlink w:history="1" r:id="rIdgaz25ykxxi1gvhnufrghf">
         <w:r>
           <w:rPr>
             <w:rStyle w:val="Hyperlink"/>
@@ -1239,7 +1239,7 @@
       <w:r>
         <w:t xml:space="preserve"> — créé — </w:t>
       </w:r>
-      <w:hyperlink w:history="1" r:id="rId_yml8cmj9z1998ht_oc24">
+      <w:hyperlink w:history="1" r:id="rIdnwjeyexl37_ersbz1necq">
         <w:r>
           <w:rPr>
             <w:rStyle w:val="Hyperlink"/>
@@ -1276,7 +1276,7 @@
       <w:r>
         <w:t xml:space="preserve"> — créé — </w:t>
       </w:r>
-      <w:hyperlink w:history="1" r:id="rId1rlaekckddjvqnu5q7zfh">
+      <w:hyperlink w:history="1" r:id="rIdoqchygzor8haoxnndyvuq">
         <w:r>
           <w:rPr>
             <w:rStyle w:val="Hyperlink"/>
@@ -1305,7 +1305,7 @@
       <w:r>
         <w:t xml:space="preserve"> — modifié — </w:t>
       </w:r>
-      <w:hyperlink w:history="1" r:id="rIdynmte6dhiqexxxtrg9ovg">
+      <w:hyperlink w:history="1" r:id="rIdy9-alxmuiohj19r92gt1k">
         <w:r>
           <w:rPr>
             <w:rStyle w:val="Hyperlink"/>
@@ -1334,7 +1334,7 @@
       <w:r>
         <w:t xml:space="preserve"> — modifié — </w:t>
       </w:r>
-      <w:hyperlink w:history="1" r:id="rIddj5-nzn31yj9ramcdhqfx">
+      <w:hyperlink w:history="1" r:id="rIdihb8gvkgfbgguagzm5lj4">
         <w:r>
           <w:rPr>
             <w:rStyle w:val="Hyperlink"/>
@@ -1363,7 +1363,7 @@
       <w:r>
         <w:t xml:space="preserve"> — créé — </w:t>
       </w:r>
-      <w:hyperlink w:history="1" r:id="rIddqveubzuorai3f-jnyche">
+      <w:hyperlink w:history="1" r:id="rIdmy8fxsh0fh6rifbpk_jqa">
         <w:r>
           <w:rPr>
             <w:rStyle w:val="Hyperlink"/>
@@ -1392,7 +1392,7 @@
       <w:r>
         <w:t xml:space="preserve"> — modifié — </w:t>
       </w:r>
-      <w:hyperlink w:history="1" r:id="rIdhgjzkudm3hphwjc41svzx">
+      <w:hyperlink w:history="1" r:id="rIdzzrowqxe-frx8gcxzxnar">
         <w:r>
           <w:rPr>
             <w:rStyle w:val="Hyperlink"/>
@@ -1421,7 +1421,7 @@
       <w:r>
         <w:t xml:space="preserve"> — modifié — </w:t>
       </w:r>
-      <w:hyperlink w:history="1" r:id="rIdskqn8pmfggihmf5hlfuyh">
+      <w:hyperlink w:history="1" r:id="rId-npw-s4kfwsoieyksftgf">
         <w:r>
           <w:rPr>
             <w:rStyle w:val="Hyperlink"/>
@@ -1458,7 +1458,7 @@
       <w:r>
         <w:t xml:space="preserve"> — modifié — </w:t>
       </w:r>
-      <w:hyperlink w:history="1" r:id="rIdefhzg4bhk02kkgd_fvwq9">
+      <w:hyperlink w:history="1" r:id="rIdonicg-6kiyl6jtmd5ijwb">
         <w:r>
           <w:rPr>
             <w:rStyle w:val="Hyperlink"/>
@@ -1487,7 +1487,7 @@
       <w:r>
         <w:t xml:space="preserve"> — modifié — </w:t>
       </w:r>
-      <w:hyperlink w:history="1" r:id="rIduz31lpchxdwwakslwkjgy">
+      <w:hyperlink w:history="1" r:id="rIdz1xljdmcrpnrkb3_pbpbr">
         <w:r>
           <w:rPr>
             <w:rStyle w:val="Hyperlink"/>
@@ -1516,7 +1516,7 @@
       <w:r>
         <w:t xml:space="preserve"> — créé — </w:t>
       </w:r>
-      <w:hyperlink w:history="1" r:id="rIdufxtaxrxemhpvtwuzvxfx">
+      <w:hyperlink w:history="1" r:id="rId6xyz8azjkmdjvy7hcttwj">
         <w:r>
           <w:rPr>
             <w:rStyle w:val="Hyperlink"/>

--- a/docs/developpement/phases/word/PHASE_03_VENTE_SANS_RESEAU_LA_TABLETTE_SCELLE_LE_SERVEUR_VERIFIE.docx
+++ b/docs/developpement/phases/word/PHASE_03_VENTE_SANS_RESEAU_LA_TABLETTE_SCELLE_LE_SERVEUR_VERIFIE.docx
@@ -20,7 +20,7 @@
       <w:r>
         <w:t xml:space="preserve">FlaiX Expert · dossier de développement · généré le 2026-10-21 depuis le dépôt </w:t>
       </w:r>
-      <w:hyperlink w:history="1" r:id="rIddj_aet-uqxvcd5hfsuh3s">
+      <w:hyperlink w:history="1" r:id="rIdoijo4olsikakvmnzgexfp">
         <w:r>
           <w:rPr>
             <w:rStyle w:val="Hyperlink"/>
@@ -906,7 +906,7 @@
           <w:numId w:val="3"/>
         </w:numPr>
       </w:pPr>
-      <w:hyperlink w:history="1" r:id="rIdncg5rgojodsavsu-cdbh9">
+      <w:hyperlink w:history="1" r:id="rIddub7lia5t8w-pd5mj8nr6">
         <w:r>
           <w:rPr>
             <w:rStyle w:val="Hyperlink"/>
@@ -954,7 +954,7 @@
       <w:r>
         <w:t xml:space="preserve"> — créé — </w:t>
       </w:r>
-      <w:hyperlink w:history="1" r:id="rIdldlsjazvoqedi1ryrplrb">
+      <w:hyperlink w:history="1" r:id="rIdpzimfbvs2x25wa8dkj3no">
         <w:r>
           <w:rPr>
             <w:rStyle w:val="Hyperlink"/>
@@ -991,7 +991,7 @@
       <w:r>
         <w:t xml:space="preserve"> — modifié — </w:t>
       </w:r>
-      <w:hyperlink w:history="1" r:id="rIdmafsukdgh1cjt31s7knz0">
+      <w:hyperlink w:history="1" r:id="rIdqxn6b61h7zja3pewdozdg">
         <w:r>
           <w:rPr>
             <w:rStyle w:val="Hyperlink"/>
@@ -1020,7 +1020,7 @@
       <w:r>
         <w:t xml:space="preserve"> — créé — </w:t>
       </w:r>
-      <w:hyperlink w:history="1" r:id="rIdielttmsny3txzwool_cfr">
+      <w:hyperlink w:history="1" r:id="rIdb0ibwd9bgthmgilxfmije">
         <w:r>
           <w:rPr>
             <w:rStyle w:val="Hyperlink"/>
@@ -1057,7 +1057,7 @@
       <w:r>
         <w:t xml:space="preserve"> — créé — </w:t>
       </w:r>
-      <w:hyperlink w:history="1" r:id="rId1ee2njrtn8-5rvzcg7fcf">
+      <w:hyperlink w:history="1" r:id="rIdmdv6dkru1jbwwwzspfjcj">
         <w:r>
           <w:rPr>
             <w:rStyle w:val="Hyperlink"/>
@@ -1086,7 +1086,7 @@
       <w:r>
         <w:t xml:space="preserve"> — modifié — </w:t>
       </w:r>
-      <w:hyperlink w:history="1" r:id="rIdw8cbcsuxmbcdyjckbmhlm">
+      <w:hyperlink w:history="1" r:id="rIdb13csaxsurhdtiafjdjhy">
         <w:r>
           <w:rPr>
             <w:rStyle w:val="Hyperlink"/>
@@ -1115,7 +1115,7 @@
       <w:r>
         <w:t xml:space="preserve"> — modifié — </w:t>
       </w:r>
-      <w:hyperlink w:history="1" r:id="rIdvnuf_sj6rj-pxxchifm19">
+      <w:hyperlink w:history="1" r:id="rIdmmn1vss5ro6_ubzsho9mo">
         <w:r>
           <w:rPr>
             <w:rStyle w:val="Hyperlink"/>
@@ -1144,7 +1144,7 @@
       <w:r>
         <w:t xml:space="preserve"> — modifié — </w:t>
       </w:r>
-      <w:hyperlink w:history="1" r:id="rIdhzf_vvypw80v2jgsq89as">
+      <w:hyperlink w:history="1" r:id="rId6sevof9kkqpzqk6ttrysk">
         <w:r>
           <w:rPr>
             <w:rStyle w:val="Hyperlink"/>
@@ -1181,7 +1181,7 @@
       <w:r>
         <w:t xml:space="preserve"> — modifié — </w:t>
       </w:r>
-      <w:hyperlink w:history="1" r:id="rIdp97ld1guka549co5pbj_e">
+      <w:hyperlink w:history="1" r:id="rId2d7ofk8omaq-yi8dokqhq">
         <w:r>
           <w:rPr>
             <w:rStyle w:val="Hyperlink"/>
@@ -1210,7 +1210,7 @@
       <w:r>
         <w:t xml:space="preserve"> — modifié — </w:t>
       </w:r>
-      <w:hyperlink w:history="1" r:id="rIdgaz25ykxxi1gvhnufrghf">
+      <w:hyperlink w:history="1" r:id="rId24qaqxwowv9gtywnnr68f">
         <w:r>
           <w:rPr>
             <w:rStyle w:val="Hyperlink"/>
@@ -1239,7 +1239,7 @@
       <w:r>
         <w:t xml:space="preserve"> — créé — </w:t>
       </w:r>
-      <w:hyperlink w:history="1" r:id="rIdnwjeyexl37_ersbz1necq">
+      <w:hyperlink w:history="1" r:id="rId-zwhzhashzwzc-popowid">
         <w:r>
           <w:rPr>
             <w:rStyle w:val="Hyperlink"/>
@@ -1276,7 +1276,7 @@
       <w:r>
         <w:t xml:space="preserve"> — créé — </w:t>
       </w:r>
-      <w:hyperlink w:history="1" r:id="rIdoqchygzor8haoxnndyvuq">
+      <w:hyperlink w:history="1" r:id="rId3hx-2e49roxf4tdmzusyh">
         <w:r>
           <w:rPr>
             <w:rStyle w:val="Hyperlink"/>
@@ -1305,7 +1305,7 @@
       <w:r>
         <w:t xml:space="preserve"> — modifié — </w:t>
       </w:r>
-      <w:hyperlink w:history="1" r:id="rIdy9-alxmuiohj19r92gt1k">
+      <w:hyperlink w:history="1" r:id="rId8safmbuhwpltwmnyezswf">
         <w:r>
           <w:rPr>
             <w:rStyle w:val="Hyperlink"/>
@@ -1334,7 +1334,7 @@
       <w:r>
         <w:t xml:space="preserve"> — modifié — </w:t>
       </w:r>
-      <w:hyperlink w:history="1" r:id="rIdihb8gvkgfbgguagzm5lj4">
+      <w:hyperlink w:history="1" r:id="rId4gmcdidgtobajc7z8yg5a">
         <w:r>
           <w:rPr>
             <w:rStyle w:val="Hyperlink"/>
@@ -1363,7 +1363,7 @@
       <w:r>
         <w:t xml:space="preserve"> — créé — </w:t>
       </w:r>
-      <w:hyperlink w:history="1" r:id="rIdmy8fxsh0fh6rifbpk_jqa">
+      <w:hyperlink w:history="1" r:id="rIdaftgvat9vzvxgx5gh1jon">
         <w:r>
           <w:rPr>
             <w:rStyle w:val="Hyperlink"/>
@@ -1392,7 +1392,7 @@
       <w:r>
         <w:t xml:space="preserve"> — modifié — </w:t>
       </w:r>
-      <w:hyperlink w:history="1" r:id="rIdzzrowqxe-frx8gcxzxnar">
+      <w:hyperlink w:history="1" r:id="rIdrf8m9-l8am_ykt5onfxr6">
         <w:r>
           <w:rPr>
             <w:rStyle w:val="Hyperlink"/>
@@ -1421,7 +1421,7 @@
       <w:r>
         <w:t xml:space="preserve"> — modifié — </w:t>
       </w:r>
-      <w:hyperlink w:history="1" r:id="rId-npw-s4kfwsoieyksftgf">
+      <w:hyperlink w:history="1" r:id="rIdlynipu8rozj11okl_z2oj">
         <w:r>
           <w:rPr>
             <w:rStyle w:val="Hyperlink"/>
@@ -1458,7 +1458,7 @@
       <w:r>
         <w:t xml:space="preserve"> — modifié — </w:t>
       </w:r>
-      <w:hyperlink w:history="1" r:id="rIdonicg-6kiyl6jtmd5ijwb">
+      <w:hyperlink w:history="1" r:id="rIdy9zpizxsto3qafog4zsgt">
         <w:r>
           <w:rPr>
             <w:rStyle w:val="Hyperlink"/>
@@ -1487,7 +1487,7 @@
       <w:r>
         <w:t xml:space="preserve"> — modifié — </w:t>
       </w:r>
-      <w:hyperlink w:history="1" r:id="rIdz1xljdmcrpnrkb3_pbpbr">
+      <w:hyperlink w:history="1" r:id="rIdc9bmg8cozxg81zfhavnsj">
         <w:r>
           <w:rPr>
             <w:rStyle w:val="Hyperlink"/>
@@ -1516,7 +1516,7 @@
       <w:r>
         <w:t xml:space="preserve"> — créé — </w:t>
       </w:r>
-      <w:hyperlink w:history="1" r:id="rId6xyz8azjkmdjvy7hcttwj">
+      <w:hyperlink w:history="1" r:id="rIdjosilxuq2z5yoazpktjdc">
         <w:r>
           <w:rPr>
             <w:rStyle w:val="Hyperlink"/>

--- a/docs/developpement/phases/word/PHASE_03_VENTE_SANS_RESEAU_LA_TABLETTE_SCELLE_LE_SERVEUR_VERIFIE.docx
+++ b/docs/developpement/phases/word/PHASE_03_VENTE_SANS_RESEAU_LA_TABLETTE_SCELLE_LE_SERVEUR_VERIFIE.docx
@@ -18,9 +18,9 @@
         <w:shd w:fill="F6F3FF" w:color="auto" w:val="clear"/>
       </w:pPr>
       <w:r>
-        <w:t xml:space="preserve">FlaiX Expert · dossier de développement · généré le 2026-10-21 depuis le dépôt </w:t>
-      </w:r>
-      <w:hyperlink w:history="1" r:id="rIdoijo4olsikakvmnzgexfp">
+        <w:t xml:space="preserve">FlaiX Expert · dossier de développement · généré le 2026-10-23 depuis le dépôt </w:t>
+      </w:r>
+      <w:hyperlink w:history="1" r:id="rIdz1x4wksxgugi7ep7e3yym">
         <w:r>
           <w:rPr>
             <w:rStyle w:val="Hyperlink"/>
@@ -906,7 +906,7 @@
           <w:numId w:val="3"/>
         </w:numPr>
       </w:pPr>
-      <w:hyperlink w:history="1" r:id="rIddub7lia5t8w-pd5mj8nr6">
+      <w:hyperlink w:history="1" r:id="rIdqtwmnwmq-vihlmflf7gwe">
         <w:r>
           <w:rPr>
             <w:rStyle w:val="Hyperlink"/>
@@ -954,7 +954,7 @@
       <w:r>
         <w:t xml:space="preserve"> — créé — </w:t>
       </w:r>
-      <w:hyperlink w:history="1" r:id="rIdpzimfbvs2x25wa8dkj3no">
+      <w:hyperlink w:history="1" r:id="rIds1vihe06q4ttde7e59qmh">
         <w:r>
           <w:rPr>
             <w:rStyle w:val="Hyperlink"/>
@@ -991,7 +991,7 @@
       <w:r>
         <w:t xml:space="preserve"> — modifié — </w:t>
       </w:r>
-      <w:hyperlink w:history="1" r:id="rIdqxn6b61h7zja3pewdozdg">
+      <w:hyperlink w:history="1" r:id="rIdkxtnjo5h3sqrehtqzkfjf">
         <w:r>
           <w:rPr>
             <w:rStyle w:val="Hyperlink"/>
@@ -1020,7 +1020,7 @@
       <w:r>
         <w:t xml:space="preserve"> — créé — </w:t>
       </w:r>
-      <w:hyperlink w:history="1" r:id="rIdb0ibwd9bgthmgilxfmije">
+      <w:hyperlink w:history="1" r:id="rIdhsgirwmmumiqduubknywv">
         <w:r>
           <w:rPr>
             <w:rStyle w:val="Hyperlink"/>
@@ -1057,7 +1057,7 @@
       <w:r>
         <w:t xml:space="preserve"> — créé — </w:t>
       </w:r>
-      <w:hyperlink w:history="1" r:id="rIdmdv6dkru1jbwwwzspfjcj">
+      <w:hyperlink w:history="1" r:id="rIdflaei6aklnhkhzztffpop">
         <w:r>
           <w:rPr>
             <w:rStyle w:val="Hyperlink"/>
@@ -1086,7 +1086,7 @@
       <w:r>
         <w:t xml:space="preserve"> — modifié — </w:t>
       </w:r>
-      <w:hyperlink w:history="1" r:id="rIdb13csaxsurhdtiafjdjhy">
+      <w:hyperlink w:history="1" r:id="rIdthacn1ei_hc_fxgqs33yy">
         <w:r>
           <w:rPr>
             <w:rStyle w:val="Hyperlink"/>
@@ -1115,7 +1115,7 @@
       <w:r>
         <w:t xml:space="preserve"> — modifié — </w:t>
       </w:r>
-      <w:hyperlink w:history="1" r:id="rIdmmn1vss5ro6_ubzsho9mo">
+      <w:hyperlink w:history="1" r:id="rIdeo3hwkdofn8r6njwotpzz">
         <w:r>
           <w:rPr>
             <w:rStyle w:val="Hyperlink"/>
@@ -1144,7 +1144,7 @@
       <w:r>
         <w:t xml:space="preserve"> — modifié — </w:t>
       </w:r>
-      <w:hyperlink w:history="1" r:id="rId6sevof9kkqpzqk6ttrysk">
+      <w:hyperlink w:history="1" r:id="rIdicg3f7qrobqoajw1p3ey-">
         <w:r>
           <w:rPr>
             <w:rStyle w:val="Hyperlink"/>
@@ -1181,7 +1181,7 @@
       <w:r>
         <w:t xml:space="preserve"> — modifié — </w:t>
       </w:r>
-      <w:hyperlink w:history="1" r:id="rId2d7ofk8omaq-yi8dokqhq">
+      <w:hyperlink w:history="1" r:id="rIddkhnkdgvk9bydki4a_cru">
         <w:r>
           <w:rPr>
             <w:rStyle w:val="Hyperlink"/>
@@ -1210,7 +1210,7 @@
       <w:r>
         <w:t xml:space="preserve"> — modifié — </w:t>
       </w:r>
-      <w:hyperlink w:history="1" r:id="rId24qaqxwowv9gtywnnr68f">
+      <w:hyperlink w:history="1" r:id="rIdmhvltjrlk31ojkpe708r-">
         <w:r>
           <w:rPr>
             <w:rStyle w:val="Hyperlink"/>
@@ -1239,7 +1239,7 @@
       <w:r>
         <w:t xml:space="preserve"> — créé — </w:t>
       </w:r>
-      <w:hyperlink w:history="1" r:id="rId-zwhzhashzwzc-popowid">
+      <w:hyperlink w:history="1" r:id="rIdqfu39mtbalczxay-lhl5o">
         <w:r>
           <w:rPr>
             <w:rStyle w:val="Hyperlink"/>
@@ -1276,7 +1276,7 @@
       <w:r>
         <w:t xml:space="preserve"> — créé — </w:t>
       </w:r>
-      <w:hyperlink w:history="1" r:id="rId3hx-2e49roxf4tdmzusyh">
+      <w:hyperlink w:history="1" r:id="rIdaqen8qajhsw-6pefm4_v0">
         <w:r>
           <w:rPr>
             <w:rStyle w:val="Hyperlink"/>
@@ -1305,7 +1305,7 @@
       <w:r>
         <w:t xml:space="preserve"> — modifié — </w:t>
       </w:r>
-      <w:hyperlink w:history="1" r:id="rId8safmbuhwpltwmnyezswf">
+      <w:hyperlink w:history="1" r:id="rIdsyp22yjgbbt4wnzweyzds">
         <w:r>
           <w:rPr>
             <w:rStyle w:val="Hyperlink"/>
@@ -1334,7 +1334,7 @@
       <w:r>
         <w:t xml:space="preserve"> — modifié — </w:t>
       </w:r>
-      <w:hyperlink w:history="1" r:id="rId4gmcdidgtobajc7z8yg5a">
+      <w:hyperlink w:history="1" r:id="rId11ym0qzykhm_lk4gskluh">
         <w:r>
           <w:rPr>
             <w:rStyle w:val="Hyperlink"/>
@@ -1363,7 +1363,7 @@
       <w:r>
         <w:t xml:space="preserve"> — créé — </w:t>
       </w:r>
-      <w:hyperlink w:history="1" r:id="rIdaftgvat9vzvxgx5gh1jon">
+      <w:hyperlink w:history="1" r:id="rId_h7qwh8k6y_0ua1x93vjj">
         <w:r>
           <w:rPr>
             <w:rStyle w:val="Hyperlink"/>
@@ -1392,7 +1392,7 @@
       <w:r>
         <w:t xml:space="preserve"> — modifié — </w:t>
       </w:r>
-      <w:hyperlink w:history="1" r:id="rIdrf8m9-l8am_ykt5onfxr6">
+      <w:hyperlink w:history="1" r:id="rIdnrkx5-osfb9fchc2epcly">
         <w:r>
           <w:rPr>
             <w:rStyle w:val="Hyperlink"/>
@@ -1421,7 +1421,7 @@
       <w:r>
         <w:t xml:space="preserve"> — modifié — </w:t>
       </w:r>
-      <w:hyperlink w:history="1" r:id="rIdlynipu8rozj11okl_z2oj">
+      <w:hyperlink w:history="1" r:id="rIdfupfhod_nt7ybh8irvwbe">
         <w:r>
           <w:rPr>
             <w:rStyle w:val="Hyperlink"/>
@@ -1458,7 +1458,7 @@
       <w:r>
         <w:t xml:space="preserve"> — modifié — </w:t>
       </w:r>
-      <w:hyperlink w:history="1" r:id="rIdy9zpizxsto3qafog4zsgt">
+      <w:hyperlink w:history="1" r:id="rIdh7u1ndd0npyyi9v7skykk">
         <w:r>
           <w:rPr>
             <w:rStyle w:val="Hyperlink"/>
@@ -1487,7 +1487,7 @@
       <w:r>
         <w:t xml:space="preserve"> — modifié — </w:t>
       </w:r>
-      <w:hyperlink w:history="1" r:id="rIdc9bmg8cozxg81zfhavnsj">
+      <w:hyperlink w:history="1" r:id="rIdxwyjahr3dhugo_bx1joxy">
         <w:r>
           <w:rPr>
             <w:rStyle w:val="Hyperlink"/>
@@ -1516,7 +1516,7 @@
       <w:r>
         <w:t xml:space="preserve"> — créé — </w:t>
       </w:r>
-      <w:hyperlink w:history="1" r:id="rIdjosilxuq2z5yoazpktjdc">
+      <w:hyperlink w:history="1" r:id="rIdx5nbcflj5mvnmmhr-1gsz">
         <w:r>
           <w:rPr>
             <w:rStyle w:val="Hyperlink"/>

--- a/docs/developpement/phases/word/PHASE_03_VENTE_SANS_RESEAU_LA_TABLETTE_SCELLE_LE_SERVEUR_VERIFIE.docx
+++ b/docs/developpement/phases/word/PHASE_03_VENTE_SANS_RESEAU_LA_TABLETTE_SCELLE_LE_SERVEUR_VERIFIE.docx
@@ -18,9 +18,9 @@
         <w:shd w:fill="F6F3FF" w:color="auto" w:val="clear"/>
       </w:pPr>
       <w:r>
-        <w:t xml:space="preserve">FlaiX Expert · dossier de développement · généré le 2026-10-23 depuis le dépôt </w:t>
-      </w:r>
-      <w:hyperlink w:history="1" r:id="rIdz1x4wksxgugi7ep7e3yym">
+        <w:t xml:space="preserve">FlaiX Expert · dossier de développement · généré le 2026-10-24 depuis le dépôt </w:t>
+      </w:r>
+      <w:hyperlink w:history="1" r:id="rId6jf9i68btcrclkkyom8ep">
         <w:r>
           <w:rPr>
             <w:rStyle w:val="Hyperlink"/>
@@ -906,7 +906,7 @@
           <w:numId w:val="3"/>
         </w:numPr>
       </w:pPr>
-      <w:hyperlink w:history="1" r:id="rIdqtwmnwmq-vihlmflf7gwe">
+      <w:hyperlink w:history="1" r:id="rIdgksw6dg5dq6v3ehryejus">
         <w:r>
           <w:rPr>
             <w:rStyle w:val="Hyperlink"/>
@@ -954,7 +954,7 @@
       <w:r>
         <w:t xml:space="preserve"> — créé — </w:t>
       </w:r>
-      <w:hyperlink w:history="1" r:id="rIds1vihe06q4ttde7e59qmh">
+      <w:hyperlink w:history="1" r:id="rIdgvti5cyomo6r4r9a8a-pf">
         <w:r>
           <w:rPr>
             <w:rStyle w:val="Hyperlink"/>
@@ -991,7 +991,7 @@
       <w:r>
         <w:t xml:space="preserve"> — modifié — </w:t>
       </w:r>
-      <w:hyperlink w:history="1" r:id="rIdkxtnjo5h3sqrehtqzkfjf">
+      <w:hyperlink w:history="1" r:id="rIdkadscc-lzcjkdibyrkm7w">
         <w:r>
           <w:rPr>
             <w:rStyle w:val="Hyperlink"/>
@@ -1020,7 +1020,7 @@
       <w:r>
         <w:t xml:space="preserve"> — créé — </w:t>
       </w:r>
-      <w:hyperlink w:history="1" r:id="rIdhsgirwmmumiqduubknywv">
+      <w:hyperlink w:history="1" r:id="rIdg4btgvoacrmpatwvidzmt">
         <w:r>
           <w:rPr>
             <w:rStyle w:val="Hyperlink"/>
@@ -1057,7 +1057,7 @@
       <w:r>
         <w:t xml:space="preserve"> — créé — </w:t>
       </w:r>
-      <w:hyperlink w:history="1" r:id="rIdflaei6aklnhkhzztffpop">
+      <w:hyperlink w:history="1" r:id="rIdkql_0pablkdaolkgsrmw9">
         <w:r>
           <w:rPr>
             <w:rStyle w:val="Hyperlink"/>
@@ -1086,7 +1086,7 @@
       <w:r>
         <w:t xml:space="preserve"> — modifié — </w:t>
       </w:r>
-      <w:hyperlink w:history="1" r:id="rIdthacn1ei_hc_fxgqs33yy">
+      <w:hyperlink w:history="1" r:id="rIdn7aetqaddgokuzrasr_pr">
         <w:r>
           <w:rPr>
             <w:rStyle w:val="Hyperlink"/>
@@ -1115,7 +1115,7 @@
       <w:r>
         <w:t xml:space="preserve"> — modifié — </w:t>
       </w:r>
-      <w:hyperlink w:history="1" r:id="rIdeo3hwkdofn8r6njwotpzz">
+      <w:hyperlink w:history="1" r:id="rIdj8gu4d-5ezs-orbkyaenk">
         <w:r>
           <w:rPr>
             <w:rStyle w:val="Hyperlink"/>
@@ -1144,7 +1144,7 @@
       <w:r>
         <w:t xml:space="preserve"> — modifié — </w:t>
       </w:r>
-      <w:hyperlink w:history="1" r:id="rIdicg3f7qrobqoajw1p3ey-">
+      <w:hyperlink w:history="1" r:id="rIddrguepmi-3iptpwqa5bzh">
         <w:r>
           <w:rPr>
             <w:rStyle w:val="Hyperlink"/>
@@ -1181,7 +1181,7 @@
       <w:r>
         <w:t xml:space="preserve"> — modifié — </w:t>
       </w:r>
-      <w:hyperlink w:history="1" r:id="rIddkhnkdgvk9bydki4a_cru">
+      <w:hyperlink w:history="1" r:id="rIdfmp6lgc1m8ezj18cbn322">
         <w:r>
           <w:rPr>
             <w:rStyle w:val="Hyperlink"/>
@@ -1210,7 +1210,7 @@
       <w:r>
         <w:t xml:space="preserve"> — modifié — </w:t>
       </w:r>
-      <w:hyperlink w:history="1" r:id="rIdmhvltjrlk31ojkpe708r-">
+      <w:hyperlink w:history="1" r:id="rIdpfcgow499-ubyykjpuevk">
         <w:r>
           <w:rPr>
             <w:rStyle w:val="Hyperlink"/>
@@ -1239,7 +1239,7 @@
       <w:r>
         <w:t xml:space="preserve"> — créé — </w:t>
       </w:r>
-      <w:hyperlink w:history="1" r:id="rIdqfu39mtbalczxay-lhl5o">
+      <w:hyperlink w:history="1" r:id="rIdpdmq5wxchie55fvv2r6zr">
         <w:r>
           <w:rPr>
             <w:rStyle w:val="Hyperlink"/>
@@ -1276,7 +1276,7 @@
       <w:r>
         <w:t xml:space="preserve"> — créé — </w:t>
       </w:r>
-      <w:hyperlink w:history="1" r:id="rIdaqen8qajhsw-6pefm4_v0">
+      <w:hyperlink w:history="1" r:id="rId128yhjfskolfddgtdtlno">
         <w:r>
           <w:rPr>
             <w:rStyle w:val="Hyperlink"/>
@@ -1305,7 +1305,7 @@
       <w:r>
         <w:t xml:space="preserve"> — modifié — </w:t>
       </w:r>
-      <w:hyperlink w:history="1" r:id="rIdsyp22yjgbbt4wnzweyzds">
+      <w:hyperlink w:history="1" r:id="rIddvbae_ju9pbmc_spidhao">
         <w:r>
           <w:rPr>
             <w:rStyle w:val="Hyperlink"/>
@@ -1334,7 +1334,7 @@
       <w:r>
         <w:t xml:space="preserve"> — modifié — </w:t>
       </w:r>
-      <w:hyperlink w:history="1" r:id="rId11ym0qzykhm_lk4gskluh">
+      <w:hyperlink w:history="1" r:id="rId0a-ektl8ntdnipwollb_5">
         <w:r>
           <w:rPr>
             <w:rStyle w:val="Hyperlink"/>
@@ -1363,7 +1363,7 @@
       <w:r>
         <w:t xml:space="preserve"> — créé — </w:t>
       </w:r>
-      <w:hyperlink w:history="1" r:id="rId_h7qwh8k6y_0ua1x93vjj">
+      <w:hyperlink w:history="1" r:id="rIdcu2hbqfef5qwd8famfpbv">
         <w:r>
           <w:rPr>
             <w:rStyle w:val="Hyperlink"/>
@@ -1392,7 +1392,7 @@
       <w:r>
         <w:t xml:space="preserve"> — modifié — </w:t>
       </w:r>
-      <w:hyperlink w:history="1" r:id="rIdnrkx5-osfb9fchc2epcly">
+      <w:hyperlink w:history="1" r:id="rIdk4sp_y_ivbbjevtqg_dpy">
         <w:r>
           <w:rPr>
             <w:rStyle w:val="Hyperlink"/>
@@ -1421,7 +1421,7 @@
       <w:r>
         <w:t xml:space="preserve"> — modifié — </w:t>
       </w:r>
-      <w:hyperlink w:history="1" r:id="rIdfupfhod_nt7ybh8irvwbe">
+      <w:hyperlink w:history="1" r:id="rIdema_gnalldffjblpcjmpl">
         <w:r>
           <w:rPr>
             <w:rStyle w:val="Hyperlink"/>
@@ -1458,7 +1458,7 @@
       <w:r>
         <w:t xml:space="preserve"> — modifié — </w:t>
       </w:r>
-      <w:hyperlink w:history="1" r:id="rIdh7u1ndd0npyyi9v7skykk">
+      <w:hyperlink w:history="1" r:id="rIdmghioojk1w-7ybcz-htyv">
         <w:r>
           <w:rPr>
             <w:rStyle w:val="Hyperlink"/>
@@ -1487,7 +1487,7 @@
       <w:r>
         <w:t xml:space="preserve"> — modifié — </w:t>
       </w:r>
-      <w:hyperlink w:history="1" r:id="rIdxwyjahr3dhugo_bx1joxy">
+      <w:hyperlink w:history="1" r:id="rIdfzr41fm17c80uosbbvcct">
         <w:r>
           <w:rPr>
             <w:rStyle w:val="Hyperlink"/>
@@ -1516,7 +1516,7 @@
       <w:r>
         <w:t xml:space="preserve"> — créé — </w:t>
       </w:r>
-      <w:hyperlink w:history="1" r:id="rIdx5nbcflj5mvnmmhr-1gsz">
+      <w:hyperlink w:history="1" r:id="rIdjbugt8xflacdqmrk2xzvf">
         <w:r>
           <w:rPr>
             <w:rStyle w:val="Hyperlink"/>

--- a/docs/developpement/phases/word/PHASE_03_VENTE_SANS_RESEAU_LA_TABLETTE_SCELLE_LE_SERVEUR_VERIFIE.docx
+++ b/docs/developpement/phases/word/PHASE_03_VENTE_SANS_RESEAU_LA_TABLETTE_SCELLE_LE_SERVEUR_VERIFIE.docx
@@ -18,9 +18,9 @@
         <w:shd w:fill="F6F3FF" w:color="auto" w:val="clear"/>
       </w:pPr>
       <w:r>
-        <w:t xml:space="preserve">FlaiX Expert · dossier de développement · généré le 2026-10-24 depuis le dépôt </w:t>
-      </w:r>
-      <w:hyperlink w:history="1" r:id="rId6jf9i68btcrclkkyom8ep">
+        <w:t xml:space="preserve">FlaiX Expert · dossier de développement · généré le 2026-10-25 depuis le dépôt </w:t>
+      </w:r>
+      <w:hyperlink w:history="1" r:id="rIdrywg7t18cegz8muvpeaxb">
         <w:r>
           <w:rPr>
             <w:rStyle w:val="Hyperlink"/>
@@ -906,7 +906,7 @@
           <w:numId w:val="3"/>
         </w:numPr>
       </w:pPr>
-      <w:hyperlink w:history="1" r:id="rIdgksw6dg5dq6v3ehryejus">
+      <w:hyperlink w:history="1" r:id="rIdgdigmyznh3lxak_4x_ur5">
         <w:r>
           <w:rPr>
             <w:rStyle w:val="Hyperlink"/>
@@ -954,7 +954,7 @@
       <w:r>
         <w:t xml:space="preserve"> — créé — </w:t>
       </w:r>
-      <w:hyperlink w:history="1" r:id="rIdgvti5cyomo6r4r9a8a-pf">
+      <w:hyperlink w:history="1" r:id="rIdz6ffs8f8ovb_xpbrxss4c">
         <w:r>
           <w:rPr>
             <w:rStyle w:val="Hyperlink"/>
@@ -991,7 +991,7 @@
       <w:r>
         <w:t xml:space="preserve"> — modifié — </w:t>
       </w:r>
-      <w:hyperlink w:history="1" r:id="rIdkadscc-lzcjkdibyrkm7w">
+      <w:hyperlink w:history="1" r:id="rIduocqoyoowr3s7ljhajira">
         <w:r>
           <w:rPr>
             <w:rStyle w:val="Hyperlink"/>
@@ -1020,7 +1020,7 @@
       <w:r>
         <w:t xml:space="preserve"> — créé — </w:t>
       </w:r>
-      <w:hyperlink w:history="1" r:id="rIdg4btgvoacrmpatwvidzmt">
+      <w:hyperlink w:history="1" r:id="rIdr41hiu8rvdbiionxgsoyc">
         <w:r>
           <w:rPr>
             <w:rStyle w:val="Hyperlink"/>
@@ -1057,7 +1057,7 @@
       <w:r>
         <w:t xml:space="preserve"> — créé — </w:t>
       </w:r>
-      <w:hyperlink w:history="1" r:id="rIdkql_0pablkdaolkgsrmw9">
+      <w:hyperlink w:history="1" r:id="rIdrlaypfjuoxymr_w24ir3-">
         <w:r>
           <w:rPr>
             <w:rStyle w:val="Hyperlink"/>
@@ -1086,7 +1086,7 @@
       <w:r>
         <w:t xml:space="preserve"> — modifié — </w:t>
       </w:r>
-      <w:hyperlink w:history="1" r:id="rIdn7aetqaddgokuzrasr_pr">
+      <w:hyperlink w:history="1" r:id="rId6lndjs_tgp9www-mspw3s">
         <w:r>
           <w:rPr>
             <w:rStyle w:val="Hyperlink"/>
@@ -1115,7 +1115,7 @@
       <w:r>
         <w:t xml:space="preserve"> — modifié — </w:t>
       </w:r>
-      <w:hyperlink w:history="1" r:id="rIdj8gu4d-5ezs-orbkyaenk">
+      <w:hyperlink w:history="1" r:id="rIdti5d1ealh2pwcxgx6vy4v">
         <w:r>
           <w:rPr>
             <w:rStyle w:val="Hyperlink"/>
@@ -1144,7 +1144,7 @@
       <w:r>
         <w:t xml:space="preserve"> — modifié — </w:t>
       </w:r>
-      <w:hyperlink w:history="1" r:id="rIddrguepmi-3iptpwqa5bzh">
+      <w:hyperlink w:history="1" r:id="rIdqubqfzybgr44k7vegqx22">
         <w:r>
           <w:rPr>
             <w:rStyle w:val="Hyperlink"/>
@@ -1181,7 +1181,7 @@
       <w:r>
         <w:t xml:space="preserve"> — modifié — </w:t>
       </w:r>
-      <w:hyperlink w:history="1" r:id="rIdfmp6lgc1m8ezj18cbn322">
+      <w:hyperlink w:history="1" r:id="rId1nyk9e0btsyfnnq9rgmzc">
         <w:r>
           <w:rPr>
             <w:rStyle w:val="Hyperlink"/>
@@ -1210,7 +1210,7 @@
       <w:r>
         <w:t xml:space="preserve"> — modifié — </w:t>
       </w:r>
-      <w:hyperlink w:history="1" r:id="rIdpfcgow499-ubyykjpuevk">
+      <w:hyperlink w:history="1" r:id="rIdmdgb5cr1ag32fiyvs7vif">
         <w:r>
           <w:rPr>
             <w:rStyle w:val="Hyperlink"/>
@@ -1239,7 +1239,7 @@
       <w:r>
         <w:t xml:space="preserve"> — créé — </w:t>
       </w:r>
-      <w:hyperlink w:history="1" r:id="rIdpdmq5wxchie55fvv2r6zr">
+      <w:hyperlink w:history="1" r:id="rIdqwwtmcnc227jvo7myu_xw">
         <w:r>
           <w:rPr>
             <w:rStyle w:val="Hyperlink"/>
@@ -1276,7 +1276,7 @@
       <w:r>
         <w:t xml:space="preserve"> — créé — </w:t>
       </w:r>
-      <w:hyperlink w:history="1" r:id="rId128yhjfskolfddgtdtlno">
+      <w:hyperlink w:history="1" r:id="rIdesk0e-8vel6ikqrwcsncs">
         <w:r>
           <w:rPr>
             <w:rStyle w:val="Hyperlink"/>
@@ -1305,7 +1305,7 @@
       <w:r>
         <w:t xml:space="preserve"> — modifié — </w:t>
       </w:r>
-      <w:hyperlink w:history="1" r:id="rIddvbae_ju9pbmc_spidhao">
+      <w:hyperlink w:history="1" r:id="rIdq86y35yzowtu-ke9wjqws">
         <w:r>
           <w:rPr>
             <w:rStyle w:val="Hyperlink"/>
@@ -1334,7 +1334,7 @@
       <w:r>
         <w:t xml:space="preserve"> — modifié — </w:t>
       </w:r>
-      <w:hyperlink w:history="1" r:id="rId0a-ektl8ntdnipwollb_5">
+      <w:hyperlink w:history="1" r:id="rIdmocmez_i5lqmybxkighe9">
         <w:r>
           <w:rPr>
             <w:rStyle w:val="Hyperlink"/>
@@ -1363,7 +1363,7 @@
       <w:r>
         <w:t xml:space="preserve"> — créé — </w:t>
       </w:r>
-      <w:hyperlink w:history="1" r:id="rIdcu2hbqfef5qwd8famfpbv">
+      <w:hyperlink w:history="1" r:id="rIdniee-gn9bjomejdqhae6d">
         <w:r>
           <w:rPr>
             <w:rStyle w:val="Hyperlink"/>
@@ -1392,7 +1392,7 @@
       <w:r>
         <w:t xml:space="preserve"> — modifié — </w:t>
       </w:r>
-      <w:hyperlink w:history="1" r:id="rIdk4sp_y_ivbbjevtqg_dpy">
+      <w:hyperlink w:history="1" r:id="rIdic4l2ct8rkvssysqpo8lx">
         <w:r>
           <w:rPr>
             <w:rStyle w:val="Hyperlink"/>
@@ -1421,7 +1421,7 @@
       <w:r>
         <w:t xml:space="preserve"> — modifié — </w:t>
       </w:r>
-      <w:hyperlink w:history="1" r:id="rIdema_gnalldffjblpcjmpl">
+      <w:hyperlink w:history="1" r:id="rIdtq4adxgs-_qvtckwznufu">
         <w:r>
           <w:rPr>
             <w:rStyle w:val="Hyperlink"/>
@@ -1458,7 +1458,7 @@
       <w:r>
         <w:t xml:space="preserve"> — modifié — </w:t>
       </w:r>
-      <w:hyperlink w:history="1" r:id="rIdmghioojk1w-7ybcz-htyv">
+      <w:hyperlink w:history="1" r:id="rIdczlj4pj7yj0crxr-ltajd">
         <w:r>
           <w:rPr>
             <w:rStyle w:val="Hyperlink"/>
@@ -1487,7 +1487,7 @@
       <w:r>
         <w:t xml:space="preserve"> — modifié — </w:t>
       </w:r>
-      <w:hyperlink w:history="1" r:id="rIdfzr41fm17c80uosbbvcct">
+      <w:hyperlink w:history="1" r:id="rIdsnxqexftdnyqbnmmsmzs1">
         <w:r>
           <w:rPr>
             <w:rStyle w:val="Hyperlink"/>
@@ -1516,7 +1516,7 @@
       <w:r>
         <w:t xml:space="preserve"> — créé — </w:t>
       </w:r>
-      <w:hyperlink w:history="1" r:id="rIdjbugt8xflacdqmrk2xzvf">
+      <w:hyperlink w:history="1" r:id="rIdr8cvzjju2uvdfluhqq-eu">
         <w:r>
           <w:rPr>
             <w:rStyle w:val="Hyperlink"/>

--- a/docs/developpement/phases/word/PHASE_03_VENTE_SANS_RESEAU_LA_TABLETTE_SCELLE_LE_SERVEUR_VERIFIE.docx
+++ b/docs/developpement/phases/word/PHASE_03_VENTE_SANS_RESEAU_LA_TABLETTE_SCELLE_LE_SERVEUR_VERIFIE.docx
@@ -20,7 +20,7 @@
       <w:r>
         <w:t xml:space="preserve">FlaiX Expert · dossier de développement · généré le 2026-10-25 depuis le dépôt </w:t>
       </w:r>
-      <w:hyperlink w:history="1" r:id="rIdrywg7t18cegz8muvpeaxb">
+      <w:hyperlink w:history="1" r:id="rIdp4jdfkimsdnm383-fovf2">
         <w:r>
           <w:rPr>
             <w:rStyle w:val="Hyperlink"/>
@@ -906,7 +906,7 @@
           <w:numId w:val="3"/>
         </w:numPr>
       </w:pPr>
-      <w:hyperlink w:history="1" r:id="rIdgdigmyznh3lxak_4x_ur5">
+      <w:hyperlink w:history="1" r:id="rIdwoadbe1pe8wcy2dqehdfi">
         <w:r>
           <w:rPr>
             <w:rStyle w:val="Hyperlink"/>
@@ -954,7 +954,7 @@
       <w:r>
         <w:t xml:space="preserve"> — créé — </w:t>
       </w:r>
-      <w:hyperlink w:history="1" r:id="rIdz6ffs8f8ovb_xpbrxss4c">
+      <w:hyperlink w:history="1" r:id="rIdo1kgasixojstpex77mrv_">
         <w:r>
           <w:rPr>
             <w:rStyle w:val="Hyperlink"/>
@@ -991,7 +991,7 @@
       <w:r>
         <w:t xml:space="preserve"> — modifié — </w:t>
       </w:r>
-      <w:hyperlink w:history="1" r:id="rIduocqoyoowr3s7ljhajira">
+      <w:hyperlink w:history="1" r:id="rIdrtslec12mqdt8bawygpei">
         <w:r>
           <w:rPr>
             <w:rStyle w:val="Hyperlink"/>
@@ -1020,7 +1020,7 @@
       <w:r>
         <w:t xml:space="preserve"> — créé — </w:t>
       </w:r>
-      <w:hyperlink w:history="1" r:id="rIdr41hiu8rvdbiionxgsoyc">
+      <w:hyperlink w:history="1" r:id="rIdy5zknnsyfugn2r0glwdhy">
         <w:r>
           <w:rPr>
             <w:rStyle w:val="Hyperlink"/>
@@ -1057,7 +1057,7 @@
       <w:r>
         <w:t xml:space="preserve"> — créé — </w:t>
       </w:r>
-      <w:hyperlink w:history="1" r:id="rIdrlaypfjuoxymr_w24ir3-">
+      <w:hyperlink w:history="1" r:id="rIdy3cdoxknyyha-5uucs0e3">
         <w:r>
           <w:rPr>
             <w:rStyle w:val="Hyperlink"/>
@@ -1086,7 +1086,7 @@
       <w:r>
         <w:t xml:space="preserve"> — modifié — </w:t>
       </w:r>
-      <w:hyperlink w:history="1" r:id="rId6lndjs_tgp9www-mspw3s">
+      <w:hyperlink w:history="1" r:id="rIdgsgh7hjts4ps9zq_uziym">
         <w:r>
           <w:rPr>
             <w:rStyle w:val="Hyperlink"/>
@@ -1115,7 +1115,7 @@
       <w:r>
         <w:t xml:space="preserve"> — modifié — </w:t>
       </w:r>
-      <w:hyperlink w:history="1" r:id="rIdti5d1ealh2pwcxgx6vy4v">
+      <w:hyperlink w:history="1" r:id="rIdu7g6zytu7m3-q3nwpfr6z">
         <w:r>
           <w:rPr>
             <w:rStyle w:val="Hyperlink"/>
@@ -1144,7 +1144,7 @@
       <w:r>
         <w:t xml:space="preserve"> — modifié — </w:t>
       </w:r>
-      <w:hyperlink w:history="1" r:id="rIdqubqfzybgr44k7vegqx22">
+      <w:hyperlink w:history="1" r:id="rId-oustmfmq7tus2d0r8kak">
         <w:r>
           <w:rPr>
             <w:rStyle w:val="Hyperlink"/>
@@ -1181,7 +1181,7 @@
       <w:r>
         <w:t xml:space="preserve"> — modifié — </w:t>
       </w:r>
-      <w:hyperlink w:history="1" r:id="rId1nyk9e0btsyfnnq9rgmzc">
+      <w:hyperlink w:history="1" r:id="rId56s0qpvtovllsdb2gfpd_">
         <w:r>
           <w:rPr>
             <w:rStyle w:val="Hyperlink"/>
@@ -1210,7 +1210,7 @@
       <w:r>
         <w:t xml:space="preserve"> — modifié — </w:t>
       </w:r>
-      <w:hyperlink w:history="1" r:id="rIdmdgb5cr1ag32fiyvs7vif">
+      <w:hyperlink w:history="1" r:id="rIdyvmz8rngkcoolfazqkguk">
         <w:r>
           <w:rPr>
             <w:rStyle w:val="Hyperlink"/>
@@ -1239,7 +1239,7 @@
       <w:r>
         <w:t xml:space="preserve"> — créé — </w:t>
       </w:r>
-      <w:hyperlink w:history="1" r:id="rIdqwwtmcnc227jvo7myu_xw">
+      <w:hyperlink w:history="1" r:id="rIdi7-66qjqnmfcyvxwsf1pa">
         <w:r>
           <w:rPr>
             <w:rStyle w:val="Hyperlink"/>
@@ -1276,7 +1276,7 @@
       <w:r>
         <w:t xml:space="preserve"> — créé — </w:t>
       </w:r>
-      <w:hyperlink w:history="1" r:id="rIdesk0e-8vel6ikqrwcsncs">
+      <w:hyperlink w:history="1" r:id="rIdpolu0ibcrdaup2orm-1ri">
         <w:r>
           <w:rPr>
             <w:rStyle w:val="Hyperlink"/>
@@ -1305,7 +1305,7 @@
       <w:r>
         <w:t xml:space="preserve"> — modifié — </w:t>
       </w:r>
-      <w:hyperlink w:history="1" r:id="rIdq86y35yzowtu-ke9wjqws">
+      <w:hyperlink w:history="1" r:id="rIdnw5lrwrxw8t1np4rltev7">
         <w:r>
           <w:rPr>
             <w:rStyle w:val="Hyperlink"/>
@@ -1334,7 +1334,7 @@
       <w:r>
         <w:t xml:space="preserve"> — modifié — </w:t>
       </w:r>
-      <w:hyperlink w:history="1" r:id="rIdmocmez_i5lqmybxkighe9">
+      <w:hyperlink w:history="1" r:id="rIdzb3x01qpidtebhpqol8ih">
         <w:r>
           <w:rPr>
             <w:rStyle w:val="Hyperlink"/>
@@ -1363,7 +1363,7 @@
       <w:r>
         <w:t xml:space="preserve"> — créé — </w:t>
       </w:r>
-      <w:hyperlink w:history="1" r:id="rIdniee-gn9bjomejdqhae6d">
+      <w:hyperlink w:history="1" r:id="rIdkkknsp0u_i2tqs1lc4odt">
         <w:r>
           <w:rPr>
             <w:rStyle w:val="Hyperlink"/>
@@ -1392,7 +1392,7 @@
       <w:r>
         <w:t xml:space="preserve"> — modifié — </w:t>
       </w:r>
-      <w:hyperlink w:history="1" r:id="rIdic4l2ct8rkvssysqpo8lx">
+      <w:hyperlink w:history="1" r:id="rIdfkp4ifjdwzihuxjro1n3q">
         <w:r>
           <w:rPr>
             <w:rStyle w:val="Hyperlink"/>
@@ -1421,7 +1421,7 @@
       <w:r>
         <w:t xml:space="preserve"> — modifié — </w:t>
       </w:r>
-      <w:hyperlink w:history="1" r:id="rIdtq4adxgs-_qvtckwznufu">
+      <w:hyperlink w:history="1" r:id="rId0clug9jdkod3uewim3hfr">
         <w:r>
           <w:rPr>
             <w:rStyle w:val="Hyperlink"/>
@@ -1458,7 +1458,7 @@
       <w:r>
         <w:t xml:space="preserve"> — modifié — </w:t>
       </w:r>
-      <w:hyperlink w:history="1" r:id="rIdczlj4pj7yj0crxr-ltajd">
+      <w:hyperlink w:history="1" r:id="rIdkeppjues6r1qep64rhe1o">
         <w:r>
           <w:rPr>
             <w:rStyle w:val="Hyperlink"/>
@@ -1487,7 +1487,7 @@
       <w:r>
         <w:t xml:space="preserve"> — modifié — </w:t>
       </w:r>
-      <w:hyperlink w:history="1" r:id="rIdsnxqexftdnyqbnmmsmzs1">
+      <w:hyperlink w:history="1" r:id="rIdiuhbcxlqod_n16t0dt9bw">
         <w:r>
           <w:rPr>
             <w:rStyle w:val="Hyperlink"/>
@@ -1516,7 +1516,7 @@
       <w:r>
         <w:t xml:space="preserve"> — créé — </w:t>
       </w:r>
-      <w:hyperlink w:history="1" r:id="rIdr8cvzjju2uvdfluhqq-eu">
+      <w:hyperlink w:history="1" r:id="rIdfpbrmz6fbz86fgpbco79h">
         <w:r>
           <w:rPr>
             <w:rStyle w:val="Hyperlink"/>

--- a/docs/developpement/phases/word/PHASE_03_VENTE_SANS_RESEAU_LA_TABLETTE_SCELLE_LE_SERVEUR_VERIFIE.docx
+++ b/docs/developpement/phases/word/PHASE_03_VENTE_SANS_RESEAU_LA_TABLETTE_SCELLE_LE_SERVEUR_VERIFIE.docx
@@ -20,7 +20,7 @@
       <w:r>
         <w:t xml:space="preserve">FlaiX Expert · dossier de développement · généré le 2026-10-25 depuis le dépôt </w:t>
       </w:r>
-      <w:hyperlink w:history="1" r:id="rIdp4jdfkimsdnm383-fovf2">
+      <w:hyperlink w:history="1" r:id="rId-0mvpkzvsqdse3o0_ywnf">
         <w:r>
           <w:rPr>
             <w:rStyle w:val="Hyperlink"/>
@@ -906,7 +906,7 @@
           <w:numId w:val="3"/>
         </w:numPr>
       </w:pPr>
-      <w:hyperlink w:history="1" r:id="rIdwoadbe1pe8wcy2dqehdfi">
+      <w:hyperlink w:history="1" r:id="rIdvcgi8rcltjm4blqnfosf5">
         <w:r>
           <w:rPr>
             <w:rStyle w:val="Hyperlink"/>
@@ -954,7 +954,7 @@
       <w:r>
         <w:t xml:space="preserve"> — créé — </w:t>
       </w:r>
-      <w:hyperlink w:history="1" r:id="rIdo1kgasixojstpex77mrv_">
+      <w:hyperlink w:history="1" r:id="rIdxzz-t5l29lnsff6g5wj2i">
         <w:r>
           <w:rPr>
             <w:rStyle w:val="Hyperlink"/>
@@ -991,7 +991,7 @@
       <w:r>
         <w:t xml:space="preserve"> — modifié — </w:t>
       </w:r>
-      <w:hyperlink w:history="1" r:id="rIdrtslec12mqdt8bawygpei">
+      <w:hyperlink w:history="1" r:id="rIdwrwi4bq4ld8wrjrhev1ue">
         <w:r>
           <w:rPr>
             <w:rStyle w:val="Hyperlink"/>
@@ -1020,7 +1020,7 @@
       <w:r>
         <w:t xml:space="preserve"> — créé — </w:t>
       </w:r>
-      <w:hyperlink w:history="1" r:id="rIdy5zknnsyfugn2r0glwdhy">
+      <w:hyperlink w:history="1" r:id="rIdrdcchthlwr_cuurwocqqh">
         <w:r>
           <w:rPr>
             <w:rStyle w:val="Hyperlink"/>
@@ -1057,7 +1057,7 @@
       <w:r>
         <w:t xml:space="preserve"> — créé — </w:t>
       </w:r>
-      <w:hyperlink w:history="1" r:id="rIdy3cdoxknyyha-5uucs0e3">
+      <w:hyperlink w:history="1" r:id="rIdke2pn4uahtmf8z-qo6hh1">
         <w:r>
           <w:rPr>
             <w:rStyle w:val="Hyperlink"/>
@@ -1086,7 +1086,7 @@
       <w:r>
         <w:t xml:space="preserve"> — modifié — </w:t>
       </w:r>
-      <w:hyperlink w:history="1" r:id="rIdgsgh7hjts4ps9zq_uziym">
+      <w:hyperlink w:history="1" r:id="rIdlh5z09y-fk8pz1p-_a4fn">
         <w:r>
           <w:rPr>
             <w:rStyle w:val="Hyperlink"/>
@@ -1115,7 +1115,7 @@
       <w:r>
         <w:t xml:space="preserve"> — modifié — </w:t>
       </w:r>
-      <w:hyperlink w:history="1" r:id="rIdu7g6zytu7m3-q3nwpfr6z">
+      <w:hyperlink w:history="1" r:id="rIdgbamo2ksszaputjlieg0u">
         <w:r>
           <w:rPr>
             <w:rStyle w:val="Hyperlink"/>
@@ -1144,7 +1144,7 @@
       <w:r>
         <w:t xml:space="preserve"> — modifié — </w:t>
       </w:r>
-      <w:hyperlink w:history="1" r:id="rId-oustmfmq7tus2d0r8kak">
+      <w:hyperlink w:history="1" r:id="rIdklcoucfmbsnrn9ewgluxj">
         <w:r>
           <w:rPr>
             <w:rStyle w:val="Hyperlink"/>
@@ -1181,7 +1181,7 @@
       <w:r>
         <w:t xml:space="preserve"> — modifié — </w:t>
       </w:r>
-      <w:hyperlink w:history="1" r:id="rId56s0qpvtovllsdb2gfpd_">
+      <w:hyperlink w:history="1" r:id="rIdtj-00xsm9jfwluaplalql">
         <w:r>
           <w:rPr>
             <w:rStyle w:val="Hyperlink"/>
@@ -1210,7 +1210,7 @@
       <w:r>
         <w:t xml:space="preserve"> — modifié — </w:t>
       </w:r>
-      <w:hyperlink w:history="1" r:id="rIdyvmz8rngkcoolfazqkguk">
+      <w:hyperlink w:history="1" r:id="rIdnexs3j7g9mc1fzjq0u1xp">
         <w:r>
           <w:rPr>
             <w:rStyle w:val="Hyperlink"/>
@@ -1239,7 +1239,7 @@
       <w:r>
         <w:t xml:space="preserve"> — créé — </w:t>
       </w:r>
-      <w:hyperlink w:history="1" r:id="rIdi7-66qjqnmfcyvxwsf1pa">
+      <w:hyperlink w:history="1" r:id="rIdemox4dp3t02-ybasmh58i">
         <w:r>
           <w:rPr>
             <w:rStyle w:val="Hyperlink"/>
@@ -1276,7 +1276,7 @@
       <w:r>
         <w:t xml:space="preserve"> — créé — </w:t>
       </w:r>
-      <w:hyperlink w:history="1" r:id="rIdpolu0ibcrdaup2orm-1ri">
+      <w:hyperlink w:history="1" r:id="rIdv9gwqccs1yljl4njy5o-r">
         <w:r>
           <w:rPr>
             <w:rStyle w:val="Hyperlink"/>
@@ -1305,7 +1305,7 @@
       <w:r>
         <w:t xml:space="preserve"> — modifié — </w:t>
       </w:r>
-      <w:hyperlink w:history="1" r:id="rIdnw5lrwrxw8t1np4rltev7">
+      <w:hyperlink w:history="1" r:id="rIdgxwojx-nqgew6w26qprku">
         <w:r>
           <w:rPr>
             <w:rStyle w:val="Hyperlink"/>
@@ -1334,7 +1334,7 @@
       <w:r>
         <w:t xml:space="preserve"> — modifié — </w:t>
       </w:r>
-      <w:hyperlink w:history="1" r:id="rIdzb3x01qpidtebhpqol8ih">
+      <w:hyperlink w:history="1" r:id="rId0qe_jhujohaoxbx_zrqsp">
         <w:r>
           <w:rPr>
             <w:rStyle w:val="Hyperlink"/>
@@ -1363,7 +1363,7 @@
       <w:r>
         <w:t xml:space="preserve"> — créé — </w:t>
       </w:r>
-      <w:hyperlink w:history="1" r:id="rIdkkknsp0u_i2tqs1lc4odt">
+      <w:hyperlink w:history="1" r:id="rIdenh8bec7ekgx1mykg0aci">
         <w:r>
           <w:rPr>
             <w:rStyle w:val="Hyperlink"/>
@@ -1392,7 +1392,7 @@
       <w:r>
         <w:t xml:space="preserve"> — modifié — </w:t>
       </w:r>
-      <w:hyperlink w:history="1" r:id="rIdfkp4ifjdwzihuxjro1n3q">
+      <w:hyperlink w:history="1" r:id="rIdky98qtvipl6nhkxjx2azo">
         <w:r>
           <w:rPr>
             <w:rStyle w:val="Hyperlink"/>
@@ -1421,7 +1421,7 @@
       <w:r>
         <w:t xml:space="preserve"> — modifié — </w:t>
       </w:r>
-      <w:hyperlink w:history="1" r:id="rId0clug9jdkod3uewim3hfr">
+      <w:hyperlink w:history="1" r:id="rIdxk8k4ompn1gntqzhrp09e">
         <w:r>
           <w:rPr>
             <w:rStyle w:val="Hyperlink"/>
@@ -1458,7 +1458,7 @@
       <w:r>
         <w:t xml:space="preserve"> — modifié — </w:t>
       </w:r>
-      <w:hyperlink w:history="1" r:id="rIdkeppjues6r1qep64rhe1o">
+      <w:hyperlink w:history="1" r:id="rIdahcw9wnq7d78a7xshivrz">
         <w:r>
           <w:rPr>
             <w:rStyle w:val="Hyperlink"/>
@@ -1487,7 +1487,7 @@
       <w:r>
         <w:t xml:space="preserve"> — modifié — </w:t>
       </w:r>
-      <w:hyperlink w:history="1" r:id="rIdiuhbcxlqod_n16t0dt9bw">
+      <w:hyperlink w:history="1" r:id="rIdga2v3jbzyo-rndnmdfqll">
         <w:r>
           <w:rPr>
             <w:rStyle w:val="Hyperlink"/>
@@ -1516,7 +1516,7 @@
       <w:r>
         <w:t xml:space="preserve"> — créé — </w:t>
       </w:r>
-      <w:hyperlink w:history="1" r:id="rIdfpbrmz6fbz86fgpbco79h">
+      <w:hyperlink w:history="1" r:id="rIdyqigrkgfmbaqkewxsxefq">
         <w:r>
           <w:rPr>
             <w:rStyle w:val="Hyperlink"/>
